--- a/Vnnn-Aga/V303-ATh.docx
+++ b/Vnnn-Aga/V303-ATh.docx
@@ -159,7 +159,39 @@
           <w:rFonts w:ascii="Gentium" w:hAnsi="Gentium" w:cs="Gentium"/>
           <w:color w:val="auto"/>
         </w:rPr>
-        <w:t>According to the lot, therefore, India fell to Judas Thomas, which is also the twin; but he would not go, saying that by reason of the weakness of the flesh he could not travel, and, “I am an Hebrew man; how can I go amongst the Indians and preach the truth?” And, as he thus reasoned and spoke, the Saviour appeared to him by night and said to him, “Fear not, Thomas, go to India and preach the word there; for, my grace is with you.” But he would not obey, saying, “Whither you would send me, send me, but elsewhere; for, to the Indians I will not go.”</w:t>
+        <w:t xml:space="preserve">According to the lot, therefore, India fell to Judas Thomas, which is also the twin; but he would not go, saying that by reason of the weakness of the flesh he could not travel, </w:t>
+      </w:r>
+      <w:proofErr w:type="gramStart"/>
+      <w:r>
+        <w:rPr>
+          <w:rFonts w:ascii="Gentium" w:hAnsi="Gentium" w:cs="Gentium"/>
+          <w:color w:val="auto"/>
+        </w:rPr>
+        <w:t>and,</w:t>
+      </w:r>
+      <w:proofErr w:type="gramEnd"/>
+      <w:r>
+        <w:rPr>
+          <w:rFonts w:ascii="Gentium" w:hAnsi="Gentium" w:cs="Gentium"/>
+          <w:color w:val="auto"/>
+        </w:rPr>
+        <w:t xml:space="preserve"> “I am </w:t>
+      </w:r>
+      <w:proofErr w:type="gramStart"/>
+      <w:r>
+        <w:rPr>
+          <w:rFonts w:ascii="Gentium" w:hAnsi="Gentium" w:cs="Gentium"/>
+          <w:color w:val="auto"/>
+        </w:rPr>
+        <w:t>an</w:t>
+      </w:r>
+      <w:proofErr w:type="gramEnd"/>
+      <w:r>
+        <w:rPr>
+          <w:rFonts w:ascii="Gentium" w:hAnsi="Gentium" w:cs="Gentium"/>
+          <w:color w:val="auto"/>
+        </w:rPr>
+        <w:t xml:space="preserve"> Hebrew man; how can I go amongst the Indians and preach the truth?” And, as he thus reasoned and spoke, the Saviour appeared to him by night and said to him, “Fear not, Thomas, go to India and preach the word there; for, my grace is with you.” But he would not obey, saying, “Whither you would send me, send me, but elsewhere; for, to the Indians I will not go.”</w:t>
       </w:r>
     </w:p>
     <w:p>
@@ -204,7 +236,55 @@
           <w:rFonts w:ascii="Gentium" w:hAnsi="Gentium" w:cs="Gentium"/>
           <w:color w:val="auto"/>
         </w:rPr>
-        <w:t>And, while he thus spoke and thought, it chanced that there was there a certain merchant come from India whose name was Abbanes, sent from the King Gundaphorus [Gundaphorus is a historical personage who reigned over a part of India in the first century after Christ. His coins bear his name in Greek, as Hyndopheres], and having commandment from him to buy a carpenter and bring him to him.</w:t>
+        <w:t xml:space="preserve">And, while he thus spoke and thought, it chanced that there was there a certain merchant come from India whose name was Abbanes, sent from the King </w:t>
+      </w:r>
+      <w:proofErr w:type="spellStart"/>
+      <w:r>
+        <w:rPr>
+          <w:rFonts w:ascii="Gentium" w:hAnsi="Gentium" w:cs="Gentium"/>
+          <w:color w:val="auto"/>
+        </w:rPr>
+        <w:t>Gundaphorus</w:t>
+      </w:r>
+      <w:proofErr w:type="spellEnd"/>
+      <w:r>
+        <w:rPr>
+          <w:rFonts w:ascii="Gentium" w:hAnsi="Gentium" w:cs="Gentium"/>
+          <w:color w:val="auto"/>
+        </w:rPr>
+        <w:t xml:space="preserve"> [</w:t>
+      </w:r>
+      <w:proofErr w:type="spellStart"/>
+      <w:r>
+        <w:rPr>
+          <w:rFonts w:ascii="Gentium" w:hAnsi="Gentium" w:cs="Gentium"/>
+          <w:color w:val="auto"/>
+        </w:rPr>
+        <w:t>Gundaphorus</w:t>
+      </w:r>
+      <w:proofErr w:type="spellEnd"/>
+      <w:r>
+        <w:rPr>
+          <w:rFonts w:ascii="Gentium" w:hAnsi="Gentium" w:cs="Gentium"/>
+          <w:color w:val="auto"/>
+        </w:rPr>
+        <w:t xml:space="preserve"> is a historical personage who reigned over a part of India in the first century after Christ. His coins bear his name in Greek, as </w:t>
+      </w:r>
+      <w:proofErr w:type="spellStart"/>
+      <w:r>
+        <w:rPr>
+          <w:rFonts w:ascii="Gentium" w:hAnsi="Gentium" w:cs="Gentium"/>
+          <w:color w:val="auto"/>
+        </w:rPr>
+        <w:t>Hyndopheres</w:t>
+      </w:r>
+      <w:proofErr w:type="spellEnd"/>
+      <w:r>
+        <w:rPr>
+          <w:rFonts w:ascii="Gentium" w:hAnsi="Gentium" w:cs="Gentium"/>
+          <w:color w:val="auto"/>
+        </w:rPr>
+        <w:t>], and having commandment from him to buy a carpenter and bring him to him.</w:t>
       </w:r>
     </w:p>
     <w:p>
@@ -232,7 +312,23 @@
           <w:rFonts w:ascii="Gentium" w:hAnsi="Gentium" w:cs="Gentium"/>
           <w:color w:val="auto"/>
         </w:rPr>
-        <w:t xml:space="preserve"> at noon, said to him, “Would you buy a carpenter?” And he said to him, “Yes.” And the Lord said to him, “I have a slave that is a carpenter and I desire to sell him.” And, so saying, he showed him Thomas afar off, and agreed with him for three litrae of silver unstamped, and wrote a deed of sale, saying, “I, Jesus, the son of Joseph the carpenter, acknowledge that I have sold my slave, Judas by name, to you, Abbanes, a merchant of Gundaphorus, king of the Indians.” And, when the deed was finished, the Saviour took Judas Thomas and led him away to Abbanes the merchant; and, when Abbanes saw him, he said to him, “Is this your master?” And the apostle said, “Yes, he is my Lord.” And he said, “I have bought you from him.” And the apostle held his peace.</w:t>
+        <w:t xml:space="preserve"> at noon, said to him, “Would you buy a carpenter?” And he said to him, “Yes.” And the Lord said to him, “I have a slave that is a carpenter and I desire to sell him.” And, so saying, he showed him Thomas afar off, and agreed with him for three litrae of silver unstamped, and wrote a deed of sale, saying, “I, Jesus, the son of Joseph the carpenter, acknowledge that I have sold my slave, Judas by name, to you, Abbanes, a merchant of </w:t>
+      </w:r>
+      <w:proofErr w:type="spellStart"/>
+      <w:r>
+        <w:rPr>
+          <w:rFonts w:ascii="Gentium" w:hAnsi="Gentium" w:cs="Gentium"/>
+          <w:color w:val="auto"/>
+        </w:rPr>
+        <w:t>Gundaphorus</w:t>
+      </w:r>
+      <w:proofErr w:type="spellEnd"/>
+      <w:r>
+        <w:rPr>
+          <w:rFonts w:ascii="Gentium" w:hAnsi="Gentium" w:cs="Gentium"/>
+          <w:color w:val="auto"/>
+        </w:rPr>
+        <w:t>, king of the Indians.” And, when the deed was finished, the Saviour took Judas Thomas and led him away to Abbanes the merchant; and, when Abbanes saw him, he said to him, “Is this your master?” And the apostle said, “Yes, he is my Lord.” And he said, “I have bought you from him.” And the apostle held his peace.</w:t>
       </w:r>
     </w:p>
     <w:p>
@@ -279,7 +375,39 @@
           <w:rFonts w:ascii="Gentium" w:hAnsi="Gentium" w:cs="Gentium"/>
           <w:color w:val="auto"/>
         </w:rPr>
-        <w:t>And, on the day following, the apostle arose early and, having prayed and besought the Lord, he said, “I will go whither you wish, Lord Jesus: your will be done.” And he departed to Abbanes the merchant, taking with him nothing at all save only his price. For, the Lord had given it to him, saying, “Let your price also be with you, together with my grace, wherever you go.”</w:t>
+        <w:t xml:space="preserve">And, on the day following, the apostle arose early </w:t>
+      </w:r>
+      <w:proofErr w:type="gramStart"/>
+      <w:r>
+        <w:rPr>
+          <w:rFonts w:ascii="Gentium" w:hAnsi="Gentium" w:cs="Gentium"/>
+          <w:color w:val="auto"/>
+        </w:rPr>
+        <w:t>and,</w:t>
+      </w:r>
+      <w:proofErr w:type="gramEnd"/>
+      <w:r>
+        <w:rPr>
+          <w:rFonts w:ascii="Gentium" w:hAnsi="Gentium" w:cs="Gentium"/>
+          <w:color w:val="auto"/>
+        </w:rPr>
+        <w:t xml:space="preserve"> having prayed and besought the Lord, he said, “I will go whither you wish, Lord Jesus: your will be done.” And he departed to Abbanes the merchant, taking with him nothing at all </w:t>
+      </w:r>
+      <w:proofErr w:type="gramStart"/>
+      <w:r>
+        <w:rPr>
+          <w:rFonts w:ascii="Gentium" w:hAnsi="Gentium" w:cs="Gentium"/>
+          <w:color w:val="auto"/>
+        </w:rPr>
+        <w:t>save</w:t>
+      </w:r>
+      <w:proofErr w:type="gramEnd"/>
+      <w:r>
+        <w:rPr>
+          <w:rFonts w:ascii="Gentium" w:hAnsi="Gentium" w:cs="Gentium"/>
+          <w:color w:val="auto"/>
+        </w:rPr>
+        <w:t xml:space="preserve"> only his price. For, the Lord had given it to him, saying, “Let your price also be with you, together with my grace, wherever you go.”</w:t>
       </w:r>
     </w:p>
     <w:p>
@@ -339,7 +467,23 @@
           <w:rFonts w:ascii="Gentium" w:hAnsi="Gentium" w:cs="Gentium"/>
           <w:color w:val="auto"/>
         </w:rPr>
-        <w:t xml:space="preserve"> for kings.” And Abbanes the merchant said to him, “Yes, it is of such a workman that we have need.” They began then to sail homeward; and they had a favourable wind and sailed prosperously until they reached Andrapolis, a royal city.</w:t>
+        <w:t xml:space="preserve"> for kings.” And Abbanes the merchant said to him, “Yes, it is of such a workman that we have need.” They began then to sail homeward; and they had a favourable wind and sailed prosperously until they reached </w:t>
+      </w:r>
+      <w:proofErr w:type="spellStart"/>
+      <w:r>
+        <w:rPr>
+          <w:rFonts w:ascii="Gentium" w:hAnsi="Gentium" w:cs="Gentium"/>
+          <w:color w:val="auto"/>
+        </w:rPr>
+        <w:t>Andrapolis</w:t>
+      </w:r>
+      <w:proofErr w:type="spellEnd"/>
+      <w:r>
+        <w:rPr>
+          <w:rFonts w:ascii="Gentium" w:hAnsi="Gentium" w:cs="Gentium"/>
+          <w:color w:val="auto"/>
+        </w:rPr>
+        <w:t>, a royal city.</w:t>
       </w:r>
     </w:p>
     <w:p>
@@ -572,7 +716,55 @@
           <w:rFonts w:ascii="Gentium" w:hAnsi="Gentium" w:cs="Gentium"/>
           <w:color w:val="auto"/>
         </w:rPr>
-        <w:t xml:space="preserve">The damsel is the daughter of light, in whom consists and dwells the proud brightness of kings, and the sight of her is delightful; she shines with beauty and cheer. Her garments are like the flowers of spring and, from them, a waft of fragrance is borne; and, in the crown of her head, the king is established that, with his immortal food (ambrosia), nourishes them that are founded on him; and, in her head is set truth, and with her feet she shows forth joy. And her mouth is opened, and it becomes her well; thirty-two are they that sing praises to her. Her tongue is like the curtain of the door, which waves to and fro for them that enter in; her neck is set in the fashion of steps which the first maker has wrought, and her two hands signify and show, proclaiming the dance of the happy ages, and her fingers point out the gates of the city. Her chamber is bright with light and breathes forth the odour of balsam and all spices, and gives out a sweet smell of myrrh and </w:t>
+        <w:t xml:space="preserve">The damsel is the daughter of light, in whom </w:t>
+      </w:r>
+      <w:proofErr w:type="gramStart"/>
+      <w:r>
+        <w:rPr>
+          <w:rFonts w:ascii="Gentium" w:hAnsi="Gentium" w:cs="Gentium"/>
+          <w:color w:val="auto"/>
+        </w:rPr>
+        <w:t>consists</w:t>
+      </w:r>
+      <w:proofErr w:type="gramEnd"/>
+      <w:r>
+        <w:rPr>
+          <w:rFonts w:ascii="Gentium" w:hAnsi="Gentium" w:cs="Gentium"/>
+          <w:color w:val="auto"/>
+        </w:rPr>
+        <w:t xml:space="preserve"> and dwells the proud brightness of kings, and the sight of her is delightful; she shines with beauty and cheer. Her garments are like the flowers of spring and, from them, a waft of fragrance is borne; and, in the crown of her head, the king is established that, with his immortal food (ambrosia), nourishes them that are founded on him; and, in her head is set truth, and with her feet she shows forth joy. And her mouth is opened, and it becomes her well; thirty-two are they that sing praises to her. Her tongue is like the curtain of the door, which waves to and </w:t>
+      </w:r>
+      <w:proofErr w:type="spellStart"/>
+      <w:r>
+        <w:rPr>
+          <w:rFonts w:ascii="Gentium" w:hAnsi="Gentium" w:cs="Gentium"/>
+          <w:color w:val="auto"/>
+        </w:rPr>
+        <w:t>fro</w:t>
+      </w:r>
+      <w:proofErr w:type="spellEnd"/>
+      <w:r>
+        <w:rPr>
+          <w:rFonts w:ascii="Gentium" w:hAnsi="Gentium" w:cs="Gentium"/>
+          <w:color w:val="auto"/>
+        </w:rPr>
+        <w:t xml:space="preserve"> for them that enter in; her neck is set in the fashion of steps which the first maker has wrought, and her two hands signify and show, proclaiming the dance of the happy ages, and her fingers point out the gates of the city. Her chamber is bright with light and breathes forth the odour of balsam and all </w:t>
+      </w:r>
+      <w:proofErr w:type="gramStart"/>
+      <w:r>
+        <w:rPr>
+          <w:rFonts w:ascii="Gentium" w:hAnsi="Gentium" w:cs="Gentium"/>
+          <w:color w:val="auto"/>
+        </w:rPr>
+        <w:t>spices, and</w:t>
+      </w:r>
+      <w:proofErr w:type="gramEnd"/>
+      <w:r>
+        <w:rPr>
+          <w:rFonts w:ascii="Gentium" w:hAnsi="Gentium" w:cs="Gentium"/>
+          <w:color w:val="auto"/>
+        </w:rPr>
+        <w:t xml:space="preserve"> gives out a sweet smell of myrrh and </w:t>
       </w:r>
       <w:r>
         <w:rPr>
@@ -649,7 +841,23 @@
           <w:rFonts w:ascii="Gentium" w:hAnsi="Gentium" w:cs="Gentium"/>
           <w:color w:val="auto"/>
         </w:rPr>
-        <w:t xml:space="preserve">And, surrounding her, her groomsmen keep her, the number of whom is seven, whom she herself has chosen. And her bridesmaids are seven, and they dance before her. And twelve in number are they that serve before her and are subject unto her, which have their aim and their look toward the bridegroom, that by the sight of him they may be enlightened; and for ever shall they be with her in that eternal joy, and shall be at that marriage whereto the princes are gathered together and shall attend at that banquet whereof the eternal ones are accounted worthy, and shall put on royal raiment and be clad in bright robes; and in joy and exultation shall they both be and shall glorify the Father of all, whose proud light they have received, and are enlightened by the sight of their lord, whose immortal food they have received, that has no failing (excrementum, </w:t>
+        <w:t>And, surrounding her, her groomsmen keep her, the number of whom is seven, whom she herself has chosen. And her bridesmaids are seven, and they dance before her. And twelve in number are they that serve before her and are subject unto her, which have their aim and their look toward the bridegroom, that by the sight of him they may be enlightened; and for ever shall they be with her in that eternal joy, and shall be at that marriage whereto the princes are gathered together and shall attend at that banquet whereof the eternal ones are accounted worthy, and shall put on royal raiment and be clad in bright robes; and in joy and exultation shall they both be and shall glorify the Father of all, whose proud light they have received, and are enlightened by the sight of their lord, whose immortal food they have received, that has no failing (</w:t>
+      </w:r>
+      <w:proofErr w:type="spellStart"/>
+      <w:r>
+        <w:rPr>
+          <w:rFonts w:ascii="Gentium" w:hAnsi="Gentium" w:cs="Gentium"/>
+          <w:color w:val="auto"/>
+        </w:rPr>
+        <w:t>excrementum</w:t>
+      </w:r>
+      <w:proofErr w:type="spellEnd"/>
+      <w:r>
+        <w:rPr>
+          <w:rFonts w:ascii="Gentium" w:hAnsi="Gentium" w:cs="Gentium"/>
+          <w:color w:val="auto"/>
+        </w:rPr>
+        <w:t xml:space="preserve">, </w:t>
       </w:r>
       <w:r>
         <w:rPr>
@@ -1340,7 +1548,23 @@
           <w:rFonts w:ascii="Gentium" w:hAnsi="Gentium" w:cs="Gentium"/>
           <w:color w:val="auto"/>
         </w:rPr>
-        <w:t xml:space="preserve"> Dius and finish in Xanthicus.” But the king marvelled and said, “Every building is built in summer, and can you in this very winter build and make ready a palace?” And the apostle said, “Thus it must be, and no otherwise is it possible.” And the king said, “</w:t>
+        <w:t xml:space="preserve"> </w:t>
+      </w:r>
+      <w:proofErr w:type="spellStart"/>
+      <w:r>
+        <w:rPr>
+          <w:rFonts w:ascii="Gentium" w:hAnsi="Gentium" w:cs="Gentium"/>
+          <w:color w:val="auto"/>
+        </w:rPr>
+        <w:t>Dius</w:t>
+      </w:r>
+      <w:proofErr w:type="spellEnd"/>
+      <w:r>
+        <w:rPr>
+          <w:rFonts w:ascii="Gentium" w:hAnsi="Gentium" w:cs="Gentium"/>
+          <w:color w:val="auto"/>
+        </w:rPr>
+        <w:t xml:space="preserve"> and finish in Xanthicus.” But the king marvelled and said, “Every building is built in summer, and can you in this very winter build and make ready a palace?” And the apostle said, “Thus it must be, and no otherwise is it possible.” And the king said, “</w:t>
       </w:r>
       <w:r>
         <w:rPr>
@@ -1493,7 +1717,23 @@
           <w:rFonts w:ascii="Gentium" w:hAnsi="Gentium" w:cs="Gentium"/>
           <w:color w:val="auto"/>
         </w:rPr>
-        <w:t>Now, when the king came to the city, he inquired of his friends concerning the palace that Judas who is called Thomas was building for him. And they told him, “Neither has he built a palace nor done aught else of what he promised to perform, but he goes about the cities and countries, and whatever he has he gives to the poor, and teaches of a new God, and heals the sick, and drives out devils, and does many other wonderful things; and we think him to be a sorcerer. Yet his compassions and his cures that are done by him freely, and moreover the simplicity and kindness of him and his faith, do declare that he is a righteous man or an apostle of the new God whom he preaches; for, he fasts continually and prays, and eats bread only, with salt, and his drink is water, and he wears but one garment alike in fair weather and in winter, and receives nought of any man, and that he has he gives to others.” And, when the king heard that, he rubbed his face with his hands, and shook his head for a long time.</w:t>
+        <w:t xml:space="preserve">Now, when the king came to the city, he inquired of his friends concerning the palace that Judas who is called Thomas was building for him. And they told him, “Neither has he built a palace nor done aught else of what he promised to perform, but he goes about the cities and countries, and whatever he has he gives to the poor, and teaches of a new God, and heals the sick, and drives out devils, and does many other wonderful things; and we think him to be a sorcerer. Yet his compassions and his cures that are done by him freely, and moreover the simplicity and kindness of him and his faith, do declare that he is a righteous man or an apostle of the new God whom he preaches; for, he fasts continually and prays, and eats bread only, with salt, and his drink is water, and he wears but one garment alike in fair weather and in winter, and receives nought of any man, and that he has he gives to others.” And, when the king heard that, he rubbed his face with his </w:t>
+      </w:r>
+      <w:proofErr w:type="gramStart"/>
+      <w:r>
+        <w:rPr>
+          <w:rFonts w:ascii="Gentium" w:hAnsi="Gentium" w:cs="Gentium"/>
+          <w:color w:val="auto"/>
+        </w:rPr>
+        <w:t>hands, and</w:t>
+      </w:r>
+      <w:proofErr w:type="gramEnd"/>
+      <w:r>
+        <w:rPr>
+          <w:rFonts w:ascii="Gentium" w:hAnsi="Gentium" w:cs="Gentium"/>
+          <w:color w:val="auto"/>
+        </w:rPr>
+        <w:t xml:space="preserve"> shook his head for a long time.</w:t>
       </w:r>
     </w:p>
     <w:p>
@@ -1539,21 +1779,65 @@
           <w:rFonts w:ascii="Gentium" w:hAnsi="Gentium" w:cs="Gentium"/>
           <w:color w:val="auto"/>
         </w:rPr>
-        <w:t>And he sent for the merchant who had brought him, and for the apostle, and said to him, “Have you built me the palace?” And he said, “Yes.” And the king said, “When, then, shall we go and see it?” But he answered him and said, “You cannot see it now, but when you depart this life, then you shalt see it.” And the king was exceedingly wroth and commanded both the merchant and Judas who is called Thomas to be put in bonds and cast into prison until he should inquire and learn to whom the king’s money had been given and so destroy both him and the merchant.</w:t>
-      </w:r>
-    </w:p>
-    <w:p>
-      <w:pPr>
-        <w:pStyle w:val="NormalWeb"/>
-        <w:spacing w:before="120" w:beforeAutospacing="0" w:afterAutospacing="0"/>
-        <w:jc w:val="both"/>
-      </w:pPr>
-      <w:r>
-        <w:rPr>
-          <w:rFonts w:ascii="Gentium" w:hAnsi="Gentium" w:cs="Gentium"/>
-          <w:color w:val="auto"/>
-        </w:rPr>
-        <w:t xml:space="preserve">And the apostle went to the prison rejoicing, and said to the merchant, “Fear nothing, only believe in the God that is preached by me, and you shall indeed be set free from this world, but from the world to come you shalt receive life.” And the king took thought with what death he should destroy them. And, when he had determined to flay them alive and burn them with fire, in the same night Gad the king’s brother fell sick and, by reason of his vexation and the deceit that the king had suffered, he was greatly oppressed and sent for the king and said to him, “O king my brother, I commit to you my house and my children; for, I am vexed by reason of the provocation that has befallen you, and lo, I die; and, if you visit not with vengeance on the head of that sorcerer, you will give my soul no rest in hell.” And the king said to his brother, “All this night have I considered how I should put him to death and this has seemed good to me, to flay him and burn him with fire, both him and the </w:t>
+        <w:t>And he sent for the merchant who had brought him, and for the apostle, and said to him, “Have you built me the palace?” And he said, “Yes.” And the king said, “</w:t>
+      </w:r>
+      <w:proofErr w:type="gramStart"/>
+      <w:r>
+        <w:rPr>
+          <w:rFonts w:ascii="Gentium" w:hAnsi="Gentium" w:cs="Gentium"/>
+          <w:color w:val="auto"/>
+        </w:rPr>
+        <w:t>When,</w:t>
+      </w:r>
+      <w:proofErr w:type="gramEnd"/>
+      <w:r>
+        <w:rPr>
+          <w:rFonts w:ascii="Gentium" w:hAnsi="Gentium" w:cs="Gentium"/>
+          <w:color w:val="auto"/>
+        </w:rPr>
+        <w:t xml:space="preserve"> then, shall we go and see it?” But he answered him and said, “You cannot see it now, but when you depart this life, then you shal</w:t>
+      </w:r>
+      <w:r>
+        <w:rPr>
+          <w:rFonts w:ascii="Gentium" w:hAnsi="Gentium" w:cs="Gentium"/>
+          <w:color w:val="auto"/>
+        </w:rPr>
+        <w:t>l</w:t>
+      </w:r>
+      <w:r>
+        <w:rPr>
+          <w:rFonts w:ascii="Gentium" w:hAnsi="Gentium" w:cs="Gentium"/>
+          <w:color w:val="auto"/>
+        </w:rPr>
+        <w:t xml:space="preserve"> see it.” And the king was exceedingly wroth and commanded both the merchant and Judas who is called Thomas to be put in bonds and cast into prison until he should inquire and learn to whom the king’s money had been given and so destroy both him and the merchant.</w:t>
+      </w:r>
+    </w:p>
+    <w:p>
+      <w:pPr>
+        <w:pStyle w:val="NormalWeb"/>
+        <w:spacing w:before="120" w:beforeAutospacing="0" w:afterAutospacing="0"/>
+        <w:jc w:val="both"/>
+      </w:pPr>
+      <w:r>
+        <w:rPr>
+          <w:rFonts w:ascii="Gentium" w:hAnsi="Gentium" w:cs="Gentium"/>
+          <w:color w:val="auto"/>
+        </w:rPr>
+        <w:t>And the apostle went to the prison rejoicing, and said to the merchant, “Fear nothing, only believe in the God that is preached by me, and you shall indeed be set free from this world, but from the world to come you shal</w:t>
+      </w:r>
+      <w:r>
+        <w:rPr>
+          <w:rFonts w:ascii="Gentium" w:hAnsi="Gentium" w:cs="Gentium"/>
+          <w:color w:val="auto"/>
+        </w:rPr>
+        <w:t>l</w:t>
+      </w:r>
+      <w:r>
+        <w:rPr>
+          <w:rFonts w:ascii="Gentium" w:hAnsi="Gentium" w:cs="Gentium"/>
+          <w:color w:val="auto"/>
+        </w:rPr>
+        <w:t xml:space="preserve"> receive life.” And the king took thought with what death he should destroy them. And, when he had determined to flay them alive and burn them with fire, in the same night Gad the king’s brother fell sick and, by reason of his vexation and the deceit that the king had suffered, he was greatly oppressed and sent for the king and said to him, “O king my brother, I commit to you my house and my children; for, I am vexed by reason of the provocation that has befallen you, and lo, I die; and, if you visit not with vengeance on the head of that sorcerer, you will give my soul no rest in hell.” And the king said to his brother, “All this night have I considered how I should put him to death and this has seemed good to me, to flay him and burn him with fire, both him and the merchant </w:t>
       </w:r>
       <w:r>
         <w:rPr>
@@ -1561,7 +1845,7 @@
           <w:color w:val="auto"/>
         </w:rPr>
         <w:lastRenderedPageBreak/>
-        <w:t>merchant who brought him. (</w:t>
+        <w:t>who brought him. (</w:t>
       </w:r>
       <w:r>
         <w:rPr>
@@ -1831,7 +2115,23 @@
           <w:rFonts w:ascii="Gentium" w:hAnsi="Gentium" w:cs="Gentium"/>
           <w:color w:val="auto"/>
         </w:rPr>
-        <w:t>Being, therefore, wholly set upon the apostle, both the king Gundaphorus and Gad his brother followed him and did not depart from him at all, and they also relieved them that had need giving to all and refreshing all. And they besought him that they also might henceforth receive the seal of the word, saying to him, “Seeing that our souls are at leisure and eager toward God, give us the seal; for, we have heard you say that the God whom you preach knows his own sheep by his seal.” And the apostle said to them, “I also rejoice and entreat you to receive this seal, and to partake with me in this Eucharist and blessing of the Lord, and to be made perfect therein. For, this is the Lord and God of all, even Jesus Christ whom I preach, and he is the father of truth, in whom I have taught you to believe.” And he commanded them to bring oil, that they might receive the seal by the oil. They brought the oil, therefore, and lit many lamps; for, it was night (</w:t>
+        <w:t xml:space="preserve">Being, therefore, wholly set upon the apostle, both the king </w:t>
+      </w:r>
+      <w:proofErr w:type="spellStart"/>
+      <w:r>
+        <w:rPr>
+          <w:rFonts w:ascii="Gentium" w:hAnsi="Gentium" w:cs="Gentium"/>
+          <w:color w:val="auto"/>
+        </w:rPr>
+        <w:t>Gundaphorus</w:t>
+      </w:r>
+      <w:proofErr w:type="spellEnd"/>
+      <w:r>
+        <w:rPr>
+          <w:rFonts w:ascii="Gentium" w:hAnsi="Gentium" w:cs="Gentium"/>
+          <w:color w:val="auto"/>
+        </w:rPr>
+        <w:t xml:space="preserve"> and Gad his brother followed him and did not depart from him at all, and they also relieved them that had need giving to all and refreshing all. And they besought him that they also might henceforth receive the seal of the word, saying to him, “Seeing that our souls are at leisure and eager toward God, give us the seal; for, we have heard you say that the God whom you preach knows his own sheep by his seal.” And the apostle said to them, “I also rejoice and entreat you to receive this seal, and to partake with me in this Eucharist and blessing of the Lord, and to be made perfect therein. For, this is the Lord and God of all, even Jesus Christ whom I preach, and he is the father of truth, in whom I have taught you to believe.” And he commanded them to bring oil, that they might receive the seal by the oil. They brought the oil, therefore, and lit many lamps; for, it was night (</w:t>
       </w:r>
       <w:r>
         <w:rPr>
@@ -1917,7 +2217,23 @@
           <w:color w:val="auto"/>
         </w:rPr>
         <w:lastRenderedPageBreak/>
-        <w:t>took the oil and poured it on their heads and anointed and chrismed them, and began to say (</w:t>
+        <w:t xml:space="preserve">took the oil and poured it on their heads and anointed and </w:t>
+      </w:r>
+      <w:proofErr w:type="spellStart"/>
+      <w:r>
+        <w:rPr>
+          <w:rFonts w:ascii="Gentium" w:hAnsi="Gentium" w:cs="Gentium"/>
+          <w:color w:val="auto"/>
+        </w:rPr>
+        <w:t>chrismed</w:t>
+      </w:r>
+      <w:proofErr w:type="spellEnd"/>
+      <w:r>
+        <w:rPr>
+          <w:rFonts w:ascii="Gentium" w:hAnsi="Gentium" w:cs="Gentium"/>
+          <w:color w:val="auto"/>
+        </w:rPr>
+        <w:t xml:space="preserve"> them, and began to say (</w:t>
       </w:r>
       <w:r>
         <w:rPr>
@@ -2620,14 +2936,25 @@
         </w:rPr>
         <w:t>: of him that hurt and smote the four brothers which stood upright (</w:t>
       </w:r>
-      <w:r>
-        <w:rPr>
-          <w:rFonts w:ascii="Gentium" w:hAnsi="Gentium" w:cs="Gentium"/>
-          <w:i/>
-          <w:iCs/>
-          <w:color w:val="auto"/>
-        </w:rPr>
-        <w:t>om. Syr.:</w:t>
+      <w:proofErr w:type="spellStart"/>
+      <w:r>
+        <w:rPr>
+          <w:rFonts w:ascii="Gentium" w:hAnsi="Gentium" w:cs="Gentium"/>
+          <w:i/>
+          <w:iCs/>
+          <w:color w:val="auto"/>
+        </w:rPr>
+        <w:t>om.</w:t>
+      </w:r>
+      <w:proofErr w:type="spellEnd"/>
+      <w:r>
+        <w:rPr>
+          <w:rFonts w:ascii="Gentium" w:hAnsi="Gentium" w:cs="Gentium"/>
+          <w:i/>
+          <w:iCs/>
+          <w:color w:val="auto"/>
+        </w:rPr>
+        <w:t xml:space="preserve"> Syr.:</w:t>
       </w:r>
       <w:r>
         <w:rPr>
@@ -2782,7 +3109,21 @@
           <w:rFonts w:ascii="Gentium" w:hAnsi="Gentium" w:cs="Gentium"/>
           <w:color w:val="auto"/>
         </w:rPr>
-        <w:t xml:space="preserve">But the youth said to the apostle with many tears, “Wherein have I sinned against thee? For, you </w:t>
+        <w:t xml:space="preserve">But the youth said to the apostle with many tears, “Wherein have I sinned against </w:t>
+      </w:r>
+      <w:r>
+        <w:rPr>
+          <w:rFonts w:ascii="Gentium" w:hAnsi="Gentium" w:cs="Gentium"/>
+          <w:color w:val="auto"/>
+        </w:rPr>
+        <w:t>you</w:t>
+      </w:r>
+      <w:r>
+        <w:rPr>
+          <w:rFonts w:ascii="Gentium" w:hAnsi="Gentium" w:cs="Gentium"/>
+          <w:color w:val="auto"/>
+        </w:rPr>
+        <w:t xml:space="preserve">? For, you </w:t>
       </w:r>
       <w:r>
         <w:rPr>
@@ -2828,7 +3169,21 @@
           <w:rFonts w:ascii="Gentium" w:hAnsi="Gentium" w:cs="Gentium"/>
           <w:color w:val="auto"/>
         </w:rPr>
-        <w:t>; and you shall make many to live, and they shall be in rest in light eternal as children of God.” Do then,” said he, “speaking to you of me, quicken this youth that has been stricken of the enemy and be at all times his overseer. Well, therefore, are you come hither, and well shall you depart again to him, and yet he never shall leave you at any time. But I am become without care or reproach; and he has enlightened me from the care of the night and I am at rest from the toil of the day; and I am set free from him that provoked me to do thus, sinning against him that taught me to do contrary thereto; and I have lost him that is the kinsman of the night that compelled me to sin by his own deeds, and have found him that is of the light, and is my kinsman. I have lost him that darkens and blinds his own subjects that they may not know what they do and, being ashamed at their own works, may depart from him, and their works come to an end; and I have found him whose works are light and his deeds truth, which if a man does he repents not of them. And I have left him with whom lying abides, and before whom darkness goes as a veil, and behind him follows shame, shameless in indolence; and I have found him that shows me fair things that I may take hold on them, even the son of the truth that is akin to concord, who scatters away the mist and enlightens his own creation, and heals the wounds thereof and overthrows the enemies thereof. But I beseech you, O man of God, cause me to behold him again, and to see him that is now become hidden from me, that I may also hear his voice whereof I am not able to express the wonder; for, it does not belong to the nature of this bodily organ.”</w:t>
+        <w:t xml:space="preserve">; and you shall make many to live, and they shall be in rest in light eternal as children of God.” Do then,” said he, speaking to you of me, </w:t>
+      </w:r>
+      <w:r>
+        <w:rPr>
+          <w:rFonts w:ascii="Gentium" w:hAnsi="Gentium" w:cs="Gentium"/>
+          <w:color w:val="auto"/>
+        </w:rPr>
+        <w:t>“</w:t>
+      </w:r>
+      <w:r>
+        <w:rPr>
+          <w:rFonts w:ascii="Gentium" w:hAnsi="Gentium" w:cs="Gentium"/>
+          <w:color w:val="auto"/>
+        </w:rPr>
+        <w:t>quicken this youth that has been stricken of the enemy and be at all times his overseer. Well, therefore, are you come hither, and well shall you depart again to him, and yet he never shall leave you at any time. But I am become without care or reproach; and he has enlightened me from the care of the night and I am at rest from the toil of the day; and I am set free from him that provoked me to do thus, sinning against him that taught me to do contrary thereto; and I have lost him that is the kinsman of the night that compelled me to sin by his own deeds, and have found him that is of the light, and is my kinsman. I have lost him that darkens and blinds his own subjects that they may not know what they do and, being ashamed at their own works, may depart from him, and their works come to an end; and I have found him whose works are light and his deeds truth, which if a man does he repents not of them. And I have left him with whom lying abides, and before whom darkness goes as a veil, and behind him follows shame, shameless in indolence; and I have found him that shows me fair things that I may take hold on them, even the son of the truth that is akin to concord, who scatters away the mist and enlightens his own creation, and heals the wounds thereof and overthrows the enemies thereof. But I beseech you, O man of God, cause me to behold him again, and to see him that is now become hidden from me, that I may also hear his voice whereof I am not able to express the wonder; for, it does not belong to the nature of this bodily organ.”</w:t>
       </w:r>
     </w:p>
     <w:p>
@@ -3066,7 +3421,23 @@
           <w:rFonts w:ascii="Gentium" w:hAnsi="Gentium" w:cs="Gentium"/>
           <w:color w:val="auto"/>
         </w:rPr>
-        <w:t xml:space="preserve">. And the apostle looked and saw them raising themselves on high that they might see him, and they were going up into high places; and the apostle said to them, “You men that are </w:t>
+        <w:t xml:space="preserve">. And the apostle looked and saw them raising themselves on high that they might see him, and they were going up into high places; and the apostle said to them, “You </w:t>
+      </w:r>
+      <w:proofErr w:type="spellStart"/>
+      <w:r>
+        <w:rPr>
+          <w:rFonts w:ascii="Gentium" w:hAnsi="Gentium" w:cs="Gentium"/>
+          <w:color w:val="auto"/>
+        </w:rPr>
+        <w:t>men</w:t>
+      </w:r>
+      <w:proofErr w:type="spellEnd"/>
+      <w:r>
+        <w:rPr>
+          <w:rFonts w:ascii="Gentium" w:hAnsi="Gentium" w:cs="Gentium"/>
+          <w:color w:val="auto"/>
+        </w:rPr>
+        <w:t xml:space="preserve"> that are </w:t>
       </w:r>
       <w:r>
         <w:rPr>
@@ -3074,7 +3445,21 @@
           <w:color w:val="auto"/>
         </w:rPr>
         <w:lastRenderedPageBreak/>
-        <w:t>come to the assembly of Christ, and would believe in Jesus, take example hereby, and see that if you are not lifted up, you cannot see me who am little, and are not able to spy me out who am like you. If, then, you cannot see me who am like you unless you lift yourselves up a little from the earth, how can you see him that dwells in the height and now is found in the depth, unless you first lift yourselves up out of your former conversation, and your unprofitable deeds, and your desires that abide not, and the wealth that is left here, and the possession of earth that grows old, and the raiment that corrupts, and the beauty that waxes old and vanishes away, and yet more out of the whole body wherein all these things are stored up, and which grows old and becometh dust, returning unto its own nature? For, it is the body which maintains all these things. But rather believe in our Lord Jesus Christ, whom we preach, that your hope may be in him and in him you may have life, world without end, that he may become your fellow traveller in this land of error, and may be to you a harbour in this turbulent sea. And he shall be to you a fountain springing up in this thirsty land and a chamber fill of food in this place of them that hunger, and a rest unto your souls, yes, and a physician for your bodies.”</w:t>
+        <w:t>come to the assembly of Christ, and would believe in Jesus, take example hereby, and see that if you are not lifted up, you cannot see me who am little, and are not able to spy me out who am like you. If, then, you cannot see me who am like you unless you lift yourselves up a little from the earth, how can you see him that dwells in the height and now is found in the depth, unless you first lift yourselves up out of your former conversation, and your unprofitable deeds, and your desires that abide not, and the wealth that is left here, and the possession of earth that grows old, and the raiment that corrupts, and the beauty that waxes old and vanishes away, and yet more out of the whole body wherein all these things are stored up, and which grows old and become</w:t>
+      </w:r>
+      <w:r>
+        <w:rPr>
+          <w:rFonts w:ascii="Gentium" w:hAnsi="Gentium" w:cs="Gentium"/>
+          <w:color w:val="auto"/>
+        </w:rPr>
+        <w:t>s</w:t>
+      </w:r>
+      <w:r>
+        <w:rPr>
+          <w:rFonts w:ascii="Gentium" w:hAnsi="Gentium" w:cs="Gentium"/>
+          <w:color w:val="auto"/>
+        </w:rPr>
+        <w:t xml:space="preserve"> dust, returning to its own nature? For, it is the body which maintains all these things. But rather believe in our Lord Jesus Christ, whom we preach, that your hope may be in him and in him you may have life, world without end, that he may become your fellow traveller in this land of error, and may be to you a harbour in this turbulent sea. And he shall be to you a fountain springing up in this thirsty land and a chamber fill of food in this place of them that hunger, and a rest unto your souls, yes, and a physician for your bodies.”</w:t>
       </w:r>
     </w:p>
     <w:p>
@@ -3120,7 +3505,23 @@
           <w:rFonts w:ascii="Gentium" w:hAnsi="Gentium" w:cs="Gentium"/>
           <w:color w:val="auto"/>
         </w:rPr>
-        <w:t>Then the multitude of them that were gathered together hearing these things wept, and said to the apostle, “O man of God, the God whom you preach, we dare not say that we are his; for, the works that we have done are alien to him and not pleasing to him; but, if he will have compassion on us and pity us and save us, overlooking our former deeds, and will set us free from the evils that we committed being in error, and not impute them to us nor make remembrance of our former sins, we will become his servants and will accomplish his will to the end.” And the apostle answered them and said, “He reckons not against you, neither takes account of the sins that you committed being in error, but overlooks your transgressions that you have done in ignorance.”</w:t>
+        <w:t xml:space="preserve">Then the multitude of them that were gathered together hearing these things wept, and said to the apostle, “O man of God, the God whom you preach, we dare not say that we are his; for, the works that we have done are alien to him and not pleasing to him; but, if he will have compassion on us and pity us and save us, overlooking our former deeds, and will set us free from the evils that we committed being in error, and not impute them to us nor make remembrance of our former sins, we will become his servants and will accomplish his will to the end.” And the apostle answered them and said, “He reckons not against you, neither takes account of the sins that you committed being in </w:t>
+      </w:r>
+      <w:proofErr w:type="gramStart"/>
+      <w:r>
+        <w:rPr>
+          <w:rFonts w:ascii="Gentium" w:hAnsi="Gentium" w:cs="Gentium"/>
+          <w:color w:val="auto"/>
+        </w:rPr>
+        <w:t>error, but</w:t>
+      </w:r>
+      <w:proofErr w:type="gramEnd"/>
+      <w:r>
+        <w:rPr>
+          <w:rFonts w:ascii="Gentium" w:hAnsi="Gentium" w:cs="Gentium"/>
+          <w:color w:val="auto"/>
+        </w:rPr>
+        <w:t xml:space="preserve"> overlooks your transgressions that you have done in ignorance.”</w:t>
       </w:r>
     </w:p>
     <w:p>
@@ -3199,7 +3600,21 @@
           <w:rFonts w:ascii="Gentium" w:hAnsi="Gentium" w:cs="Gentium"/>
           <w:color w:val="auto"/>
         </w:rPr>
-        <w:t xml:space="preserve"> And Judas said, “It is not without the direction of God that this colt has come hither. But to you I say, O colt, that by the grace of our Lord there shall be given to you speech before these multitudes who are standing here; and say whatever you will, that they may believe in the God of truth whom we preach. And the mouth of the colt was opened, and it spoke by the power of our Lord and said to him) and opened its mouth and said, “You twin of Christ, apostle of the Most High and initiate in the hidden word of Christ who receives his secret oracles, fellow worker with the Son of God, who being free has become a bondman, and being sold has brought many into liberty. You kinsman of the great race that has condemned the enemy and redeemed his own, that has become an occasion of life to man in the land of the Indians; for, you have come (against your will, </w:t>
+        <w:t xml:space="preserve"> And Judas said, “It is not without the direction of God that this colt has come hither. But to you I say, O colt, that by the grace of our Lord there shall be given to you speech before these multitudes who are standing here; and say whatever you will, that they may believe in the God of truth whom we preach.</w:t>
+      </w:r>
+      <w:r>
+        <w:rPr>
+          <w:rFonts w:ascii="Gentium" w:hAnsi="Gentium" w:cs="Gentium"/>
+          <w:color w:val="auto"/>
+        </w:rPr>
+        <w:t>”</w:t>
+      </w:r>
+      <w:r>
+        <w:rPr>
+          <w:rFonts w:ascii="Gentium" w:hAnsi="Gentium" w:cs="Gentium"/>
+          <w:color w:val="auto"/>
+        </w:rPr>
+        <w:t xml:space="preserve"> And the mouth of the colt was opened, and it spoke by the power of our Lord and said to him) and opened its mouth and said, “You twin of Christ, apostle of the Most High and initiate in the hidden word of Christ who receives his secret oracles, fellow worker with the Son of God, who being free has become a bondman, and being sold has brought many into liberty. You kinsman of the great race that has condemned the enemy and redeemed his own, that has become an occasion of life to man in the land of the Indians; for, you have come (against your will, </w:t>
       </w:r>
       <w:r>
         <w:rPr>
@@ -3349,6 +3764,7 @@
         </w:rPr>
         <w:t>But, when he came near to the city gates, he dismounted from him, saying, “Depart, and be kept safe where you were.” And, straight away, the colt fell to the ground at the apostle’s feet and died. And all they that were present were sorry and said to the apostle, “Bring him to life and raise him up.” But he answered and said to them, “I, indeed, am able to raise him by the name of Jesus Christ; but this is by all means expedient (</w:t>
       </w:r>
+      <w:proofErr w:type="gramStart"/>
       <w:r>
         <w:rPr>
           <w:rFonts w:ascii="Gentium" w:hAnsi="Gentium" w:cs="Gentium"/>
@@ -3358,6 +3774,7 @@
         </w:rPr>
         <w:t>or,</w:t>
       </w:r>
+      <w:proofErr w:type="gramEnd"/>
       <w:r>
         <w:rPr>
           <w:rFonts w:ascii="Gentium" w:hAnsi="Gentium" w:cs="Gentium"/>
@@ -3637,7 +4054,39 @@
           <w:rFonts w:ascii="Gentium" w:hAnsi="Gentium" w:cs="Gentium"/>
           <w:color w:val="auto"/>
         </w:rPr>
-        <w:t>“What have we to do with you, you apostle of the Most High! What have we to do with you, you servant of Jesus Christ? What have we to do with you, you counsellor of the holy Son of God? Why will you destroy us, whereas our time is not yet come? Why will you take away our power? For, up to this hour, we had hope and time remaining to us. What have we to do with you? You have power over your own, and we over ours. Why will you act tyrannously against us, when you yourself teaches others not to act tyrannously? Why do you crave other men’s goods and not suffice yourself with your own? Why are you made like the Son of God, who has done us wrong? For, you resemble him altogether as if you were born of him. For, we thought to have brought him under the yoke like we have the rest, but he turned and made us subject to him; for, we knew him not; but he deceived us with his form of all uncomeliness and his poverty and his neediness; for, seeing him to be such, we thought that he was a man wearing flesh, and knew not that it is he that gives life to men. And he gave us power over our own, and that we should not in this present time leave them but have our walk in them; but you would get more than your due and that which was given you, and afflict us altogether.”</w:t>
+        <w:t xml:space="preserve">“What have we to do with you, you apostle of the Most High! What have we to do with you, you servant of Jesus Christ? What have we to do with you, you counsellor of the holy Son of God? Why will you destroy us, whereas our time is not yet come? Why will you take away our power? For, up to this hour, we had hope and time remaining to us. What have we to do with you? You have power over your own, and </w:t>
+      </w:r>
+      <w:proofErr w:type="gramStart"/>
+      <w:r>
+        <w:rPr>
+          <w:rFonts w:ascii="Gentium" w:hAnsi="Gentium" w:cs="Gentium"/>
+          <w:color w:val="auto"/>
+        </w:rPr>
+        <w:t>we</w:t>
+      </w:r>
+      <w:proofErr w:type="gramEnd"/>
+      <w:r>
+        <w:rPr>
+          <w:rFonts w:ascii="Gentium" w:hAnsi="Gentium" w:cs="Gentium"/>
+          <w:color w:val="auto"/>
+        </w:rPr>
+        <w:t xml:space="preserve"> over ours. Why will you act tyrannously against us, when you yourself teaches others not to act tyrannously? Why do you crave other men’s goods and not suffice yourself with your own? Why are you made like the Son of God, who has done us wrong? For, you resemble him altogether as if you were born of him. For, we thought to have brought him under the yoke like we have the rest, but he turned and made us subject to him; for, we knew him not; but he deceived us with his form of all uncomeliness and his poverty and his neediness; for, seeing him to be such, we thought that he was a man wearing flesh, and knew not that it is he that gives life to men. And he gave us power over our own, and that we should not in this present time leave them but have our walk in them; but you would get more than your due and that which was given </w:t>
+      </w:r>
+      <w:proofErr w:type="gramStart"/>
+      <w:r>
+        <w:rPr>
+          <w:rFonts w:ascii="Gentium" w:hAnsi="Gentium" w:cs="Gentium"/>
+          <w:color w:val="auto"/>
+        </w:rPr>
+        <w:t>you, and</w:t>
+      </w:r>
+      <w:proofErr w:type="gramEnd"/>
+      <w:r>
+        <w:rPr>
+          <w:rFonts w:ascii="Gentium" w:hAnsi="Gentium" w:cs="Gentium"/>
+          <w:color w:val="auto"/>
+        </w:rPr>
+        <w:t xml:space="preserve"> afflict us altogether.”</w:t>
       </w:r>
     </w:p>
     <w:p>
@@ -3699,7 +4148,21 @@
           <w:rFonts w:ascii="Gentium" w:hAnsi="Gentium" w:cs="Gentium"/>
           <w:color w:val="auto"/>
         </w:rPr>
-        <w:t xml:space="preserve"> for you, my beloved, I shall find a substitute).” And he lifted up his voice and said, “Abide in peace; for, you have taken refuge with one greater than I, but I will depart and seek for one like you and, if I find her not, I will return to you again; for, I know that, while you are near to this man, you have a refuge in him; but, when he departs, you will be such as you were before he appeared, and him you will forget, and I shall have opportunity and confidence; but now I fear the name of him that has saved you.” And, having so said, the devil vanished out of sight; only when he departed fire and smoke were seen there; and all that stood there were astonied.</w:t>
+        <w:t xml:space="preserve"> for you, my beloved, I shall find a substitute).” And he lifted up his voice and said, “Abide in peace; for, you have taken refuge with one greater than I, but I will depart and seek for one like you and, if I find her not, I will return to you again; for, I know that, while you are near to this man, you have a refuge in him; but, when he departs, you will be such as you were before he appeared, and him you will forget, and I shall have opportunity and confidence; but now I fear the name of him that has saved you.” And, having so said, the devil vanished out of sight; only when he departed fire and smoke were seen there; and all that stood there were astoni</w:t>
+      </w:r>
+      <w:r>
+        <w:rPr>
+          <w:rFonts w:ascii="Gentium" w:hAnsi="Gentium" w:cs="Gentium"/>
+          <w:color w:val="auto"/>
+        </w:rPr>
+        <w:t>sh</w:t>
+      </w:r>
+      <w:r>
+        <w:rPr>
+          <w:rFonts w:ascii="Gentium" w:hAnsi="Gentium" w:cs="Gentium"/>
+          <w:color w:val="auto"/>
+        </w:rPr>
+        <w:t>ed.</w:t>
       </w:r>
     </w:p>
     <w:p>
@@ -3761,7 +4224,21 @@
           <w:color w:val="auto"/>
         </w:rPr>
         <w:lastRenderedPageBreak/>
-        <w:t xml:space="preserve">“Jesus, the hidden mystery that has been revealed to us, you are he that has shown o us many mysteries; you that called me apart from all my fellows and spoke to me three (one, </w:t>
+        <w:t xml:space="preserve">“Jesus, the hidden mystery that has been revealed to us, you are he that has shown </w:t>
+      </w:r>
+      <w:r>
+        <w:rPr>
+          <w:rFonts w:ascii="Gentium" w:hAnsi="Gentium" w:cs="Gentium"/>
+          <w:color w:val="auto"/>
+        </w:rPr>
+        <w:t>t</w:t>
+      </w:r>
+      <w:r>
+        <w:rPr>
+          <w:rFonts w:ascii="Gentium" w:hAnsi="Gentium" w:cs="Gentium"/>
+          <w:color w:val="auto"/>
+        </w:rPr>
+        <w:t xml:space="preserve">o us many mysteries; you that called me apart from all my fellows and spoke to me three (one, </w:t>
       </w:r>
       <w:r>
         <w:rPr>
@@ -3777,7 +4254,23 @@
           <w:rFonts w:ascii="Gentium" w:hAnsi="Gentium" w:cs="Gentium"/>
           <w:color w:val="auto"/>
         </w:rPr>
-        <w:t>) words wherewith I am inflamed, and am not able to speak them to others. Jesus, man that was slain, dead buried! Jesus, God of God, Saviour that quickens the dead, and heals the sick! Jesus, that were in need like [a man poor] and saves as one that has no need, that caught the fish for the breakfast and the dinner and made all satisfied with a little bread. Jesus, that rested from the weariness of wayfaring like a man and walked on the waves like a God.</w:t>
+        <w:t xml:space="preserve">) words wherewith I am inflamed, and am not able to </w:t>
+      </w:r>
+      <w:proofErr w:type="gramStart"/>
+      <w:r>
+        <w:rPr>
+          <w:rFonts w:ascii="Gentium" w:hAnsi="Gentium" w:cs="Gentium"/>
+          <w:color w:val="auto"/>
+        </w:rPr>
+        <w:t>speak</w:t>
+      </w:r>
+      <w:proofErr w:type="gramEnd"/>
+      <w:r>
+        <w:rPr>
+          <w:rFonts w:ascii="Gentium" w:hAnsi="Gentium" w:cs="Gentium"/>
+          <w:color w:val="auto"/>
+        </w:rPr>
+        <w:t xml:space="preserve"> them to others. Jesus, man that was slain, dead buried! Jesus, God of God, Saviour that quickens the dead, and heals the sick! Jesus, that were in need like [a man poor] and saves as one that has no need, that caught the fish for the breakfast and the dinner and made all satisfied with a little bread. Jesus, that rested from the weariness of wayfaring like a man and walked on the waves like a God.</w:t>
       </w:r>
     </w:p>
     <w:p>
@@ -3840,7 +4333,23 @@
           <w:rFonts w:ascii="Gentium" w:hAnsi="Gentium" w:cs="Gentium"/>
           <w:color w:val="auto"/>
         </w:rPr>
-        <w:t xml:space="preserve"> and humble). Jesus Christ that neglects us not when we call on you, that are become an occasion of life to all mankind, that for us was judged and shut up in prison, and loosens all that are in bonds, that was called a deceiver and redeems your own from error: I beseech you for these that stand here and believe in you; for, they entreat to obtain your gifts, having good hope in your help, and having their refuge in your greatness; they hold their hearing ready to listen to the words that are spoken by us. Let your peace come and tabernacle in them and renew them from their former deeds and let them put off the old man with his deeds, and put on the new that now is proclaimed to them by me.”</w:t>
+        <w:t xml:space="preserve"> and humble). Jesus Christ that neglects us not when we call on you, that are become an occasion of life to all mankind, that for us was judged and shut up in prison, and loosens all that are in bonds, that was called a deceiver and redeems your own from error: I beseech you for these that stand here and believe in you; for, they entreat to obtain your gifts, having good hope in your help, and having their refuge in your greatness; they hold their hearing ready to listen to the words that are spoken by us. Let your peace come and tabernacle in them and renew them from their former deeds and let them put off the old man with his </w:t>
+      </w:r>
+      <w:proofErr w:type="gramStart"/>
+      <w:r>
+        <w:rPr>
+          <w:rFonts w:ascii="Gentium" w:hAnsi="Gentium" w:cs="Gentium"/>
+          <w:color w:val="auto"/>
+        </w:rPr>
+        <w:t>deeds, and</w:t>
+      </w:r>
+      <w:proofErr w:type="gramEnd"/>
+      <w:r>
+        <w:rPr>
+          <w:rFonts w:ascii="Gentium" w:hAnsi="Gentium" w:cs="Gentium"/>
+          <w:color w:val="auto"/>
+        </w:rPr>
+        <w:t xml:space="preserve"> put on the new that now is proclaimed to them by me.”</w:t>
       </w:r>
     </w:p>
     <w:p>
@@ -4528,7 +5037,23 @@
           <w:rFonts w:ascii="Gentium" w:hAnsi="Gentium" w:cs="Gentium"/>
           <w:color w:val="auto"/>
         </w:rPr>
-        <w:t>) that are delivered over to other torments.” And they that kept the souls that were in the dark cave said to the man that had taken me, “Give her to us that we may bring her in to the rest until the time comes for her to be delivered to torment.” But he answered them, “I do not give her to you; for, I fear him that delivered her to me; for, I was not charged to leave her here, but I take her back with me until I shall receive order concerning her.” And he took me and brought me to another place wherein were men being sharply tormented (</w:t>
+        <w:t xml:space="preserve">) that are delivered over to other torments.” And they that kept the souls that were in the dark cave said to the man that had taken me, “Give her to us that we may bring her </w:t>
+      </w:r>
+      <w:proofErr w:type="gramStart"/>
+      <w:r>
+        <w:rPr>
+          <w:rFonts w:ascii="Gentium" w:hAnsi="Gentium" w:cs="Gentium"/>
+          <w:color w:val="auto"/>
+        </w:rPr>
+        <w:t>in to</w:t>
+      </w:r>
+      <w:proofErr w:type="gramEnd"/>
+      <w:r>
+        <w:rPr>
+          <w:rFonts w:ascii="Gentium" w:hAnsi="Gentium" w:cs="Gentium"/>
+          <w:color w:val="auto"/>
+        </w:rPr>
+        <w:t xml:space="preserve"> the rest until the time comes for her to be delivered to torment.” But he answered them, “I do not give her to you; for, I fear him that delivered her to me; for, I was not charged to leave her here, but I take her back with me until I shall receive order concerning her.” And he took me and brought me to another place wherein were men being sharply tormented (</w:t>
       </w:r>
       <w:r>
         <w:rPr>
@@ -4683,7 +5208,23 @@
           <w:rFonts w:ascii="Gentium" w:hAnsi="Gentium" w:cs="Gentium"/>
           <w:color w:val="auto"/>
         </w:rPr>
-        <w:t>, being whole and rejoicing, we beseech you that we may be of your flock, and be numbered among your sheep; receive us, therefore, Lord, and impute not to us our transgressions and our former faults that we committed being in ignorance.”</w:t>
+        <w:t xml:space="preserve">, being whole and rejoicing, we beseech you that we may be of your </w:t>
+      </w:r>
+      <w:proofErr w:type="gramStart"/>
+      <w:r>
+        <w:rPr>
+          <w:rFonts w:ascii="Gentium" w:hAnsi="Gentium" w:cs="Gentium"/>
+          <w:color w:val="auto"/>
+        </w:rPr>
+        <w:t>flock, and</w:t>
+      </w:r>
+      <w:proofErr w:type="gramEnd"/>
+      <w:r>
+        <w:rPr>
+          <w:rFonts w:ascii="Gentium" w:hAnsi="Gentium" w:cs="Gentium"/>
+          <w:color w:val="auto"/>
+        </w:rPr>
+        <w:t xml:space="preserve"> be numbered among your sheep; receive us, therefore, Lord, and impute not to us our transgressions and our former faults that we committed being in ignorance.”</w:t>
       </w:r>
     </w:p>
     <w:p>
@@ -4783,7 +5324,23 @@
           <w:rFonts w:ascii="Gentium" w:hAnsi="Gentium" w:cs="Gentium"/>
           <w:color w:val="auto"/>
         </w:rPr>
-        <w:t xml:space="preserve">“Perfect, therefore, these things in us to the end that we may have the boldness that is in you; look upon us; for, for your sake, have we forsaken our homes and our parents, and for your sake have we gladly and willingly become strangers. Look upon us, Lord; for, we have forsaken our own possessions for your sake, that we might gain you the possession that cannot be taken away. Look upon us, Lord; for, we have forsaken them that belong to us by race, that we might be joined to your kinship. Look upon us, Lord, that have forsaken our fathers and mothers and fosters, that we might behold your Father, and be satisfied with his divine food. Look upon us, Lord; for, for your sake, have we forsaken our bodily consorts and our earthly fruits, that we might be partakers in that enduring and true fellowship, and bring forth true fruits, whose nature is from above, which no man can take from us, with whom we </w:t>
+        <w:t xml:space="preserve">“Perfect, therefore, these things in us to the end that we may have the boldness that is in you; look upon us; for, for your sake, have we forsaken our homes and our parents, and for your sake have we gladly and willingly become strangers. Look upon us, Lord; for, we have forsaken our own possessions for your sake, that we might gain you the possession that cannot be taken away. Look upon us, Lord; for, we have forsaken them that belong to us by race, that we might be joined to your kinship. Look upon us, Lord, that have forsaken our fathers and mothers and fosters, that we might behold your </w:t>
+      </w:r>
+      <w:proofErr w:type="gramStart"/>
+      <w:r>
+        <w:rPr>
+          <w:rFonts w:ascii="Gentium" w:hAnsi="Gentium" w:cs="Gentium"/>
+          <w:color w:val="auto"/>
+        </w:rPr>
+        <w:t>Father</w:t>
+      </w:r>
+      <w:proofErr w:type="gramEnd"/>
+      <w:r>
+        <w:rPr>
+          <w:rFonts w:ascii="Gentium" w:hAnsi="Gentium" w:cs="Gentium"/>
+          <w:color w:val="auto"/>
+        </w:rPr>
+        <w:t xml:space="preserve">, and be satisfied with his divine food. Look upon us, Lord; for, for your sake, have we forsaken our bodily consorts and our earthly fruits, that we might be partakers in that enduring and true fellowship, and bring forth true fruits, whose nature is from above, which no man can take from us, with whom we </w:t>
       </w:r>
       <w:r>
         <w:rPr>
@@ -4878,7 +5435,39 @@
           <w:rFonts w:ascii="Gentium" w:hAnsi="Gentium" w:cs="Gentium"/>
           <w:color w:val="auto"/>
         </w:rPr>
-        <w:t xml:space="preserve">Now, while the apostle Thomas was proclaiming throughout all India the word of God, a certain captain of the king Misdaeus (Mazdai, </w:t>
+        <w:t xml:space="preserve">Now, while the apostle Thomas was proclaiming throughout all India the word of God, a certain captain of the king </w:t>
+      </w:r>
+      <w:proofErr w:type="spellStart"/>
+      <w:r>
+        <w:rPr>
+          <w:rFonts w:ascii="Gentium" w:hAnsi="Gentium" w:cs="Gentium"/>
+          <w:color w:val="auto"/>
+        </w:rPr>
+        <w:t>Misdaeus</w:t>
+      </w:r>
+      <w:proofErr w:type="spellEnd"/>
+      <w:r>
+        <w:rPr>
+          <w:rFonts w:ascii="Gentium" w:hAnsi="Gentium" w:cs="Gentium"/>
+          <w:color w:val="auto"/>
+        </w:rPr>
+        <w:t xml:space="preserve"> (</w:t>
+      </w:r>
+      <w:proofErr w:type="spellStart"/>
+      <w:r>
+        <w:rPr>
+          <w:rFonts w:ascii="Gentium" w:hAnsi="Gentium" w:cs="Gentium"/>
+          <w:color w:val="auto"/>
+        </w:rPr>
+        <w:t>Mazdai</w:t>
+      </w:r>
+      <w:proofErr w:type="spellEnd"/>
+      <w:r>
+        <w:rPr>
+          <w:rFonts w:ascii="Gentium" w:hAnsi="Gentium" w:cs="Gentium"/>
+          <w:color w:val="auto"/>
+        </w:rPr>
+        <w:t xml:space="preserve">, </w:t>
       </w:r>
       <w:r>
         <w:rPr>
@@ -5489,7 +6078,23 @@
           <w:rFonts w:ascii="Gentium" w:hAnsi="Gentium" w:cs="Gentium"/>
           <w:color w:val="auto"/>
         </w:rPr>
-        <w:t xml:space="preserve"> And Judas Thomas the apostle of our Lord lifted up his voice in praise and said: Glorious are you, God of truth and Lord of all natures; for, you did will with your will, and made all your works and finished all your creatures, and brought them to the rule of their nature, and laid upon them all your fear that they might be subject to your command. And your will trod the path from your secrecy to manifestation and was caring for every soul that you made, and was spoken of by the mouth of all the prophets, in all visions and sounds and voices; but Israel did not obey because of their evil inclination. And you, because you are Lord of all, has a care for the creatures, so that you spread over us your mercy in him who came by your will and put on the body, your creature, which you did will and form according to your glorious wisdom. He whom you appointed in your secrecy and established in your manifestation, to him you have given the name of Son, he who was your will, the power of your thought; so that you are by various names, the Father and the Son and the Spirit, for the sake of the government of your creatures, for the nourishing of all natures, and you are one in glory and power and will; and you are divided without being separated, and are one though divided, and all subsists in you and is subject to you, because all is yours. And I rely on you, Lord, and by your command have subjected these dumb beasts, that you might show your ministering power upon us and upon them because it is needful, and that your name might be glorified in us and in the beasts that cannot speak.] And the apostle said to them, “Peace be unto you. Yoke four </w:t>
+        <w:t xml:space="preserve"> And Judas Thomas the apostle of our Lord lifted up his voice in praise and said: Glorious are you, God of truth and Lord of all natures; for, you did will with your will, and made all your works and finished all your creatures, and brought them to the rule of their nature, and laid upon them all your fear that they might be subject to your command. And your will trod the path from your secrecy to manifestation and was caring for every soul that you </w:t>
+      </w:r>
+      <w:proofErr w:type="gramStart"/>
+      <w:r>
+        <w:rPr>
+          <w:rFonts w:ascii="Gentium" w:hAnsi="Gentium" w:cs="Gentium"/>
+          <w:color w:val="auto"/>
+        </w:rPr>
+        <w:t>made, and</w:t>
+      </w:r>
+      <w:proofErr w:type="gramEnd"/>
+      <w:r>
+        <w:rPr>
+          <w:rFonts w:ascii="Gentium" w:hAnsi="Gentium" w:cs="Gentium"/>
+          <w:color w:val="auto"/>
+        </w:rPr>
+        <w:t xml:space="preserve"> was spoken of by the mouth of all the prophets, in all visions and sounds and voices; but Israel did not obey because of their evil inclination. And you, because you are Lord of all, has a care for the creatures, so that you spread over us your mercy in him who came by your will and put on the body, your creature, which you did will and form according to your glorious wisdom. He whom you appointed in your secrecy and established in your manifestation, to him you have given the name of Son, he who was your will, the power of your thought; so that you are by various names, the Father and the Son and the Spirit, for the sake of the government of your creatures, for the nourishing of all natures, and you are one in glory and power and will; and you are divided without being separated, and are one though divided, and all subsists in you and is subject to you, because all is yours. And I rely on you, Lord, and by your command have subjected these dumb beasts, that you might show your ministering power upon us and upon them because it is needful, and that your name might be glorified in us and in the beasts that cannot speak.] And the apostle said to them, “Peace be unto you. Yoke four </w:t>
       </w:r>
       <w:r>
         <w:rPr>
@@ -5824,7 +6429,23 @@
           <w:rFonts w:ascii="Gentium" w:hAnsi="Gentium" w:cs="Gentium"/>
           <w:color w:val="auto"/>
         </w:rPr>
-        <w:t xml:space="preserve">And, straight away, the woman came forth with her daughter, both like dead persons and dishonoured in aspect; and the apostle, beholding them, was grieved, especially for the girl, and said to the devils, “God forbid that for you there should be sparing or propitiation; for, you know not to spare nor to have pity; but, in the name of Jesus, depart from them and stand by their side.” And, when the apostle had so said, the women fell down and became as dead; for, they neither had breath nor uttered speech. But the devil answered with a loud voice and said, “Are you come hither again, you that derides our nature and race? Are you come again, that blots out our devices? And, as I take it, you would not suffer us to be on the earth at all; but, at this time, you cannot accomplish this.” And the apostle guessed that this devil was he that had been driven out from that </w:t>
+        <w:t xml:space="preserve">And, straight away, the woman came forth with her daughter, both like dead persons and dishonoured in aspect; and the apostle, beholding them, was grieved, especially for the girl, and said to the devils, “God forbid that for you there should be sparing or propitiation; for, you know not to spare nor to have pity; but, in the name of Jesus, depart from them and stand by their side.” And, when the apostle had so said, the women fell down and became as dead; for, they neither had breath nor uttered speech. But the devil answered with a loud voice and said, “Are you come hither again, you that derides our nature and race? Are you </w:t>
+      </w:r>
+      <w:proofErr w:type="gramStart"/>
+      <w:r>
+        <w:rPr>
+          <w:rFonts w:ascii="Gentium" w:hAnsi="Gentium" w:cs="Gentium"/>
+          <w:color w:val="auto"/>
+        </w:rPr>
+        <w:t>come</w:t>
+      </w:r>
+      <w:proofErr w:type="gramEnd"/>
+      <w:r>
+        <w:rPr>
+          <w:rFonts w:ascii="Gentium" w:hAnsi="Gentium" w:cs="Gentium"/>
+          <w:color w:val="auto"/>
+        </w:rPr>
+        <w:t xml:space="preserve"> again, that blots out our devices? And, as I take it, you would not suffer us to be on the earth at all; but, at this time, you cannot accomplish this.” And the apostle guessed that this devil was he that had been driven out from that </w:t>
       </w:r>
       <w:r>
         <w:rPr>
@@ -6121,7 +6742,23 @@
           <w:rFonts w:ascii="Gentium" w:hAnsi="Gentium" w:cs="Gentium"/>
           <w:color w:val="auto"/>
         </w:rPr>
-        <w:t xml:space="preserve"> who went to school that through him perfect wisdom might be known; he taught his teacher because he was the teacher of verity and the master of the wise). Who also offered the gift in the temple that he might show that all the (every) offering was sanctified. This is his apostle, the shower-forth of truth; this is he that performs the will of him that sent him. But there shall come false apostles and prophets of lawlessness, whose end shall be according to their deeds; preaching indeed and ordaining to flee from ungodliness, but themselves at all times detected in sins, clad indeed with sheep’s clothing, but within, ravening wolves. Who suffice not themselves with one wife but corrupt many women; who, saying that they despise children, destroy many children (boys), for whom they will pay the penalty; that content not themselves with their own possessions, but desire that all useless things should minister to them only; professing to be his disciples; and with their mouth they utter one thing, but in their heart they think another; charging other men to beware of evil, but they themselves perform nought that is good; who are accounted temperate, and charge other men to abstain from fornication theft, and covetousness, but in all these things do they </w:t>
+        <w:t xml:space="preserve"> who went to school that through him perfect wisdom might be known; he taught his teacher because he was the teacher of verity and the master of the wise). Who also offered the gift in the temple that he might show that all the (every) offering was sanctified. This is his apostle, the shower-</w:t>
+      </w:r>
+      <w:proofErr w:type="spellStart"/>
+      <w:r>
+        <w:rPr>
+          <w:rFonts w:ascii="Gentium" w:hAnsi="Gentium" w:cs="Gentium"/>
+          <w:color w:val="auto"/>
+        </w:rPr>
+        <w:t>forth</w:t>
+      </w:r>
+      <w:proofErr w:type="spellEnd"/>
+      <w:r>
+        <w:rPr>
+          <w:rFonts w:ascii="Gentium" w:hAnsi="Gentium" w:cs="Gentium"/>
+          <w:color w:val="auto"/>
+        </w:rPr>
+        <w:t xml:space="preserve"> of truth; this is he that performs the will of him that sent him. But there shall come false apostles and prophets of lawlessness, whose end shall be according to their deeds; preaching indeed and ordaining to flee from ungodliness, but themselves at all times detected in sins, clad indeed with sheep’s clothing, but within, ravening wolves. Who suffice not themselves with one wife but corrupt many women; who, saying that they despise children, destroy many children (boys), for whom they will pay the penalty; that content not themselves with their own possessions, but desire that all useless things should minister to them only; professing to be his disciples; and with their mouth they utter one thing, but in their heart they think another; charging other men to beware of evil, but they themselves perform nought that is good; who are accounted temperate, and charge other men to abstain from fornication theft, and covetousness, but in all these things do they </w:t>
       </w:r>
       <w:r>
         <w:rPr>
@@ -6184,7 +6821,23 @@
           <w:rFonts w:ascii="Gentium" w:hAnsi="Gentium" w:cs="Gentium"/>
           <w:color w:val="auto"/>
         </w:rPr>
-        <w:t>And when the wild ass had declared all these things, all men gazed at him. And, when he ceased, the apostle said, “What I shall think concerning your beauty, O Jesus, and what I shall tell of you, I know not, or rather I am not able; for, I have no power to declare it, O Christ that are in rest, and only wise that only knows the inward of the heart and understands the thought. Glory be to you, merciful and tranquil. Glory to you, wise word. Glory to your compassion that was born to us. Glory to your mercy that was spread out over us. Glory to your greatness that was made small for us. Glory to your most high kingship that was humbled for us. Glory to your might which was enfeebled for us. Glory to your Godhead that for us was seen in likeness of men. Glory to your manhood that died for us that it might make us live. Glory to your resurrection from the dead; for, thereby rising and rest comes to our souls. Glory and praise (good report) to your ascending into the heavens; for, thereby you have showed us the path of the height and promised that we shall sit with you on your right hand and with your judge the twelve tribes of Israel. You are the heavenly word of the Father; you are the hidden light of the understanding, shower of the way of truth, driver away of darkness, and blotter-out of error.”</w:t>
+        <w:t xml:space="preserve">And when the wild ass had declared all these things, all men gazed at him. And, when he ceased, the apostle said, “What I shall think concerning your beauty, O Jesus, and what I shall tell of you, I know not, or rather I am not able; for, I have no power to declare it, O Christ that are in rest, and only wise that only knows the inward of the heart and understands the thought. Glory be to you, merciful and tranquil. Glory to you, wise word. Glory to your compassion that was born to us. Glory to your mercy that was spread out over us. Glory to your greatness that was made small for us. Glory to your most high kingship that was humbled for us. Glory to </w:t>
+      </w:r>
+      <w:proofErr w:type="spellStart"/>
+      <w:r>
+        <w:rPr>
+          <w:rFonts w:ascii="Gentium" w:hAnsi="Gentium" w:cs="Gentium"/>
+          <w:color w:val="auto"/>
+        </w:rPr>
+        <w:t>your</w:t>
+      </w:r>
+      <w:proofErr w:type="spellEnd"/>
+      <w:r>
+        <w:rPr>
+          <w:rFonts w:ascii="Gentium" w:hAnsi="Gentium" w:cs="Gentium"/>
+          <w:color w:val="auto"/>
+        </w:rPr>
+        <w:t xml:space="preserve"> might which was enfeebled for us. Glory to your Godhead that for us was seen in likeness of men. Glory to your manhood that died for us that it might make us live. Glory to your resurrection from the dead; for, thereby rising and rest comes to our souls. Glory and praise (good report) to your ascending into the heavens; for, thereby you have showed us the path of the height and promised that we shall sit with you on your right hand and with your judge the twelve tribes of Israel. You are the heavenly word of the Father; you are the hidden light of the understanding, shower of the way of truth, driver away of darkness, and blotter-out of error.”</w:t>
       </w:r>
     </w:p>
     <w:p>
@@ -6246,7 +6899,23 @@
           <w:rFonts w:ascii="Gentium" w:hAnsi="Gentium" w:cs="Gentium"/>
           <w:color w:val="auto"/>
         </w:rPr>
-        <w:t>and give them food; for, they had not eaten for many days). And, when they were gone in, the apostle said to the wild asses, “Follow me.” And they went after him until he had brought them outside the gate. And, when they had gone out, he said to them, “Depart in peace to your pastures.” The wild asses, therefore, went away willingly; and the apostle stood and took heed to them lest they should be hurt of any, until they had gone afar off and were no more seen. And the apostle returned with the multitude into the house of the captain.</w:t>
+        <w:t xml:space="preserve">and give them food; for, they had not eaten for many days). And, when they were gone in, the apostle said to the wild asses, “Follow me.” And they went after him until he had brought them outside the gate. And, when they had gone out, he said to them, “Depart in peace to your pastures.” The wild asses, therefore, went away willingly; and the apostle stood and took heed to them lest they should be hurt </w:t>
+      </w:r>
+      <w:proofErr w:type="spellStart"/>
+      <w:r>
+        <w:rPr>
+          <w:rFonts w:ascii="Gentium" w:hAnsi="Gentium" w:cs="Gentium"/>
+          <w:color w:val="auto"/>
+        </w:rPr>
+        <w:t>of</w:t>
+      </w:r>
+      <w:proofErr w:type="spellEnd"/>
+      <w:r>
+        <w:rPr>
+          <w:rFonts w:ascii="Gentium" w:hAnsi="Gentium" w:cs="Gentium"/>
+          <w:color w:val="auto"/>
+        </w:rPr>
+        <w:t xml:space="preserve"> any, until they had gone afar off and were no more seen. And the apostle returned with the multitude into the house of the captain.</w:t>
       </w:r>
     </w:p>
     <w:p>
@@ -6379,7 +7048,23 @@
           <w:rFonts w:ascii="Gentium" w:hAnsi="Gentium" w:cs="Gentium"/>
           <w:color w:val="auto"/>
         </w:rPr>
-        <w:t>which was promised to them is for you that are heavily burdened now. You are they that carry burdens grievous to be borne, and are borne about by her command. And, though you are men, they lay on you loads as on brute beasts; for, they that have authority over you think that you are not men such as themselves, whether bond or free. For, neither shall possessions profit the rich, nor poverty save the poor from judgement; nor have we received a commandment that we are not able to perform, nor has he laid on us burdens grievous to be borne that we are not able to carry; nor building that men build; nor to hew stones and prepare houses, as your craftsmen do by their own knowledge. But this commandment have we received of the Lord, that that which does not please us when it is done by another, this we should not do to any other man.</w:t>
+        <w:t xml:space="preserve">which was promised to them is for you that are heavily burdened now. You are they that carry burdens grievous to be </w:t>
+      </w:r>
+      <w:proofErr w:type="gramStart"/>
+      <w:r>
+        <w:rPr>
+          <w:rFonts w:ascii="Gentium" w:hAnsi="Gentium" w:cs="Gentium"/>
+          <w:color w:val="auto"/>
+        </w:rPr>
+        <w:t>borne, and</w:t>
+      </w:r>
+      <w:proofErr w:type="gramEnd"/>
+      <w:r>
+        <w:rPr>
+          <w:rFonts w:ascii="Gentium" w:hAnsi="Gentium" w:cs="Gentium"/>
+          <w:color w:val="auto"/>
+        </w:rPr>
+        <w:t xml:space="preserve"> are borne about by her command. And, though you are men, they lay on you loads as on brute beasts; for, they that have authority over you think that you are not men such as themselves, whether bond or free. For, neither shall possessions profit the rich, nor poverty save the poor from judgement; nor have we received a commandment that we are not able to perform, nor has he laid on us burdens grievous to be borne that we are not able to carry; nor building that men build; nor to hew stones and prepare houses, as your craftsmen do by their own knowledge. But this commandment have we received of the Lord, that that which does not please us when it is done by another, this we should not do to any other man.</w:t>
       </w:r>
     </w:p>
     <w:p>
@@ -6485,7 +7170,23 @@
           <w:rFonts w:ascii="Gentium" w:hAnsi="Gentium" w:cs="Gentium"/>
           <w:color w:val="auto"/>
         </w:rPr>
-        <w:t xml:space="preserve">“But become well-pleasing to God in all good things, in meekness and quietness; for, these does God spare, and grants eternal life and sets death at nought. And, in gentleness </w:t>
+        <w:t xml:space="preserve">“But become well-pleasing to God in all good things, in meekness and quietness; for, these does God </w:t>
+      </w:r>
+      <w:proofErr w:type="gramStart"/>
+      <w:r>
+        <w:rPr>
+          <w:rFonts w:ascii="Gentium" w:hAnsi="Gentium" w:cs="Gentium"/>
+          <w:color w:val="auto"/>
+        </w:rPr>
+        <w:t>spare, and</w:t>
+      </w:r>
+      <w:proofErr w:type="gramEnd"/>
+      <w:r>
+        <w:rPr>
+          <w:rFonts w:ascii="Gentium" w:hAnsi="Gentium" w:cs="Gentium"/>
+          <w:color w:val="auto"/>
+        </w:rPr>
+        <w:t xml:space="preserve"> grants eternal life and sets death at nought. And, in gentleness </w:t>
       </w:r>
       <w:r>
         <w:rPr>
@@ -6589,7 +7290,23 @@
           <w:rFonts w:ascii="Gentium" w:hAnsi="Gentium" w:cs="Gentium"/>
           <w:color w:val="auto"/>
         </w:rPr>
-        <w:t>, meekness is the good yoke; meekness fears not and opposes not the many; meekness is peace and joy and exaltation of rest. Abide, therefore, in holiness and receive freedom from me, and be near to meekness; for, in these three heads is portrayed the Christ whom I proclaim to you. Holiness is the temple of Christ, and he that dwells in her gets her for a habitation &lt;</w:t>
+        <w:t xml:space="preserve">, meekness is the good yoke; meekness fears not and opposes not the many; meekness is peace and joy and exaltation of rest. Abide, therefore, in holiness and receive freedom from me, and be near to meekness; for, in these three heads is portrayed the Christ whom I proclaim to you. Holiness is the temple of Christ, and he </w:t>
+      </w:r>
+      <w:proofErr w:type="gramStart"/>
+      <w:r>
+        <w:rPr>
+          <w:rFonts w:ascii="Gentium" w:hAnsi="Gentium" w:cs="Gentium"/>
+          <w:color w:val="auto"/>
+        </w:rPr>
+        <w:t>that dwells</w:t>
+      </w:r>
+      <w:proofErr w:type="gramEnd"/>
+      <w:r>
+        <w:rPr>
+          <w:rFonts w:ascii="Gentium" w:hAnsi="Gentium" w:cs="Gentium"/>
+          <w:color w:val="auto"/>
+        </w:rPr>
+        <w:t xml:space="preserve"> in her gets her for a habitation &lt;</w:t>
       </w:r>
       <w:r>
         <w:rPr>
@@ -6605,7 +7322,23 @@
           <w:rFonts w:ascii="Gentium" w:hAnsi="Gentium" w:cs="Gentium"/>
           <w:color w:val="auto"/>
         </w:rPr>
-        <w:t xml:space="preserve"> is the of God rest temperance and&gt; because, for forty days and forty nights he fasted, tasting nothing; and he that keeps her shall dwell in her as on a mountain. And meekness is his boast; for, he said to Peter our fellow apostle: Turn back your sword and put it again into the sheath thereof; for, if I had willed so to do, could I not have brought more than twelve legions of angels from my Father?”</w:t>
+        <w:t xml:space="preserve"> is the of God rest temperance and&gt; because, for forty days and forty nights he fasted, tasting nothing; and he that keeps her shall dwell in her as on a mountain. And meekness is his boast; for, he said to Peter our fellow apostle: Turn back your sword and put it again into the sheath thereof; for, if I had willed so to do, could I not have brought more than twelve legions of angels from my </w:t>
+      </w:r>
+      <w:proofErr w:type="gramStart"/>
+      <w:r>
+        <w:rPr>
+          <w:rFonts w:ascii="Gentium" w:hAnsi="Gentium" w:cs="Gentium"/>
+          <w:color w:val="auto"/>
+        </w:rPr>
+        <w:t>Father</w:t>
+      </w:r>
+      <w:proofErr w:type="gramEnd"/>
+      <w:r>
+        <w:rPr>
+          <w:rFonts w:ascii="Gentium" w:hAnsi="Gentium" w:cs="Gentium"/>
+          <w:color w:val="auto"/>
+        </w:rPr>
+        <w:t>?”</w:t>
       </w:r>
     </w:p>
     <w:p>
@@ -6651,7 +7384,7 @@
           <w:rFonts w:ascii="Gentium" w:hAnsi="Gentium" w:cs="Gentium"/>
           <w:color w:val="auto"/>
         </w:rPr>
-        <w:t>Andy, when the apostle had said these things in the hearing of all the multitude, they trod and pressed on one another; and the wife of Charisius the king’s kinsman leapt out of her chair and cast herself on the earth before the apostle, and caught his feet and besought and said, “O disciple of the living God, you are come into a desert country; for, we live in the desert, being like to brute beasts in our conversation, but now shall we be saved by your hands; I beseech you, therefore, take thought of me, and pray for me, that the compassion of the God whom you preach may come on me, and I may become his dwelling place and be joined in prayer and hope and faith in him, and I also may receive the seal and become a holy temple and he may dwell in me.”</w:t>
+        <w:t>And, when the apostle had said these things in the hearing of all the multitude, they trod and pressed on one another; and the wife of Charisius the king’s kinsman leapt out of her chair and cast herself on the earth before the apostle, and caught his feet and besought and said, “O disciple of the living God, you are come into a desert country; for, we live in the desert, being like to brute beasts in our conversation, but now shall we be saved by your hands; I beseech you, therefore, take thought of me, and pray for me, that the compassion of the God whom you preach may come on me, and I may become his dwelling place and be joined in prayer and hope and faith in him, and I also may receive the seal and become a holy temple and he may dwell in me.”</w:t>
       </w:r>
     </w:p>
     <w:p>
@@ -6761,7 +7494,23 @@
           <w:rFonts w:ascii="Gentium" w:hAnsi="Gentium" w:cs="Gentium"/>
           <w:color w:val="auto"/>
         </w:rPr>
-        <w:t xml:space="preserve"> with punishment, according as each person has conducted himself in it), and the fellowship of procreation also passes away, and is as it were condemnation. Jesus only abides ever, and they that hope in him.” Thus he spoke, and said to the woman, “Depart in peace, and the Lord shall make you worthy of his own mysteries.” But she said, “I fear to go away, lest you forsake me and depart to another nation.” But the apostle said to her, “Even if I go, I shall not leave you alone, but Jesus of his compassion will be with you.” And she fell down and did him reverence and departed to her house.</w:t>
+        <w:t xml:space="preserve"> with punishment, according as each person has conducted himself in it), and the fellowship of procreation also passes away, and is as it were condemnation. Jesus only abides ever, and they that hope in him.” </w:t>
+      </w:r>
+      <w:proofErr w:type="gramStart"/>
+      <w:r>
+        <w:rPr>
+          <w:rFonts w:ascii="Gentium" w:hAnsi="Gentium" w:cs="Gentium"/>
+          <w:color w:val="auto"/>
+        </w:rPr>
+        <w:t>Thus</w:t>
+      </w:r>
+      <w:proofErr w:type="gramEnd"/>
+      <w:r>
+        <w:rPr>
+          <w:rFonts w:ascii="Gentium" w:hAnsi="Gentium" w:cs="Gentium"/>
+          <w:color w:val="auto"/>
+        </w:rPr>
+        <w:t xml:space="preserve"> he spoke, and said to the woman, “Depart in peace, and the Lord shall make you worthy of his own mysteries.” But she said, “I fear to go away, lest you forsake me and depart to another nation.” But the apostle said to her, “Even if I go, I shall not leave you alone, but Jesus of his compassion will be with you.” And she fell down and did him reverence and departed to her house.</w:t>
       </w:r>
     </w:p>
     <w:p>
@@ -6808,7 +7557,23 @@
           <w:rFonts w:ascii="Gentium" w:hAnsi="Gentium" w:cs="Gentium"/>
           <w:color w:val="auto"/>
         </w:rPr>
-        <w:t>Now, Charisius, the kinsman of Misdaeus the king, bathed himself and returned and laid him down to dine. And he inquired concerning his wife, where she was; for, she had not come out of her own chamber to meet him as she was wont. And her handmaids said to him, “She is not well.” And he entered quickly into the chamber and found her lying on the bed and veiled; and he unveiled her and kissed her, saying, “Why are you sorrowful today?” And she said, “I am not well.” And he said to her, “Why, then, did you not keep the guise of your freedom (</w:t>
+        <w:t xml:space="preserve">Now, Charisius, the kinsman of </w:t>
+      </w:r>
+      <w:proofErr w:type="spellStart"/>
+      <w:r>
+        <w:rPr>
+          <w:rFonts w:ascii="Gentium" w:hAnsi="Gentium" w:cs="Gentium"/>
+          <w:color w:val="auto"/>
+        </w:rPr>
+        <w:t>Misdaeus</w:t>
+      </w:r>
+      <w:proofErr w:type="spellEnd"/>
+      <w:r>
+        <w:rPr>
+          <w:rFonts w:ascii="Gentium" w:hAnsi="Gentium" w:cs="Gentium"/>
+          <w:color w:val="auto"/>
+        </w:rPr>
+        <w:t xml:space="preserve"> the king, bathed himself and returned and laid him down to dine. And he inquired concerning his wife, where she was; for, she had not come out of her own chamber to meet him as she was wont. And her handmaids said to him, “She is not well.” And he entered quickly into the chamber and found her lying on the bed and veiled; and he unveiled her and kissed her, saying, “Why are you sorrowful today?” And she said, “I am not well.” And he said to her, “Why, then, did you not keep the guise of your freedom (</w:t>
       </w:r>
       <w:r>
         <w:rPr>
@@ -6886,7 +7651,23 @@
           <w:rFonts w:ascii="Gentium" w:hAnsi="Gentium" w:cs="Gentium"/>
           <w:color w:val="auto"/>
         </w:rPr>
-        <w:t xml:space="preserve"> bring food to him that he might sup in her presence); when then they brought it in, he desired her to dine with him, but she excused herself; since then she would not, he dined alone, saying to her, “On your account I refused to dine with Misdaeus the king, and you, were you not willing to dine with me?” But she said, “It is because I am not well.” Charisius, therefore, rose up as he was wont and would sleep with her, but she said, “Did I not tell you that for today I refused it?”</w:t>
+        <w:t xml:space="preserve"> bring food to him that he might sup in her presence); when then they brought it in, he desired her to dine with him, but she excused herself; since then she would not, he dined alone, saying to her, “On your account I refused to dine with </w:t>
+      </w:r>
+      <w:proofErr w:type="spellStart"/>
+      <w:r>
+        <w:rPr>
+          <w:rFonts w:ascii="Gentium" w:hAnsi="Gentium" w:cs="Gentium"/>
+          <w:color w:val="auto"/>
+        </w:rPr>
+        <w:t>Misdaeus</w:t>
+      </w:r>
+      <w:proofErr w:type="spellEnd"/>
+      <w:r>
+        <w:rPr>
+          <w:rFonts w:ascii="Gentium" w:hAnsi="Gentium" w:cs="Gentium"/>
+          <w:color w:val="auto"/>
+        </w:rPr>
+        <w:t xml:space="preserve"> the king, and you, were you not willing to dine with me?” But she said, “It is because I am not well.” Charisius, therefore, rose up as he was wont and would sleep with her, but she said, “Did I not tell you that for today I refused it?”</w:t>
       </w:r>
     </w:p>
     <w:p>
@@ -6932,7 +7713,23 @@
           <w:rFonts w:ascii="Gentium" w:hAnsi="Gentium" w:cs="Gentium"/>
           <w:color w:val="auto"/>
         </w:rPr>
-        <w:t>When he heard that, he went to another bed and slept; and, awaking out of sleep, he said, “My lady Mygdonia, listen to the dream that I have seen. I saw myself lie at meat near to Misdaeus the king, and a dish of all sorts was set before us; and I saw an eagle come down from heaven and carry off from before me and the king two partridges, which he set against his heart; and again, he came over us and flew about above us, and the king bade a bow to be brought to him; and the eagle again caught away from before us a pigeon and a dove, and the king shot an arrow at him, and it passed through him from one side to the other and did not hurt him; and he being unscathed rose up into his own nest. And I awoke, and I am full of fear and sorely vexed, because I had tasted of the partridge, and he suffered me not to put it to my mouth again.” And Mygdonia said to him, “Your dream is good; for, you every day eat partridges, but this eagle had not tasted of a partridge until now.”</w:t>
+        <w:t xml:space="preserve">When he heard that, he went to another bed and slept; and, awaking out of sleep, he said, “My lady Mygdonia, listen to the dream that I have seen. I saw myself lie at meat near to </w:t>
+      </w:r>
+      <w:proofErr w:type="spellStart"/>
+      <w:r>
+        <w:rPr>
+          <w:rFonts w:ascii="Gentium" w:hAnsi="Gentium" w:cs="Gentium"/>
+          <w:color w:val="auto"/>
+        </w:rPr>
+        <w:t>Misdaeus</w:t>
+      </w:r>
+      <w:proofErr w:type="spellEnd"/>
+      <w:r>
+        <w:rPr>
+          <w:rFonts w:ascii="Gentium" w:hAnsi="Gentium" w:cs="Gentium"/>
+          <w:color w:val="auto"/>
+        </w:rPr>
+        <w:t xml:space="preserve"> the king, and a dish of all sorts was set before us; and I saw an eagle come down from heaven and carry off from before me and the king two partridges, which he set against his heart; and again, he came over us and flew about above us, and the king bade a bow to be brought to him; and the eagle again caught away from before us a pigeon and a dove, and the king shot an arrow at him, and it passed through him from one side to the other and did not hurt him; and he being unscathed rose up into his own nest. And I awoke, and I am full of fear and sorely vexed, because I had tasted of the partridge, and he suffered me not to put it to my mouth again.” And Mygdonia said to him, “Your dream is good; for, you every day eat partridges, but this eagle had not tasted of a partridge until now.”</w:t>
       </w:r>
     </w:p>
     <w:p>
@@ -6994,7 +7791,23 @@
           <w:rFonts w:ascii="Gentium" w:hAnsi="Gentium" w:cs="Gentium"/>
           <w:color w:val="auto"/>
         </w:rPr>
-        <w:t>!” But Mygdonia said to him, “And this also is not evil, but seems to me very good; for, from an unlucky act there will be a change for the better.” And he washed his hands and went to salute Misdaeus the king.</w:t>
+        <w:t xml:space="preserve">!” But Mygdonia said to him, “And this also is not evil, but seems to me very good; for, from an unlucky act there will be a change for the better.” And he washed his hands and went to salute </w:t>
+      </w:r>
+      <w:proofErr w:type="spellStart"/>
+      <w:r>
+        <w:rPr>
+          <w:rFonts w:ascii="Gentium" w:hAnsi="Gentium" w:cs="Gentium"/>
+          <w:color w:val="auto"/>
+        </w:rPr>
+        <w:t>Misdaeus</w:t>
+      </w:r>
+      <w:proofErr w:type="spellEnd"/>
+      <w:r>
+        <w:rPr>
+          <w:rFonts w:ascii="Gentium" w:hAnsi="Gentium" w:cs="Gentium"/>
+          <w:color w:val="auto"/>
+        </w:rPr>
+        <w:t xml:space="preserve"> the king.</w:t>
       </w:r>
     </w:p>
     <w:p>
@@ -7041,7 +7854,23 @@
           <w:rFonts w:ascii="Gentium" w:hAnsi="Gentium" w:cs="Gentium"/>
           <w:color w:val="auto"/>
         </w:rPr>
-        <w:t>And, likewise, Mygdonia rose up early and went to salute Judas Thomas the apostle, and she found him discoursing with the captain and all the multitude, and he was advising them and speaking of the woman who had received the Lord in her soul, whose wife she was; and the captain said, “She is the wife of Charisius the kinsman of Misdaeus the king.” And, “Her husband is a hard man, and in everything that he says to the king he obeys him; and he will not suffer her to continue in this mind that she has promised; for, often-times has he praised her before the king, saying that there is none other like her in love; all things, therefore, that you speak to her are strange to her.” And the apostle said, “If verily and surely the Lord has risen upon her soul and she has received the seed that was cast on her, she will have no care of this temporal life, nor fear death, neither will Charisius be able to harm her at all; for, greater is he whom she has received into her soul, if she has received him indeed.”</w:t>
+        <w:t xml:space="preserve">And, likewise, Mygdonia rose up early and went to salute Judas Thomas the apostle, and she found him discoursing with the captain and all the multitude, and he was advising them and speaking of the woman who had received the Lord in her soul, whose wife she was; and the captain said, “She is the wife of Charisius the kinsman of </w:t>
+      </w:r>
+      <w:proofErr w:type="spellStart"/>
+      <w:r>
+        <w:rPr>
+          <w:rFonts w:ascii="Gentium" w:hAnsi="Gentium" w:cs="Gentium"/>
+          <w:color w:val="auto"/>
+        </w:rPr>
+        <w:t>Misdaeus</w:t>
+      </w:r>
+      <w:proofErr w:type="spellEnd"/>
+      <w:r>
+        <w:rPr>
+          <w:rFonts w:ascii="Gentium" w:hAnsi="Gentium" w:cs="Gentium"/>
+          <w:color w:val="auto"/>
+        </w:rPr>
+        <w:t xml:space="preserve"> the king.” And, “Her husband is a hard man, and in everything that he says to the king he obeys him; and he will not suffer her to continue in this mind that she has promised; for, often-times has he praised her before the king, saying that there is none other like her in love; all things, therefore, that you speak to her are strange to her.” And the apostle said, “If verily and surely the Lord has risen upon her soul and she has received the seed that was cast on her, she will have no care of this temporal life, nor fear death, neither will Charisius be able to harm her at all; for, greater is he whom she has received into her soul, if she has received him indeed.”</w:t>
       </w:r>
     </w:p>
     <w:p>
@@ -7087,7 +7916,55 @@
           <w:rFonts w:ascii="Gentium" w:hAnsi="Gentium" w:cs="Gentium"/>
           <w:color w:val="auto"/>
         </w:rPr>
-        <w:t>And Mygdonia, hearing this, said to the apostle, “In truth, my lord, I have received the seed of your words, and I will bear fruit like unto such seed.” The apostle said, “Our souls give praise and thanks to you, O Lord; for they are yours; our bodies give thanks to you, which you have accounted worthy to become the dwelling-place of your heavenly gift.” And he said also to them that stood by, “Blessed are the holy, whose souls have never condemned them; for, they have gained them and are not divided against themselves. Blessed are the spirits of the pure, and they that have received the heavenly crown whole from the world (age) which has been appointed them. Blessed are the bodies of the holy; for, they have been made worthy to become temples of God, that Christ may dwell in them. Blessed are you; for, you have power to forgive sins. Blessed are you if you do not lose that which is committed unto you, but rejoicing and departing bear it away with you. Blessed are you the holy; for, to you it is given to ask and receive. Blessed are you meek; for, you has God counted worthy to become heirs of the heavenly kingdom. Blessed are you meek; for, you are they that have overcome the enemy. Blessed are you meek; for, you shall see the face of the Lord. Blessed are you that hunger for the Lord’s sake; for, for you is rest laid up, and your souls rejoice from henceforth. Blessed are you that are quiet, (for you have been counted worthy) to be set free from sin [and from the exchange of clean and unclean beasts].” And, when the apostle had said these things in the hearing of all the multitude, Mygdonia was the more confirmed in the faith and glory and greatness of Christ.</w:t>
+        <w:t xml:space="preserve">And Mygdonia, hearing this, said to the apostle, “In truth, my lord, I have received the seed of your words, and I will bear fruit like unto such seed.” The apostle said, “Our souls give praise and thanks to you, O Lord; for they are yours; our bodies give thanks to you, which you have accounted worthy to become the dwelling-place of your heavenly gift.” And he said also to them that stood by, “Blessed </w:t>
+      </w:r>
+      <w:proofErr w:type="gramStart"/>
+      <w:r>
+        <w:rPr>
+          <w:rFonts w:ascii="Gentium" w:hAnsi="Gentium" w:cs="Gentium"/>
+          <w:color w:val="auto"/>
+        </w:rPr>
+        <w:t>are</w:t>
+      </w:r>
+      <w:proofErr w:type="gramEnd"/>
+      <w:r>
+        <w:rPr>
+          <w:rFonts w:ascii="Gentium" w:hAnsi="Gentium" w:cs="Gentium"/>
+          <w:color w:val="auto"/>
+        </w:rPr>
+        <w:t xml:space="preserve"> the holy, whose souls have never condemned them; for, they have gained them and are not divided against themselves. Blessed are the spirits of the pure, and they that have received the heavenly crown whole from the world (age) which has been appointed them. Blessed are the bodies of the holy; for, they have been made worthy to become temples of God, that Christ may dwell in them. Blessed are you; for, you have power to forgive sins. Blessed are you if you do not lose that which is committed unto </w:t>
+      </w:r>
+      <w:proofErr w:type="gramStart"/>
+      <w:r>
+        <w:rPr>
+          <w:rFonts w:ascii="Gentium" w:hAnsi="Gentium" w:cs="Gentium"/>
+          <w:color w:val="auto"/>
+        </w:rPr>
+        <w:t>you, but</w:t>
+      </w:r>
+      <w:proofErr w:type="gramEnd"/>
+      <w:r>
+        <w:rPr>
+          <w:rFonts w:ascii="Gentium" w:hAnsi="Gentium" w:cs="Gentium"/>
+          <w:color w:val="auto"/>
+        </w:rPr>
+        <w:t xml:space="preserve"> rejoicing and departing bear it away with you. Blessed are you the holy; for, to you it is given to ask and receive. Blessed are you meek; for, you </w:t>
+      </w:r>
+      <w:proofErr w:type="gramStart"/>
+      <w:r>
+        <w:rPr>
+          <w:rFonts w:ascii="Gentium" w:hAnsi="Gentium" w:cs="Gentium"/>
+          <w:color w:val="auto"/>
+        </w:rPr>
+        <w:t>has</w:t>
+      </w:r>
+      <w:proofErr w:type="gramEnd"/>
+      <w:r>
+        <w:rPr>
+          <w:rFonts w:ascii="Gentium" w:hAnsi="Gentium" w:cs="Gentium"/>
+          <w:color w:val="auto"/>
+        </w:rPr>
+        <w:t xml:space="preserve"> God counted worthy to become heirs of the heavenly kingdom. Blessed are you meek; for, you are they that have overcome the enemy. Blessed are you meek; for, you shall see the face of the Lord. Blessed are you that hunger for the Lord’s sake; for, for you is rest laid up, and your souls rejoice from henceforth. Blessed are you that are quiet, (for you have been counted worthy) to be set free from sin [and from the exchange of clean and unclean beasts].” And, when the apostle had said these things in the hearing of all the multitude, Mygdonia was the more confirmed in the faith and glory and greatness of Christ.</w:t>
       </w:r>
     </w:p>
     <w:p>
@@ -7133,7 +8010,23 @@
           <w:rFonts w:ascii="Gentium" w:hAnsi="Gentium" w:cs="Gentium"/>
           <w:color w:val="auto"/>
         </w:rPr>
-        <w:t xml:space="preserve">But Charisius the kinsman and friend of Misdaeus the king came to his breakfast and found not his wife in the house; and he inquired of all that were in his house, “Whither is your mistress gone?” And one of them answered and said, “She is gone to that stranger.” And, when he heard this of his servant, he was wroth with the other servants because they had not straight away told him what was done; and he sat down and waited for her. And, when it was evening and she was come into the house, he said to her, “Where were you?” And she answered and said, “With the physician.” And he said, “Is that stranger a physician?” And she said, “Yes, he is a physician of souls; for, most physicians do heal bodies that </w:t>
+        <w:t xml:space="preserve">But Charisius the kinsman and friend of </w:t>
+      </w:r>
+      <w:proofErr w:type="spellStart"/>
+      <w:r>
+        <w:rPr>
+          <w:rFonts w:ascii="Gentium" w:hAnsi="Gentium" w:cs="Gentium"/>
+          <w:color w:val="auto"/>
+        </w:rPr>
+        <w:t>Misdaeus</w:t>
+      </w:r>
+      <w:proofErr w:type="spellEnd"/>
+      <w:r>
+        <w:rPr>
+          <w:rFonts w:ascii="Gentium" w:hAnsi="Gentium" w:cs="Gentium"/>
+          <w:color w:val="auto"/>
+        </w:rPr>
+        <w:t xml:space="preserve"> the king came to his breakfast and found not his wife in the house; and he inquired of all that were in his house, “Whither is your mistress gone?” And one of them answered and said, “She is gone to that stranger.” And, when he heard this of his servant, he was wroth with the other servants because they had not straight away told him what was done; and he sat down and waited for her. And, when it was evening and she was come into the house, he said to her, “Where were you?” And she answered and said, “With the physician.” And he said, “Is that stranger a physician?” And she said, “Yes, he is a physician of souls; for, most physicians do heal bodies that </w:t>
       </w:r>
       <w:r>
         <w:rPr>
@@ -7311,7 +8204,23 @@
           <w:rFonts w:ascii="Gentium" w:hAnsi="Gentium" w:cs="Gentium"/>
           <w:color w:val="auto"/>
         </w:rPr>
-        <w:t>) and fled from him naked and, as she went forth, she pulled down the curtain of the bed-chamber and wrapped it about her, and went to her nurse, and slept there with her.</w:t>
+        <w:t xml:space="preserve">) and fled from him naked and, as she went forth, she pulled down the curtain of the </w:t>
+      </w:r>
+      <w:proofErr w:type="gramStart"/>
+      <w:r>
+        <w:rPr>
+          <w:rFonts w:ascii="Gentium" w:hAnsi="Gentium" w:cs="Gentium"/>
+          <w:color w:val="auto"/>
+        </w:rPr>
+        <w:t>bed-chamber</w:t>
+      </w:r>
+      <w:proofErr w:type="gramEnd"/>
+      <w:r>
+        <w:rPr>
+          <w:rFonts w:ascii="Gentium" w:hAnsi="Gentium" w:cs="Gentium"/>
+          <w:color w:val="auto"/>
+        </w:rPr>
+        <w:t xml:space="preserve"> and wrapped it about her, and went to her nurse, and slept there with her.</w:t>
       </w:r>
     </w:p>
     <w:p>
@@ -7418,7 +8327,55 @@
           <w:rFonts w:ascii="Gentium" w:hAnsi="Gentium" w:cs="Gentium"/>
           <w:color w:val="auto"/>
         </w:rPr>
-        <w:t>And, so saving, he began to lament and say, “Woe to me, O my consort, and to you besides! For, I am too quickly bereaved of you. Woe is me, my most dear one; for, you excel all my race: neither son nor daughter have I had of you that I might find rest in them; neither have you yet dwelt with me a full year, and an evil eye has caught you from me. Would that the violence of death had taken you, and I should yet have reckoned myself among kings and nobles; but that I should suffer this at the hands of a stranger, and belike he is a slave that has run away, to my ill fortune and the sorrow of my unhappy soul! Let there be no impediment for me until I destroy him and avenge this night, and may I not be well-pleasing before Misdaeus the king if he does not avenge me with the head of this stranger; (and I will also tell him) of Siphor the captain who has been the occasion of this. For, by his means did the stranger appear here, and lodged at his house; and many there are that go in and come out whom he teaches a new doctrine, saying that none can live if he quits not all his substance and become a renouncer like himself; and he strives to make many partakers with him.”</w:t>
+        <w:t xml:space="preserve">And, so saving, he began to lament and say, “Woe to me, O my consort, and to you besides! For, I am too quickly bereaved of you. Woe is me, my most dear one; for, you excel all my race: neither son nor daughter have I had of you that I might find rest in them; neither have you yet dwelt with me a full year, and an evil eye has caught you from me. Would that the violence of death had taken you, and I should yet have reckoned myself among kings and nobles; but that I should suffer this at the hands of a stranger, and </w:t>
+      </w:r>
+      <w:proofErr w:type="spellStart"/>
+      <w:r>
+        <w:rPr>
+          <w:rFonts w:ascii="Gentium" w:hAnsi="Gentium" w:cs="Gentium"/>
+          <w:color w:val="auto"/>
+        </w:rPr>
+        <w:t>belike</w:t>
+      </w:r>
+      <w:proofErr w:type="spellEnd"/>
+      <w:r>
+        <w:rPr>
+          <w:rFonts w:ascii="Gentium" w:hAnsi="Gentium" w:cs="Gentium"/>
+          <w:color w:val="auto"/>
+        </w:rPr>
+        <w:t xml:space="preserve"> he is a slave that has run away, to my ill fortune and the sorrow of my unhappy soul! Let there be no impediment for me until I destroy him and avenge this night, and may I not be well-pleasing before </w:t>
+      </w:r>
+      <w:proofErr w:type="spellStart"/>
+      <w:r>
+        <w:rPr>
+          <w:rFonts w:ascii="Gentium" w:hAnsi="Gentium" w:cs="Gentium"/>
+          <w:color w:val="auto"/>
+        </w:rPr>
+        <w:t>Misdaeus</w:t>
+      </w:r>
+      <w:proofErr w:type="spellEnd"/>
+      <w:r>
+        <w:rPr>
+          <w:rFonts w:ascii="Gentium" w:hAnsi="Gentium" w:cs="Gentium"/>
+          <w:color w:val="auto"/>
+        </w:rPr>
+        <w:t xml:space="preserve"> the king if he does not avenge me with the head of this stranger; (and I will also tell him) of </w:t>
+      </w:r>
+      <w:proofErr w:type="spellStart"/>
+      <w:r>
+        <w:rPr>
+          <w:rFonts w:ascii="Gentium" w:hAnsi="Gentium" w:cs="Gentium"/>
+          <w:color w:val="auto"/>
+        </w:rPr>
+        <w:t>Siphor</w:t>
+      </w:r>
+      <w:proofErr w:type="spellEnd"/>
+      <w:r>
+        <w:rPr>
+          <w:rFonts w:ascii="Gentium" w:hAnsi="Gentium" w:cs="Gentium"/>
+          <w:color w:val="auto"/>
+        </w:rPr>
+        <w:t xml:space="preserve"> the captain who has been the occasion of this. For, by his means did the stranger appear here, and lodged at his house; and many there are that go in and come out whom he teaches a new doctrine, saying that none can live if he quits not all his substance and become a renouncer like himself; and he strives to make many partakers with him.”</w:t>
       </w:r>
     </w:p>
     <w:p>
@@ -7464,7 +8421,23 @@
           <w:rFonts w:ascii="Gentium" w:hAnsi="Gentium" w:cs="Gentium"/>
           <w:color w:val="auto"/>
         </w:rPr>
-        <w:t xml:space="preserve">And, as Charisius thought on these things, the day dawned; and, after the night, (?) he put on a mean habit, and shod himself, and went downcast and in heaviness to salute the king. And, when the king saw him, he said, “Why are you sorrowful, and come in such garb? And I see that your countenance is changed.” And Charisius said to the king, “I have a new thing to tell you and a new desolation which Siphor has brought into India, even a certain Hebrew, a sorcerer, whom he has sitting in his house and who does not depart from him; and many are there that go in to him, whom also he teaches of a new God, and lays on them new laws such as never yet were heard, saving: It is impossible for you to enter into that eternal life which I proclaim unto you, unless you rid you of your wives, and likewise the wives of their husbands.” And it chanced that my </w:t>
+        <w:t xml:space="preserve">And, as Charisius thought on these things, the day dawned; and, after the night, (?) he put on a mean habit, and shod himself, and went downcast and in heaviness to salute the king. And, when the king saw him, he said, “Why are you sorrowful, and come in such garb? And I see that your countenance is changed.” And Charisius said to the king, “I have a new thing to tell you and a new desolation which </w:t>
+      </w:r>
+      <w:proofErr w:type="spellStart"/>
+      <w:r>
+        <w:rPr>
+          <w:rFonts w:ascii="Gentium" w:hAnsi="Gentium" w:cs="Gentium"/>
+          <w:color w:val="auto"/>
+        </w:rPr>
+        <w:t>Siphor</w:t>
+      </w:r>
+      <w:proofErr w:type="spellEnd"/>
+      <w:r>
+        <w:rPr>
+          <w:rFonts w:ascii="Gentium" w:hAnsi="Gentium" w:cs="Gentium"/>
+          <w:color w:val="auto"/>
+        </w:rPr>
+        <w:t xml:space="preserve"> has brought into India, even a certain Hebrew, a sorcerer, whom he has sitting in his house and who does not depart from him; and many are there that go in to him, whom also he teaches of a new God, and lays on them new laws such as never yet were heard, saving: It is impossible for you to enter into that eternal life which I proclaim unto you, unless you rid you of your wives, and likewise the wives of their husbands.” And it chanced that my </w:t>
       </w:r>
       <w:r>
         <w:rPr>
@@ -7472,7 +8445,23 @@
           <w:color w:val="auto"/>
         </w:rPr>
         <w:lastRenderedPageBreak/>
-        <w:t>unlucky wife also went to him and became a hearer of his words, and she believed them; and, in the night, she forsook me and ran to the stranger. But send for both Siphor and that sorcerer that is hid with (in) him, and visit it (?) on their head, lest all that are of our nation perish.”</w:t>
+        <w:t xml:space="preserve">unlucky wife also went to him and became a hearer of his words, and she believed them; and, in the night, she forsook me and ran to the stranger. But send for both </w:t>
+      </w:r>
+      <w:proofErr w:type="spellStart"/>
+      <w:r>
+        <w:rPr>
+          <w:rFonts w:ascii="Gentium" w:hAnsi="Gentium" w:cs="Gentium"/>
+          <w:color w:val="auto"/>
+        </w:rPr>
+        <w:t>Siphor</w:t>
+      </w:r>
+      <w:proofErr w:type="spellEnd"/>
+      <w:r>
+        <w:rPr>
+          <w:rFonts w:ascii="Gentium" w:hAnsi="Gentium" w:cs="Gentium"/>
+          <w:color w:val="auto"/>
+        </w:rPr>
+        <w:t xml:space="preserve"> and that sorcerer that is hid with (in) him, and visit it (?) on their head, lest all that are of our nation perish.”</w:t>
       </w:r>
     </w:p>
     <w:p>
@@ -7518,7 +8507,151 @@
           <w:rFonts w:ascii="Gentium" w:hAnsi="Gentium" w:cs="Gentium"/>
           <w:color w:val="auto"/>
         </w:rPr>
-        <w:t>And, when Misdaeus his friend heard this, he said to him, “Do not be grieved nor heavy; for, I will send for him and avenge you, and you shall have your wife again, and the others that cannot I will avenge.” And the king went forth and sat on the judgement seat and, when he was set, he commanded Siphor the captain to be called. They went, therefore, to his house and found him sitting on the right hand of the apostle and Mygdonia at his feet, listening to him with all the multitude. And they that were sent from the king said to Siphor, “You sit here listening to vain words, and Misdaeus the king in his wrath thinks to destroy you because of this sorcerer and deceiver whom you have brought into your house?” And Siphor, hearing it, was cast down, not because of the king’s threat against him, but for the apostle, because the king was disposed contrary to him. And he said to the apostle, “I am grieved concerning you; for, I told you at the first that that woman is the wife of Charisius the king’s friend and kinsman, and he will not suffer her to perform that she has promised, and all that he asks of the king he grants him.” But the apostle said to Siphor, “Fear nothing, but believe in Jesus that pleads for us all; for, to his refuge are we gathered together.” And Siphor, hearing that, put his garment about him and went unto Misdaeus the king.</w:t>
+        <w:t xml:space="preserve">And, when </w:t>
+      </w:r>
+      <w:proofErr w:type="spellStart"/>
+      <w:r>
+        <w:rPr>
+          <w:rFonts w:ascii="Gentium" w:hAnsi="Gentium" w:cs="Gentium"/>
+          <w:color w:val="auto"/>
+        </w:rPr>
+        <w:t>Misdaeus</w:t>
+      </w:r>
+      <w:proofErr w:type="spellEnd"/>
+      <w:r>
+        <w:rPr>
+          <w:rFonts w:ascii="Gentium" w:hAnsi="Gentium" w:cs="Gentium"/>
+          <w:color w:val="auto"/>
+        </w:rPr>
+        <w:t xml:space="preserve"> his friend heard this, he said to him, “Do not be grieved nor heavy; for, I will send for him and avenge you, and you shall have your wife again, and the others that </w:t>
+      </w:r>
+      <w:proofErr w:type="gramStart"/>
+      <w:r>
+        <w:rPr>
+          <w:rFonts w:ascii="Gentium" w:hAnsi="Gentium" w:cs="Gentium"/>
+          <w:color w:val="auto"/>
+        </w:rPr>
+        <w:t>cannot I will</w:t>
+      </w:r>
+      <w:proofErr w:type="gramEnd"/>
+      <w:r>
+        <w:rPr>
+          <w:rFonts w:ascii="Gentium" w:hAnsi="Gentium" w:cs="Gentium"/>
+          <w:color w:val="auto"/>
+        </w:rPr>
+        <w:t xml:space="preserve"> avenge.” And the king went forth and sat on the judgement seat and, when he was set, he commanded </w:t>
+      </w:r>
+      <w:proofErr w:type="spellStart"/>
+      <w:r>
+        <w:rPr>
+          <w:rFonts w:ascii="Gentium" w:hAnsi="Gentium" w:cs="Gentium"/>
+          <w:color w:val="auto"/>
+        </w:rPr>
+        <w:t>Siphor</w:t>
+      </w:r>
+      <w:proofErr w:type="spellEnd"/>
+      <w:r>
+        <w:rPr>
+          <w:rFonts w:ascii="Gentium" w:hAnsi="Gentium" w:cs="Gentium"/>
+          <w:color w:val="auto"/>
+        </w:rPr>
+        <w:t xml:space="preserve"> the captain to be called. They went, therefore, to his house and found him sitting on the right hand of the apostle and Mygdonia at his feet, listening to him with all the multitude. And they that were sent from the king said to </w:t>
+      </w:r>
+      <w:proofErr w:type="spellStart"/>
+      <w:r>
+        <w:rPr>
+          <w:rFonts w:ascii="Gentium" w:hAnsi="Gentium" w:cs="Gentium"/>
+          <w:color w:val="auto"/>
+        </w:rPr>
+        <w:t>Siphor</w:t>
+      </w:r>
+      <w:proofErr w:type="spellEnd"/>
+      <w:r>
+        <w:rPr>
+          <w:rFonts w:ascii="Gentium" w:hAnsi="Gentium" w:cs="Gentium"/>
+          <w:color w:val="auto"/>
+        </w:rPr>
+        <w:t xml:space="preserve">, “You sit here listening to vain words, and </w:t>
+      </w:r>
+      <w:proofErr w:type="spellStart"/>
+      <w:r>
+        <w:rPr>
+          <w:rFonts w:ascii="Gentium" w:hAnsi="Gentium" w:cs="Gentium"/>
+          <w:color w:val="auto"/>
+        </w:rPr>
+        <w:t>Misdaeus</w:t>
+      </w:r>
+      <w:proofErr w:type="spellEnd"/>
+      <w:r>
+        <w:rPr>
+          <w:rFonts w:ascii="Gentium" w:hAnsi="Gentium" w:cs="Gentium"/>
+          <w:color w:val="auto"/>
+        </w:rPr>
+        <w:t xml:space="preserve"> the king in his wrath thinks to destroy you because of this sorcerer and deceiver whom you have brought into your house?” And </w:t>
+      </w:r>
+      <w:proofErr w:type="spellStart"/>
+      <w:r>
+        <w:rPr>
+          <w:rFonts w:ascii="Gentium" w:hAnsi="Gentium" w:cs="Gentium"/>
+          <w:color w:val="auto"/>
+        </w:rPr>
+        <w:t>Siphor</w:t>
+      </w:r>
+      <w:proofErr w:type="spellEnd"/>
+      <w:r>
+        <w:rPr>
+          <w:rFonts w:ascii="Gentium" w:hAnsi="Gentium" w:cs="Gentium"/>
+          <w:color w:val="auto"/>
+        </w:rPr>
+        <w:t xml:space="preserve">, hearing it, was cast down, not because of the king’s threat against him, but for the apostle, because the king was disposed contrary to him. And he said to the apostle, “I am grieved concerning you; for, I told you at the first that that woman is the wife of Charisius the king’s friend and kinsman, and he will not suffer her to perform that she has promised, and all that he asks of the king he grants him.” But the apostle said to </w:t>
+      </w:r>
+      <w:proofErr w:type="spellStart"/>
+      <w:r>
+        <w:rPr>
+          <w:rFonts w:ascii="Gentium" w:hAnsi="Gentium" w:cs="Gentium"/>
+          <w:color w:val="auto"/>
+        </w:rPr>
+        <w:t>Siphor</w:t>
+      </w:r>
+      <w:proofErr w:type="spellEnd"/>
+      <w:r>
+        <w:rPr>
+          <w:rFonts w:ascii="Gentium" w:hAnsi="Gentium" w:cs="Gentium"/>
+          <w:color w:val="auto"/>
+        </w:rPr>
+        <w:t xml:space="preserve">, “Fear nothing, but believe in Jesus that pleads for us all; for, to his refuge are we gathered together.” And </w:t>
+      </w:r>
+      <w:proofErr w:type="spellStart"/>
+      <w:r>
+        <w:rPr>
+          <w:rFonts w:ascii="Gentium" w:hAnsi="Gentium" w:cs="Gentium"/>
+          <w:color w:val="auto"/>
+        </w:rPr>
+        <w:t>Siphor</w:t>
+      </w:r>
+      <w:proofErr w:type="spellEnd"/>
+      <w:r>
+        <w:rPr>
+          <w:rFonts w:ascii="Gentium" w:hAnsi="Gentium" w:cs="Gentium"/>
+          <w:color w:val="auto"/>
+        </w:rPr>
+        <w:t xml:space="preserve">, hearing that, put his garment about him and went unto </w:t>
+      </w:r>
+      <w:proofErr w:type="spellStart"/>
+      <w:r>
+        <w:rPr>
+          <w:rFonts w:ascii="Gentium" w:hAnsi="Gentium" w:cs="Gentium"/>
+          <w:color w:val="auto"/>
+        </w:rPr>
+        <w:t>Misdaeus</w:t>
+      </w:r>
+      <w:proofErr w:type="spellEnd"/>
+      <w:r>
+        <w:rPr>
+          <w:rFonts w:ascii="Gentium" w:hAnsi="Gentium" w:cs="Gentium"/>
+          <w:color w:val="auto"/>
+        </w:rPr>
+        <w:t xml:space="preserve"> the king.</w:t>
       </w:r>
     </w:p>
     <w:p>
@@ -7610,7 +8743,55 @@
           <w:rFonts w:ascii="Gentium" w:hAnsi="Gentium" w:cs="Gentium"/>
           <w:color w:val="auto"/>
         </w:rPr>
-        <w:t xml:space="preserve">Now, Siphor stood before the king, and he inquired of him, “Who is that sorcerer and whence, and what teaches he whom you have lurking in your house?” And Siphor answered the king, “You are not ignorant, O king, what trouble and grief I, with my friends had concerning my wife, whom you know and many others remember, and concerning my daughter, whom I value more than all my possessions, what a time and trial I suffered; for, I became a laughing-stock and a curse in all our country. And I heard the report of this man and went to him and entreated him, and took him and brought him hither. And, as I came by the way, I saw wonderful and amazing things; and here also many did hear the wild ass and concerning that devil whom he drove out, and healed my wife and daughter, and now are they whole; and he asked no reward but requires faith and holiness, that men should become partakers with him in that which he does; and this he teaches to worship and fear one God, the </w:t>
+        <w:t xml:space="preserve">Now, </w:t>
+      </w:r>
+      <w:proofErr w:type="spellStart"/>
+      <w:r>
+        <w:rPr>
+          <w:rFonts w:ascii="Gentium" w:hAnsi="Gentium" w:cs="Gentium"/>
+          <w:color w:val="auto"/>
+        </w:rPr>
+        <w:t>Siphor</w:t>
+      </w:r>
+      <w:proofErr w:type="spellEnd"/>
+      <w:r>
+        <w:rPr>
+          <w:rFonts w:ascii="Gentium" w:hAnsi="Gentium" w:cs="Gentium"/>
+          <w:color w:val="auto"/>
+        </w:rPr>
+        <w:t xml:space="preserve"> stood before the king, and he inquired of him, “Who is that sorcerer and whence, and what teaches he whom you have lurking in your house?” And </w:t>
+      </w:r>
+      <w:proofErr w:type="spellStart"/>
+      <w:r>
+        <w:rPr>
+          <w:rFonts w:ascii="Gentium" w:hAnsi="Gentium" w:cs="Gentium"/>
+          <w:color w:val="auto"/>
+        </w:rPr>
+        <w:t>Siphor</w:t>
+      </w:r>
+      <w:proofErr w:type="spellEnd"/>
+      <w:r>
+        <w:rPr>
+          <w:rFonts w:ascii="Gentium" w:hAnsi="Gentium" w:cs="Gentium"/>
+          <w:color w:val="auto"/>
+        </w:rPr>
+        <w:t xml:space="preserve"> answered the king, “You are not ignorant, O king, what trouble and grief I, with my friends had concerning my wife, whom you know and many others remember, and concerning my daughter, whom I value more than all my possessions, what a time and trial I suffered; for, I became a laughing-stock and a curse in all our country. And I heard the report of this man and went to him and entreated </w:t>
+      </w:r>
+      <w:proofErr w:type="gramStart"/>
+      <w:r>
+        <w:rPr>
+          <w:rFonts w:ascii="Gentium" w:hAnsi="Gentium" w:cs="Gentium"/>
+          <w:color w:val="auto"/>
+        </w:rPr>
+        <w:t>him, and</w:t>
+      </w:r>
+      <w:proofErr w:type="gramEnd"/>
+      <w:r>
+        <w:rPr>
+          <w:rFonts w:ascii="Gentium" w:hAnsi="Gentium" w:cs="Gentium"/>
+          <w:color w:val="auto"/>
+        </w:rPr>
+        <w:t xml:space="preserve"> took him and brought him hither. And, as I came by the way, I saw wonderful and amazing things; and here also many did hear the wild ass and concerning that devil whom he drove out, and healed my wife and daughter, and now are they whole; and he asked no reward but requires faith and holiness, that men should become partakers with him in that which he does; and this he teaches to worship and fear one God, the </w:t>
       </w:r>
       <w:r>
         <w:rPr>
@@ -7618,7 +8799,23 @@
           <w:color w:val="auto"/>
         </w:rPr>
         <w:lastRenderedPageBreak/>
-        <w:t>ruler of all things, and Jesus Christ his Son, that they may have eternal life. And that which he eats is bread and salt, and his drink is water from evening unto evening, and he makes many prayers; and whatever he asks of his God, he gives him. And he teaches that this God is holy and mighty, and that Christ is living and makes alive, so also he charges them that are there present to come to him in holiness and purity and love and faith.”</w:t>
+        <w:t xml:space="preserve">ruler of all things, and Jesus Christ his Son, that they may have eternal life. And that which he eats is bread and salt, and his drink is water from evening unto evening, and he makes many prayers; and whatever he asks of his God, he gives him. And he teaches that this God is holy and mighty, and that Christ is living and makes alive, so </w:t>
+      </w:r>
+      <w:proofErr w:type="gramStart"/>
+      <w:r>
+        <w:rPr>
+          <w:rFonts w:ascii="Gentium" w:hAnsi="Gentium" w:cs="Gentium"/>
+          <w:color w:val="auto"/>
+        </w:rPr>
+        <w:t>also</w:t>
+      </w:r>
+      <w:proofErr w:type="gramEnd"/>
+      <w:r>
+        <w:rPr>
+          <w:rFonts w:ascii="Gentium" w:hAnsi="Gentium" w:cs="Gentium"/>
+          <w:color w:val="auto"/>
+        </w:rPr>
+        <w:t xml:space="preserve"> he charges them that are there present to come to him in holiness and purity and love and faith.”</w:t>
       </w:r>
     </w:p>
     <w:p>
@@ -7664,7 +8861,87 @@
           <w:rFonts w:ascii="Gentium" w:hAnsi="Gentium" w:cs="Gentium"/>
           <w:color w:val="auto"/>
         </w:rPr>
-        <w:t>And, when Misdaeus the king heard these things of Siphor, he sent many soldiers to the house of Siphor the captain, to bring Thomas the apostle and all that were found there. And they that were sent entered in and found him teaching many people; and Mygdonia sat at his feet. And, when they beheld the great multitude that were about him, they feared, and departed to their king and said, “We dared not say anything to him; for, there was a great multitude about him, and Mygdonia sitting at his feet was listening to the things that were spoken by him.” And, when Misdaeus the king and Charisius heard these things, Charisius leaped out from before the king and drew many people with him and said, “I will bring him, O king, and Mygdonia whose understanding he has taken away.” And he came to the house of Siphor the captain, greatly disturbed, and found him (Thomas) teaching; but Mygdonia he did not find; for, she had withdrawn herself to her house, having learnt that it had been told her husband that she was there.</w:t>
+        <w:t xml:space="preserve">And, when </w:t>
+      </w:r>
+      <w:proofErr w:type="spellStart"/>
+      <w:r>
+        <w:rPr>
+          <w:rFonts w:ascii="Gentium" w:hAnsi="Gentium" w:cs="Gentium"/>
+          <w:color w:val="auto"/>
+        </w:rPr>
+        <w:t>Misdaeus</w:t>
+      </w:r>
+      <w:proofErr w:type="spellEnd"/>
+      <w:r>
+        <w:rPr>
+          <w:rFonts w:ascii="Gentium" w:hAnsi="Gentium" w:cs="Gentium"/>
+          <w:color w:val="auto"/>
+        </w:rPr>
+        <w:t xml:space="preserve"> the king heard these things of </w:t>
+      </w:r>
+      <w:proofErr w:type="spellStart"/>
+      <w:r>
+        <w:rPr>
+          <w:rFonts w:ascii="Gentium" w:hAnsi="Gentium" w:cs="Gentium"/>
+          <w:color w:val="auto"/>
+        </w:rPr>
+        <w:t>Siphor</w:t>
+      </w:r>
+      <w:proofErr w:type="spellEnd"/>
+      <w:r>
+        <w:rPr>
+          <w:rFonts w:ascii="Gentium" w:hAnsi="Gentium" w:cs="Gentium"/>
+          <w:color w:val="auto"/>
+        </w:rPr>
+        <w:t xml:space="preserve">, he sent many soldiers to the house of </w:t>
+      </w:r>
+      <w:proofErr w:type="spellStart"/>
+      <w:r>
+        <w:rPr>
+          <w:rFonts w:ascii="Gentium" w:hAnsi="Gentium" w:cs="Gentium"/>
+          <w:color w:val="auto"/>
+        </w:rPr>
+        <w:t>Siphor</w:t>
+      </w:r>
+      <w:proofErr w:type="spellEnd"/>
+      <w:r>
+        <w:rPr>
+          <w:rFonts w:ascii="Gentium" w:hAnsi="Gentium" w:cs="Gentium"/>
+          <w:color w:val="auto"/>
+        </w:rPr>
+        <w:t xml:space="preserve"> the captain, to bring Thomas the apostle and all that were found there. And they that were sent entered in and found him teaching many people; and Mygdonia sat at his feet. And, when they beheld the great multitude that were about him, they feared, and departed to their king and said, “We dared not say anything to him; for, there was a great multitude about him, and Mygdonia sitting at his feet was listening to the things that were spoken by him.” And, when </w:t>
+      </w:r>
+      <w:proofErr w:type="spellStart"/>
+      <w:r>
+        <w:rPr>
+          <w:rFonts w:ascii="Gentium" w:hAnsi="Gentium" w:cs="Gentium"/>
+          <w:color w:val="auto"/>
+        </w:rPr>
+        <w:t>Misdaeus</w:t>
+      </w:r>
+      <w:proofErr w:type="spellEnd"/>
+      <w:r>
+        <w:rPr>
+          <w:rFonts w:ascii="Gentium" w:hAnsi="Gentium" w:cs="Gentium"/>
+          <w:color w:val="auto"/>
+        </w:rPr>
+        <w:t xml:space="preserve"> the king and Charisius heard these things, Charisius leaped out from before the king and drew many people with him and said, “I will bring him, O king, and Mygdonia whose understanding he has taken away.” And he came to the house of </w:t>
+      </w:r>
+      <w:proofErr w:type="spellStart"/>
+      <w:r>
+        <w:rPr>
+          <w:rFonts w:ascii="Gentium" w:hAnsi="Gentium" w:cs="Gentium"/>
+          <w:color w:val="auto"/>
+        </w:rPr>
+        <w:t>Siphor</w:t>
+      </w:r>
+      <w:proofErr w:type="spellEnd"/>
+      <w:r>
+        <w:rPr>
+          <w:rFonts w:ascii="Gentium" w:hAnsi="Gentium" w:cs="Gentium"/>
+          <w:color w:val="auto"/>
+        </w:rPr>
+        <w:t xml:space="preserve"> the captain, greatly disturbed, and found him (Thomas) teaching; but Mygdonia he did not find; for, she had withdrawn herself to her house, having learnt that it had been told her husband that she was there.</w:t>
       </w:r>
     </w:p>
     <w:p>
@@ -7710,7 +8987,23 @@
           <w:rFonts w:ascii="Gentium" w:hAnsi="Gentium" w:cs="Gentium"/>
           <w:color w:val="auto"/>
         </w:rPr>
-        <w:t xml:space="preserve">And Charisius said to the apostle, “Up, you wicked one and destroyer and enemy of my house; for, me your sorcery does not harm; for, I will visit your sorcery on your head.” And, when he so said, the apostle looked at him and said to him, “Your threats shall return on you; for, me you will not harm any way; for, greater than you and your king and all your army is the Lord Jesus Christ in whom I have my trust.” And Chalisius took a kerchief (turban, </w:t>
+        <w:t xml:space="preserve">And Charisius said to the apostle, “Up, you wicked one and destroyer and enemy of my house; for, me your sorcery does not harm; for, I will visit your sorcery on your head.” And, when he so said, the apostle looked at him and said to him, “Your threats shall return on you; for, me you will not harm any way; for, greater than you and your king and all your army is the Lord Jesus Christ in whom I have my trust.” And </w:t>
+      </w:r>
+      <w:proofErr w:type="spellStart"/>
+      <w:r>
+        <w:rPr>
+          <w:rFonts w:ascii="Gentium" w:hAnsi="Gentium" w:cs="Gentium"/>
+          <w:color w:val="auto"/>
+        </w:rPr>
+        <w:t>Chalisius</w:t>
+      </w:r>
+      <w:proofErr w:type="spellEnd"/>
+      <w:r>
+        <w:rPr>
+          <w:rFonts w:ascii="Gentium" w:hAnsi="Gentium" w:cs="Gentium"/>
+          <w:color w:val="auto"/>
+        </w:rPr>
+        <w:t xml:space="preserve"> took a kerchief (turban, </w:t>
       </w:r>
       <w:r>
         <w:rPr>
@@ -7726,7 +9019,39 @@
           <w:rFonts w:ascii="Gentium" w:hAnsi="Gentium" w:cs="Gentium"/>
           <w:color w:val="auto"/>
         </w:rPr>
-        <w:t xml:space="preserve">) of one of his slaves and cast it about the neck of the apostle, saying, “Hale him and bring him away; let me see if his God is able to deliver him out of my hands.” And they haled him and led him away to Misdaeus the king. And the apostle stood before the king, and the king said to him, “Tell me who you are and by what power you do these things.” But the apostle kept silence. And the king commanded his officers (subjects) that he should be scourged with a hundred and twenty-eight (hundred and fifty, </w:t>
+        <w:t xml:space="preserve">) of one of his slaves and cast it about the neck of the apostle, saying, “Hale him and bring him away; let me see if his God is able to deliver him out of my hands.” And they </w:t>
+      </w:r>
+      <w:proofErr w:type="spellStart"/>
+      <w:r>
+        <w:rPr>
+          <w:rFonts w:ascii="Gentium" w:hAnsi="Gentium" w:cs="Gentium"/>
+          <w:color w:val="auto"/>
+        </w:rPr>
+        <w:t>haled</w:t>
+      </w:r>
+      <w:proofErr w:type="spellEnd"/>
+      <w:r>
+        <w:rPr>
+          <w:rFonts w:ascii="Gentium" w:hAnsi="Gentium" w:cs="Gentium"/>
+          <w:color w:val="auto"/>
+        </w:rPr>
+        <w:t xml:space="preserve"> him and led him away to </w:t>
+      </w:r>
+      <w:proofErr w:type="spellStart"/>
+      <w:r>
+        <w:rPr>
+          <w:rFonts w:ascii="Gentium" w:hAnsi="Gentium" w:cs="Gentium"/>
+          <w:color w:val="auto"/>
+        </w:rPr>
+        <w:t>Misdaeus</w:t>
+      </w:r>
+      <w:proofErr w:type="spellEnd"/>
+      <w:r>
+        <w:rPr>
+          <w:rFonts w:ascii="Gentium" w:hAnsi="Gentium" w:cs="Gentium"/>
+          <w:color w:val="auto"/>
+        </w:rPr>
+        <w:t xml:space="preserve"> the king. And the apostle stood before the king, and the king said to him, “Tell me who you are and by what power you do these things.” But the apostle kept silence. And the king commanded his officers (subjects) that he should be scourged with a hundred and twenty-eight (hundred and fifty, </w:t>
       </w:r>
       <w:r>
         <w:rPr>
@@ -7844,7 +9169,23 @@
           <w:color w:val="auto"/>
         </w:rPr>
         <w:lastRenderedPageBreak/>
-        <w:t>the poor, and of the rest of the weary, and of the blessings of them whom men hate and persecute and revile, and speak evil words of them. For lo, for your sake I am hated; lo, for your sake I am cut off from the many, and for your sake they call me such a one as I am not.”</w:t>
+        <w:t xml:space="preserve">the poor, and of the rest of the weary, and of the blessings of them whom men hate and persecute and </w:t>
+      </w:r>
+      <w:proofErr w:type="gramStart"/>
+      <w:r>
+        <w:rPr>
+          <w:rFonts w:ascii="Gentium" w:hAnsi="Gentium" w:cs="Gentium"/>
+          <w:color w:val="auto"/>
+        </w:rPr>
+        <w:t>revile, and</w:t>
+      </w:r>
+      <w:proofErr w:type="gramEnd"/>
+      <w:r>
+        <w:rPr>
+          <w:rFonts w:ascii="Gentium" w:hAnsi="Gentium" w:cs="Gentium"/>
+          <w:color w:val="auto"/>
+        </w:rPr>
+        <w:t xml:space="preserve"> speak evil words of them. For lo, for your sake I am hated; lo, for your sake I am cut off from the many, and for your sake they call me such a one as I am not.”</w:t>
       </w:r>
     </w:p>
     <w:p>
@@ -7906,7 +9247,27 @@
           <w:iCs/>
           <w:color w:val="auto"/>
         </w:rPr>
-        <w:t>[Here follows the Hymn of the Soul: a most remarkable composition, originally Syriac, and certainly older than the Acts, with which it has no real connection. We have it in Greek in one manuscript, the Vallicellian, and in a paraphrase by Nicetas of Thessalonica, found and edited by Bonnet.]</w:t>
+        <w:t xml:space="preserve">[Here follows the Hymn of the Soul: a most remarkable composition, originally Syriac, and certainly older than the Acts, with which it has no real connection. We have it in Greek in one manuscript, the </w:t>
+      </w:r>
+      <w:proofErr w:type="spellStart"/>
+      <w:r>
+        <w:rPr>
+          <w:rFonts w:ascii="Gentium" w:hAnsi="Gentium" w:cs="Gentium"/>
+          <w:i/>
+          <w:iCs/>
+          <w:color w:val="auto"/>
+        </w:rPr>
+        <w:t>Vallicellian</w:t>
+      </w:r>
+      <w:proofErr w:type="spellEnd"/>
+      <w:r>
+        <w:rPr>
+          <w:rFonts w:ascii="Gentium" w:hAnsi="Gentium" w:cs="Gentium"/>
+          <w:i/>
+          <w:iCs/>
+          <w:color w:val="auto"/>
+        </w:rPr>
+        <w:t>, and in a paraphrase by Nicetas of Thessalonica, found and edited by Bonnet.]</w:t>
       </w:r>
     </w:p>
     <w:p>
@@ -8062,7 +9423,23 @@
           <w:rFonts w:ascii="Gentium" w:hAnsi="Gentium" w:cs="Gentium"/>
           <w:color w:val="auto"/>
         </w:rPr>
-        <w:t xml:space="preserve"> of the land of the Ellaeans </w:t>
+        <w:t xml:space="preserve"> of the land of the </w:t>
+      </w:r>
+      <w:proofErr w:type="spellStart"/>
+      <w:r>
+        <w:rPr>
+          <w:rFonts w:ascii="Gentium" w:hAnsi="Gentium" w:cs="Gentium"/>
+          <w:color w:val="auto"/>
+        </w:rPr>
+        <w:t>Ellaeans</w:t>
+      </w:r>
+      <w:proofErr w:type="spellEnd"/>
+      <w:r>
+        <w:rPr>
+          <w:rFonts w:ascii="Gentium" w:hAnsi="Gentium" w:cs="Gentium"/>
+          <w:color w:val="auto"/>
+        </w:rPr>
+        <w:t xml:space="preserve"> </w:t>
       </w:r>
       <w:r>
         <w:rPr>
@@ -8078,7 +9455,23 @@
           <w:rFonts w:ascii="Gentium" w:hAnsi="Gentium" w:cs="Gentium"/>
           <w:color w:val="auto"/>
         </w:rPr>
-        <w:t xml:space="preserve"> Gilaeans), and silver of the great treasures (</w:t>
+        <w:t xml:space="preserve"> </w:t>
+      </w:r>
+      <w:proofErr w:type="spellStart"/>
+      <w:r>
+        <w:rPr>
+          <w:rFonts w:ascii="Gentium" w:hAnsi="Gentium" w:cs="Gentium"/>
+          <w:color w:val="auto"/>
+        </w:rPr>
+        <w:t>Gilaeans</w:t>
+      </w:r>
+      <w:proofErr w:type="spellEnd"/>
+      <w:r>
+        <w:rPr>
+          <w:rFonts w:ascii="Gentium" w:hAnsi="Gentium" w:cs="Gentium"/>
+          <w:color w:val="auto"/>
+        </w:rPr>
+        <w:t>), and silver of the great treasures (</w:t>
       </w:r>
       <w:r>
         <w:rPr>
@@ -8094,7 +9487,23 @@
           <w:rFonts w:ascii="Gentium" w:hAnsi="Gentium" w:cs="Gentium"/>
           <w:color w:val="auto"/>
         </w:rPr>
-        <w:t xml:space="preserve"> of Gazzak the great) </w:t>
+        <w:t xml:space="preserve"> of </w:t>
+      </w:r>
+      <w:proofErr w:type="spellStart"/>
+      <w:r>
+        <w:rPr>
+          <w:rFonts w:ascii="Gentium" w:hAnsi="Gentium" w:cs="Gentium"/>
+          <w:color w:val="auto"/>
+        </w:rPr>
+        <w:t>Gazzak</w:t>
+      </w:r>
+      <w:proofErr w:type="spellEnd"/>
+      <w:r>
+        <w:rPr>
+          <w:rFonts w:ascii="Gentium" w:hAnsi="Gentium" w:cs="Gentium"/>
+          <w:color w:val="auto"/>
+        </w:rPr>
+        <w:t xml:space="preserve"> the great) </w:t>
       </w:r>
     </w:p>
     <w:p>
@@ -8124,7 +9533,23 @@
           <w:color w:val="auto"/>
         </w:rPr>
         <w:br/>
-        <w:t>and pearls from &lt;the land of&gt; the Kosani (Kushan).</w:t>
+        <w:t xml:space="preserve">and pearls from &lt;the land of&gt; the </w:t>
+      </w:r>
+      <w:proofErr w:type="spellStart"/>
+      <w:r>
+        <w:rPr>
+          <w:rFonts w:ascii="Gentium" w:hAnsi="Gentium" w:cs="Gentium"/>
+          <w:color w:val="auto"/>
+        </w:rPr>
+        <w:t>Kosani</w:t>
+      </w:r>
+      <w:proofErr w:type="spellEnd"/>
+      <w:r>
+        <w:rPr>
+          <w:rFonts w:ascii="Gentium" w:hAnsi="Gentium" w:cs="Gentium"/>
+          <w:color w:val="auto"/>
+        </w:rPr>
+        <w:t xml:space="preserve"> (Kushan).</w:t>
       </w:r>
     </w:p>
     <w:p>
@@ -8479,7 +9904,55 @@
           <w:color w:val="auto"/>
         </w:rPr>
         <w:tab/>
-        <w:t xml:space="preserve">And I passed by the borders of the Mosani (Maishan) where is the resort of the merchants of the East, </w:t>
+        <w:t xml:space="preserve">And I passed by the borders of the </w:t>
+      </w:r>
+      <w:proofErr w:type="spellStart"/>
+      <w:r>
+        <w:rPr>
+          <w:rFonts w:ascii="Gentium" w:hAnsi="Gentium" w:cs="Gentium"/>
+          <w:color w:val="auto"/>
+        </w:rPr>
+        <w:t>Mosani</w:t>
+      </w:r>
+      <w:proofErr w:type="spellEnd"/>
+      <w:r>
+        <w:rPr>
+          <w:rFonts w:ascii="Gentium" w:hAnsi="Gentium" w:cs="Gentium"/>
+          <w:color w:val="auto"/>
+        </w:rPr>
+        <w:t xml:space="preserve"> (</w:t>
+      </w:r>
+      <w:proofErr w:type="spellStart"/>
+      <w:r>
+        <w:rPr>
+          <w:rFonts w:ascii="Gentium" w:hAnsi="Gentium" w:cs="Gentium"/>
+          <w:color w:val="auto"/>
+        </w:rPr>
+        <w:t>Maishan</w:t>
+      </w:r>
+      <w:proofErr w:type="spellEnd"/>
+      <w:r>
+        <w:rPr>
+          <w:rFonts w:ascii="Gentium" w:hAnsi="Gentium" w:cs="Gentium"/>
+          <w:color w:val="auto"/>
+        </w:rPr>
+        <w:t xml:space="preserve">) where </w:t>
+      </w:r>
+      <w:proofErr w:type="gramStart"/>
+      <w:r>
+        <w:rPr>
+          <w:rFonts w:ascii="Gentium" w:hAnsi="Gentium" w:cs="Gentium"/>
+          <w:color w:val="auto"/>
+        </w:rPr>
+        <w:t>is the resort of the merchants of the East</w:t>
+      </w:r>
+      <w:proofErr w:type="gramEnd"/>
+      <w:r>
+        <w:rPr>
+          <w:rFonts w:ascii="Gentium" w:hAnsi="Gentium" w:cs="Gentium"/>
+          <w:color w:val="auto"/>
+        </w:rPr>
+        <w:t xml:space="preserve">, </w:t>
       </w:r>
     </w:p>
     <w:p>
@@ -8501,7 +9974,23 @@
           <w:color w:val="auto"/>
         </w:rPr>
         <w:tab/>
-        <w:t>and reached the land of the Babylonians &lt;and came to the walls of Sarbug &gt;.</w:t>
+        <w:t xml:space="preserve">and reached the land of the Babylonians &lt;and came to the walls of </w:t>
+      </w:r>
+      <w:proofErr w:type="spellStart"/>
+      <w:r>
+        <w:rPr>
+          <w:rFonts w:ascii="Gentium" w:hAnsi="Gentium" w:cs="Gentium"/>
+          <w:color w:val="auto"/>
+        </w:rPr>
+        <w:t>Sarbug</w:t>
+      </w:r>
+      <w:proofErr w:type="spellEnd"/>
+      <w:r>
+        <w:rPr>
+          <w:rFonts w:ascii="Gentium" w:hAnsi="Gentium" w:cs="Gentium"/>
+          <w:color w:val="auto"/>
+        </w:rPr>
+        <w:t xml:space="preserve"> &gt;.</w:t>
       </w:r>
     </w:p>
     <w:p>
@@ -9376,7 +10865,37 @@
           <w:color w:val="auto"/>
         </w:rPr>
         <w:tab/>
-        <w:t xml:space="preserve">because of the evil ones, even the children of the Babylonians and the tyrannous demons of Labyrinthus (Sarbug, </w:t>
+        <w:t xml:space="preserve">because of the evil ones, even the children of the Babylonians and the tyrannous demons of </w:t>
+      </w:r>
+      <w:r>
+        <w:rPr>
+          <w:rFonts w:ascii="Gentium" w:hAnsi="Gentium" w:cs="Gentium"/>
+          <w:color w:val="auto"/>
+        </w:rPr>
+        <w:t xml:space="preserve">the </w:t>
+      </w:r>
+      <w:r>
+        <w:rPr>
+          <w:rFonts w:ascii="Gentium" w:hAnsi="Gentium" w:cs="Gentium"/>
+          <w:color w:val="auto"/>
+        </w:rPr>
+        <w:t>Labyrinths (</w:t>
+      </w:r>
+      <w:proofErr w:type="spellStart"/>
+      <w:r>
+        <w:rPr>
+          <w:rFonts w:ascii="Gentium" w:hAnsi="Gentium" w:cs="Gentium"/>
+          <w:color w:val="auto"/>
+        </w:rPr>
+        <w:t>Sarbug</w:t>
+      </w:r>
+      <w:proofErr w:type="spellEnd"/>
+      <w:r>
+        <w:rPr>
+          <w:rFonts w:ascii="Gentium" w:hAnsi="Gentium" w:cs="Gentium"/>
+          <w:color w:val="auto"/>
+        </w:rPr>
+        <w:t xml:space="preserve">, </w:t>
       </w:r>
       <w:r>
         <w:rPr>
@@ -9850,7 +11369,37 @@
           <w:color w:val="auto"/>
         </w:rPr>
         <w:tab/>
-        <w:t xml:space="preserve">I passed by Labyrinthus (Sarbug), and I left Babylon on my left hand </w:t>
+        <w:t xml:space="preserve">I passed by </w:t>
+      </w:r>
+      <w:r>
+        <w:rPr>
+          <w:rFonts w:ascii="Gentium" w:hAnsi="Gentium" w:cs="Gentium"/>
+          <w:color w:val="auto"/>
+        </w:rPr>
+        <w:t xml:space="preserve">the </w:t>
+      </w:r>
+      <w:r>
+        <w:rPr>
+          <w:rFonts w:ascii="Gentium" w:hAnsi="Gentium" w:cs="Gentium"/>
+          <w:color w:val="auto"/>
+        </w:rPr>
+        <w:t>Labyrinths (</w:t>
+      </w:r>
+      <w:proofErr w:type="spellStart"/>
+      <w:r>
+        <w:rPr>
+          <w:rFonts w:ascii="Gentium" w:hAnsi="Gentium" w:cs="Gentium"/>
+          <w:color w:val="auto"/>
+        </w:rPr>
+        <w:t>Sarbug</w:t>
+      </w:r>
+      <w:proofErr w:type="spellEnd"/>
+      <w:r>
+        <w:rPr>
+          <w:rFonts w:ascii="Gentium" w:hAnsi="Gentium" w:cs="Gentium"/>
+          <w:color w:val="auto"/>
+        </w:rPr>
+        <w:t xml:space="preserve">), and I left Babylon on my left hand </w:t>
       </w:r>
     </w:p>
     <w:p>
@@ -9872,7 +11421,39 @@
           <w:color w:val="auto"/>
         </w:rPr>
         <w:tab/>
-        <w:t xml:space="preserve">and I came unto Meson (Mesene; Maishan) the great, </w:t>
+        <w:t>and I came unto Meson (</w:t>
+      </w:r>
+      <w:proofErr w:type="spellStart"/>
+      <w:r>
+        <w:rPr>
+          <w:rFonts w:ascii="Gentium" w:hAnsi="Gentium" w:cs="Gentium"/>
+          <w:color w:val="auto"/>
+        </w:rPr>
+        <w:t>Mesene</w:t>
+      </w:r>
+      <w:proofErr w:type="spellEnd"/>
+      <w:r>
+        <w:rPr>
+          <w:rFonts w:ascii="Gentium" w:hAnsi="Gentium" w:cs="Gentium"/>
+          <w:color w:val="auto"/>
+        </w:rPr>
+        <w:t xml:space="preserve">; </w:t>
+      </w:r>
+      <w:proofErr w:type="spellStart"/>
+      <w:r>
+        <w:rPr>
+          <w:rFonts w:ascii="Gentium" w:hAnsi="Gentium" w:cs="Gentium"/>
+          <w:color w:val="auto"/>
+        </w:rPr>
+        <w:t>Maishan</w:t>
+      </w:r>
+      <w:proofErr w:type="spellEnd"/>
+      <w:r>
+        <w:rPr>
+          <w:rFonts w:ascii="Gentium" w:hAnsi="Gentium" w:cs="Gentium"/>
+          <w:color w:val="auto"/>
+        </w:rPr>
+        <w:t xml:space="preserve">) the great, </w:t>
       </w:r>
     </w:p>
     <w:p>
@@ -10463,7 +12044,23 @@
           <w:color w:val="auto"/>
         </w:rPr>
         <w:tab/>
-        <w:t>I am of him that is more valiant than all men, for whose sake I was reared up with the Father himself.</w:t>
+        <w:t xml:space="preserve">I am of him that is more valiant than all men, for whose sake I was reared up with the </w:t>
+      </w:r>
+      <w:proofErr w:type="gramStart"/>
+      <w:r>
+        <w:rPr>
+          <w:rFonts w:ascii="Gentium" w:hAnsi="Gentium" w:cs="Gentium"/>
+          <w:color w:val="auto"/>
+        </w:rPr>
+        <w:t>Father</w:t>
+      </w:r>
+      <w:proofErr w:type="gramEnd"/>
+      <w:r>
+        <w:rPr>
+          <w:rFonts w:ascii="Gentium" w:hAnsi="Gentium" w:cs="Gentium"/>
+          <w:color w:val="auto"/>
+        </w:rPr>
+        <w:t xml:space="preserve"> himself.</w:t>
       </w:r>
     </w:p>
     <w:p>
@@ -10958,7 +12555,25 @@
           <w:rFonts w:ascii="Gentium" w:hAnsi="Gentium" w:cs="Gentium"/>
           <w:color w:val="auto"/>
         </w:rPr>
-        <w:t xml:space="preserve"> Your beauties which are ever before me) The fragrance of you is in my nostrils, and your bright face is fixed in my eyes. They are taking away my soul, and the fair body that I rejoiced to see they are destroying, and that sharpest of eyes they are blinding and cutting off my right hand; my joy is turning to grief and my life to death, and the light of it is being dyed (?) with darkness. Let no man of you, my kindred, henceforth look on me; from you, no help has come to me, nor will I hereafter worship the gods of the east that have enwrapped me in such calamities, nor pray to them any more nor sacrifice to them; for, I am bereaved of my spouse. And what else should I ask of them? For, all my </w:t>
+        <w:t xml:space="preserve"> Your beauties which are ever before me) The fragrance of you is in my nostrils, and your bright face is fixed in my eyes. They are taking away my soul, and the fair body that I rejoiced to see they are destroying, and that sharpest of eyes they are blinding and cutting off my right hand; my joy is turning to grief and my life to death, and the light of it is being dyed (?) with darkness. Let no man of you, my kindred, henceforth look on me; from you, no help has come to me, nor will I hereafter worship the gods of the east that have enwrapped me in such calamities, nor pray to them </w:t>
+      </w:r>
+      <w:proofErr w:type="spellStart"/>
+      <w:proofErr w:type="gramStart"/>
+      <w:r>
+        <w:rPr>
+          <w:rFonts w:ascii="Gentium" w:hAnsi="Gentium" w:cs="Gentium"/>
+          <w:color w:val="auto"/>
+        </w:rPr>
+        <w:t>any more</w:t>
+      </w:r>
+      <w:proofErr w:type="spellEnd"/>
+      <w:proofErr w:type="gramEnd"/>
+      <w:r>
+        <w:rPr>
+          <w:rFonts w:ascii="Gentium" w:hAnsi="Gentium" w:cs="Gentium"/>
+          <w:color w:val="auto"/>
+        </w:rPr>
+        <w:t xml:space="preserve"> nor sacrifice to them; for, I am bereaved of my spouse. And what else should I ask of them? For, all my </w:t>
       </w:r>
       <w:r>
         <w:rPr>
@@ -10966,7 +12581,23 @@
           <w:color w:val="auto"/>
         </w:rPr>
         <w:lastRenderedPageBreak/>
-        <w:t xml:space="preserve">glory is taken away, yet am I a prince and next to the king in power; but Mygdonia has set me at nought, and taken away all these things. (Would that someone would blind one of my eyes, and that your eyes would look on me as they were wont, </w:t>
+        <w:t xml:space="preserve">glory is taken away, yet am I a prince and next to the king in power; but Mygdonia has set me at </w:t>
+      </w:r>
+      <w:proofErr w:type="gramStart"/>
+      <w:r>
+        <w:rPr>
+          <w:rFonts w:ascii="Gentium" w:hAnsi="Gentium" w:cs="Gentium"/>
+          <w:color w:val="auto"/>
+        </w:rPr>
+        <w:t>nought, and</w:t>
+      </w:r>
+      <w:proofErr w:type="gramEnd"/>
+      <w:r>
+        <w:rPr>
+          <w:rFonts w:ascii="Gentium" w:hAnsi="Gentium" w:cs="Gentium"/>
+          <w:color w:val="auto"/>
+        </w:rPr>
+        <w:t xml:space="preserve"> taken away all these things. (Would that someone would blind one of my eyes, and that your eyes would look on me as they were wont, </w:t>
       </w:r>
       <w:r>
         <w:rPr>
@@ -11074,7 +12705,23 @@
           <w:rFonts w:ascii="Gentium" w:hAnsi="Gentium" w:cs="Gentium"/>
           <w:color w:val="auto"/>
         </w:rPr>
-        <w:t>And, when Charisius had so said, Mygdonia said to him, “He whom I love is better than you and your substance; for, your substance is of earth and returns to the earth; but he whom I love is of heaven and will take me with him to heaven. Your wealth shall pass away, and your beauty shall vanish, and your robes, and your many works; and you shall be alone, naked, with your transgressions. Do not call to my remembrance your deeds (to me); for, I pray the Lord that I may forget you, so as to remember no more those former pleasures and the custom of the body, which shall pass away as a shadow, but Jesus only endures for ever, and the souls that hope in him. Jesus himself shall quit me of the shameful deeds that I did with you.” And, when Charisius heard this, he turned him to sleep, vexed (dissolved) in soul, saying to her, “Consider it by yourself all this night; and, if you will be with me such as you were before, and not see that sorcerer, I will do all according to your mind, and if you will remove your affection from him, I will take him out of the prison and let him go and remove into another country, and I will not vex you; for, I know that you make much of the stranger. And not with you first did this matter come about; for, many other women also has he deceived with you; and they have awaked sober and returned to themselves; do not, then, make nought of my words and cause me to be a reproach among the Indians.”</w:t>
+        <w:t xml:space="preserve">And, when Charisius had so said, Mygdonia said to him, “He whom I love is better than you and your substance; for, your substance is of earth and returns to the earth; but he whom I love is of heaven and will take me with him to heaven. Your wealth shall pass away, and your beauty shall vanish, and your robes, and your many works; and you shall be alone, naked, with your transgressions. Do not call to my remembrance your deeds (to me); for, I pray the Lord that I may forget you, so as to remember no more those former pleasures and the custom of the body, which shall pass away as a shadow, but Jesus only endures for ever, and the souls that hope in him. Jesus himself shall quit me of the shameful deeds that I did with you.” And, when Charisius heard this, he turned him to sleep, vexed (dissolved) in soul, saying to her, “Consider it by yourself all this night; and, if you will be with me such as you were before, and not see that sorcerer, I will do all according to your mind, and if you will remove your affection from him, I will take him out of the prison and let him go and remove into another country, and I will not vex you; for, I know that you make much of the stranger. And not with you first did this matter come about; for, many other women also </w:t>
+      </w:r>
+      <w:proofErr w:type="gramStart"/>
+      <w:r>
+        <w:rPr>
+          <w:rFonts w:ascii="Gentium" w:hAnsi="Gentium" w:cs="Gentium"/>
+          <w:color w:val="auto"/>
+        </w:rPr>
+        <w:t>has</w:t>
+      </w:r>
+      <w:proofErr w:type="gramEnd"/>
+      <w:r>
+        <w:rPr>
+          <w:rFonts w:ascii="Gentium" w:hAnsi="Gentium" w:cs="Gentium"/>
+          <w:color w:val="auto"/>
+        </w:rPr>
+        <w:t xml:space="preserve"> he deceived with you; and they have awaked sober and returned to themselves; do not, then, make nought of my words and cause me to be a reproach among the Indians.”</w:t>
       </w:r>
     </w:p>
     <w:p>
@@ -11120,7 +12767,37 @@
           <w:rFonts w:ascii="Gentium" w:hAnsi="Gentium" w:cs="Gentium"/>
           <w:color w:val="auto"/>
         </w:rPr>
-        <w:t xml:space="preserve">And Charisius, having thus spoken, went to sleep: but she took ten denarii (20 zūzē, </w:t>
+        <w:t>And Charisius, having thus spoken, went to sleep</w:t>
+      </w:r>
+      <w:r>
+        <w:rPr>
+          <w:rFonts w:ascii="Gentium" w:hAnsi="Gentium" w:cs="Gentium"/>
+          <w:color w:val="auto"/>
+        </w:rPr>
+        <w:t>;</w:t>
+      </w:r>
+      <w:r>
+        <w:rPr>
+          <w:rFonts w:ascii="Gentium" w:hAnsi="Gentium" w:cs="Gentium"/>
+          <w:color w:val="auto"/>
+        </w:rPr>
+        <w:t xml:space="preserve"> but she took ten denarii (20 </w:t>
+      </w:r>
+      <w:proofErr w:type="spellStart"/>
+      <w:r>
+        <w:rPr>
+          <w:rFonts w:ascii="Gentium" w:hAnsi="Gentium" w:cs="Gentium"/>
+          <w:color w:val="auto"/>
+        </w:rPr>
+        <w:t>zūzē</w:t>
+      </w:r>
+      <w:proofErr w:type="spellEnd"/>
+      <w:r>
+        <w:rPr>
+          <w:rFonts w:ascii="Gentium" w:hAnsi="Gentium" w:cs="Gentium"/>
+          <w:color w:val="auto"/>
+        </w:rPr>
+        <w:t xml:space="preserve">, </w:t>
       </w:r>
       <w:r>
         <w:rPr>
@@ -11207,7 +12884,23 @@
           <w:rFonts w:ascii="Gentium" w:hAnsi="Gentium" w:cs="Gentium"/>
           <w:color w:val="auto"/>
         </w:rPr>
-        <w:t>And, while Mygdonia thought thus with herself, Judas came and stood over her, and she saw him and was afraid, and fell down and became lifeless with terror. But he stood by her and took her by the hand and said to her, “Fear not, Mygdonia: Jesus will not leave you, neither will the Lord to whom you have committed your soul overlook you. His compassionate rest will not forsake you; he that is kind will not forsake you; for his kindness’ sake, nor he that is good for his goodness’ sake. Rise up, then, from the earth, you that are become wholly above it; look on the light; for, the Lord does not leave them that love him to walk in darkness; behold him that travels with his servants, that he is to them a defender in perils.” And Mygdonia arose and looked at him and said, “Whither went you, my lord? And who is he that brought you out of prison to behold the sun?” Judas Thomas said to her, “My Lord Jesus is mightier than all powers and all kings and rulers.”</w:t>
+        <w:t xml:space="preserve">And, while Mygdonia thought thus with herself, Judas came and stood over her, and she saw him and was afraid, and fell down and became lifeless with terror. But he stood by her and took her by the hand and said to her, “Fear not, Mygdonia: Jesus will not leave you, neither will the Lord to whom you have committed your soul overlook you. His compassionate rest will not forsake you; he that is kind will not forsake you; for his kindness’ sake, nor he that is good for his goodness’ sake. Rise up, then, from the earth, you that are become wholly above it; look on the light; for, the Lord does not leave them that love him to walk in darkness; behold him </w:t>
+      </w:r>
+      <w:proofErr w:type="gramStart"/>
+      <w:r>
+        <w:rPr>
+          <w:rFonts w:ascii="Gentium" w:hAnsi="Gentium" w:cs="Gentium"/>
+          <w:color w:val="auto"/>
+        </w:rPr>
+        <w:t>that travels</w:t>
+      </w:r>
+      <w:proofErr w:type="gramEnd"/>
+      <w:r>
+        <w:rPr>
+          <w:rFonts w:ascii="Gentium" w:hAnsi="Gentium" w:cs="Gentium"/>
+          <w:color w:val="auto"/>
+        </w:rPr>
+        <w:t xml:space="preserve"> with his servants, that he is to them a defender in perils.” And Mygdonia arose and looked at him and said, “Whither went you, my lord? And who is he that brought you out of prison to behold the sun?” Judas Thomas said to her, “My Lord Jesus is mightier than all powers and all kings and rulers.”</w:t>
       </w:r>
     </w:p>
     <w:p>
@@ -11659,7 +13352,23 @@
           <w:rFonts w:ascii="Gentium" w:hAnsi="Gentium" w:cs="Gentium"/>
           <w:color w:val="auto"/>
         </w:rPr>
-        <w:t>And, when Charisius heard these things, he went to the king and told him all; and the king commanded Judas to be brought, that he might judge him and destroy him. But Charisius said, “Have patience a little, O king, and first persuade the man making him afraid, that he may persuade Mygdonia to be to me as formerly.” And Misdaeus sent and fetched the apostle of Christ, and all the prisoners were grieved because the apostle departed from them; for, they yearned after him, saying, “Even the comfort which we had have they taken away from us.”</w:t>
+        <w:t xml:space="preserve">And, when Charisius heard these things, he went to the king and told him all; and the king commanded Judas to be brought, that he might judge him and destroy him. But Charisius said, “Have patience a little, O king, and first persuade the man making him afraid, that he may persuade Mygdonia to be to me as formerly.” And </w:t>
+      </w:r>
+      <w:proofErr w:type="spellStart"/>
+      <w:r>
+        <w:rPr>
+          <w:rFonts w:ascii="Gentium" w:hAnsi="Gentium" w:cs="Gentium"/>
+          <w:color w:val="auto"/>
+        </w:rPr>
+        <w:t>Misdaeus</w:t>
+      </w:r>
+      <w:proofErr w:type="spellEnd"/>
+      <w:r>
+        <w:rPr>
+          <w:rFonts w:ascii="Gentium" w:hAnsi="Gentium" w:cs="Gentium"/>
+          <w:color w:val="auto"/>
+        </w:rPr>
+        <w:t xml:space="preserve"> sent and fetched the apostle of Christ, and all the prisoners were grieved because the apostle departed from them; for, they yearned after him, saying, “Even the comfort which we had have they taken away from us.”</w:t>
       </w:r>
     </w:p>
     <w:p>
@@ -11705,7 +13414,55 @@
           <w:rFonts w:ascii="Gentium" w:hAnsi="Gentium" w:cs="Gentium"/>
           <w:color w:val="auto"/>
         </w:rPr>
-        <w:t>And Misdaeus said to Judas, “Why do you teach this new doctrine, which both gods and men hate, and which has nought of profit?” And Judas said, “What evil do I teach?” And Misdaeus said, “You teach, saying that men &lt;cannot live well except they live chastely&gt; with the God whom you preach.” Judas said, “You say true, O king: thus do I teach. For, tell me, are you not wroth with your soldiers if they wait on you in filthy garments? If then, you, being a king of earth and returning to earth, request your subjects to be reverend in their doings, are you wroth and said that I teach ill when I say that they who serve my king must be reverend and pure and free from all grief and care of children and unprofitable riches and vain trouble? For, indeed, you would have your subjects follow your conversation and your manners, and you punish them if they despise your commandments; how much more must they that believe in him serve my God with much reverence and cleanness and security, and be quit of all pleasures of the body, adultery and prodigality and theft and drunkenness and belly-service and foul deeds?”</w:t>
+        <w:t xml:space="preserve">And </w:t>
+      </w:r>
+      <w:proofErr w:type="spellStart"/>
+      <w:r>
+        <w:rPr>
+          <w:rFonts w:ascii="Gentium" w:hAnsi="Gentium" w:cs="Gentium"/>
+          <w:color w:val="auto"/>
+        </w:rPr>
+        <w:t>Misdaeus</w:t>
+      </w:r>
+      <w:proofErr w:type="spellEnd"/>
+      <w:r>
+        <w:rPr>
+          <w:rFonts w:ascii="Gentium" w:hAnsi="Gentium" w:cs="Gentium"/>
+          <w:color w:val="auto"/>
+        </w:rPr>
+        <w:t xml:space="preserve"> said to Judas, “Why do you teach this new doctrine, which both gods and men hate, and which has nought of profit?” And Judas said, “What evil do I teach?” And </w:t>
+      </w:r>
+      <w:proofErr w:type="spellStart"/>
+      <w:r>
+        <w:rPr>
+          <w:rFonts w:ascii="Gentium" w:hAnsi="Gentium" w:cs="Gentium"/>
+          <w:color w:val="auto"/>
+        </w:rPr>
+        <w:t>Misdaeus</w:t>
+      </w:r>
+      <w:proofErr w:type="spellEnd"/>
+      <w:r>
+        <w:rPr>
+          <w:rFonts w:ascii="Gentium" w:hAnsi="Gentium" w:cs="Gentium"/>
+          <w:color w:val="auto"/>
+        </w:rPr>
+        <w:t xml:space="preserve"> said, “You teach, saying that men &lt;cannot live well except they live chastely&gt; with the God whom you preach.” Judas said, “You say true, O king: </w:t>
+      </w:r>
+      <w:proofErr w:type="gramStart"/>
+      <w:r>
+        <w:rPr>
+          <w:rFonts w:ascii="Gentium" w:hAnsi="Gentium" w:cs="Gentium"/>
+          <w:color w:val="auto"/>
+        </w:rPr>
+        <w:t>thus</w:t>
+      </w:r>
+      <w:proofErr w:type="gramEnd"/>
+      <w:r>
+        <w:rPr>
+          <w:rFonts w:ascii="Gentium" w:hAnsi="Gentium" w:cs="Gentium"/>
+          <w:color w:val="auto"/>
+        </w:rPr>
+        <w:t xml:space="preserve"> do I teach. For, tell me, are you not wroth with your soldiers if they wait on you in filthy garments? If then, you, being a king of earth and returning to earth, request your subjects to be reverend in their doings, are you wroth and said that I teach ill when I say that they who serve my king must be reverend and pure and free from all grief and care of children and unprofitable riches and vain trouble? For, indeed, you would have your subjects follow your conversation and your manners, and you punish them if they despise your commandments; how much more must they that believe in him serve my God with much reverence and cleanness and security, and be quit of all pleasures of the body, adultery and prodigality and theft and drunkenness and belly-service and foul deeds?”</w:t>
       </w:r>
     </w:p>
     <w:p>
@@ -11751,7 +13508,55 @@
           <w:rFonts w:ascii="Gentium" w:hAnsi="Gentium" w:cs="Gentium"/>
           <w:color w:val="auto"/>
         </w:rPr>
-        <w:t>And Misdaeus, hearing these things, said, “Lo, I let you go: go, then, and persuade Mygdonia, the wife of Charisius, not to desire to depart from him.” Judas said to him, “Do not delay if you have anything to do; for her, if she has rightly received what she has learned, neither iron nor fire nor anything else stronger than these will avail to hurt or to root out him that is held in her soul.” Misdaeus said to Judas, “Some poisons do dissolve other poisons, and a theriac cures the bites of the viper; and you, if you will, can give a solvent of those diseases, and make peace and concord between this couple; for, by so doing, you will spare yourself; for, not yet are you sated with life; and know that, if you do not persuade her, I will catch you away out of this life which is desirable unto all men.” And Judas said, “This life has been given as a loan, and this time is one that changes, but that life whereof I teach is incorruptible; and beauty and youth that are seen shall in a little cease to be.” The king said to him, “I have counselled you for the best but you know your own affairs.”</w:t>
+        <w:t xml:space="preserve">And </w:t>
+      </w:r>
+      <w:proofErr w:type="spellStart"/>
+      <w:r>
+        <w:rPr>
+          <w:rFonts w:ascii="Gentium" w:hAnsi="Gentium" w:cs="Gentium"/>
+          <w:color w:val="auto"/>
+        </w:rPr>
+        <w:t>Misdaeus</w:t>
+      </w:r>
+      <w:proofErr w:type="spellEnd"/>
+      <w:r>
+        <w:rPr>
+          <w:rFonts w:ascii="Gentium" w:hAnsi="Gentium" w:cs="Gentium"/>
+          <w:color w:val="auto"/>
+        </w:rPr>
+        <w:t xml:space="preserve">, hearing these things, said, “Lo, I let you </w:t>
+      </w:r>
+      <w:proofErr w:type="gramStart"/>
+      <w:r>
+        <w:rPr>
+          <w:rFonts w:ascii="Gentium" w:hAnsi="Gentium" w:cs="Gentium"/>
+          <w:color w:val="auto"/>
+        </w:rPr>
+        <w:t>go:</w:t>
+      </w:r>
+      <w:proofErr w:type="gramEnd"/>
+      <w:r>
+        <w:rPr>
+          <w:rFonts w:ascii="Gentium" w:hAnsi="Gentium" w:cs="Gentium"/>
+          <w:color w:val="auto"/>
+        </w:rPr>
+        <w:t xml:space="preserve"> go, then, and persuade Mygdonia, the wife of Charisius, not to desire to depart from him.” Judas said to him, “Do not delay if you have anything to do; for her, if she has rightly received what she has learned, neither iron nor fire nor anything else stronger than these will avail to hurt or to root out him that is held in her soul.” </w:t>
+      </w:r>
+      <w:proofErr w:type="spellStart"/>
+      <w:r>
+        <w:rPr>
+          <w:rFonts w:ascii="Gentium" w:hAnsi="Gentium" w:cs="Gentium"/>
+          <w:color w:val="auto"/>
+        </w:rPr>
+        <w:t>Misdaeus</w:t>
+      </w:r>
+      <w:proofErr w:type="spellEnd"/>
+      <w:r>
+        <w:rPr>
+          <w:rFonts w:ascii="Gentium" w:hAnsi="Gentium" w:cs="Gentium"/>
+          <w:color w:val="auto"/>
+        </w:rPr>
+        <w:t xml:space="preserve"> said to Judas, “Some poisons do dissolve other poisons, and a theriac cures the bites of the viper; and you, if you will, can give a solvent of those diseases, and make peace and concord between this couple; for, by so doing, you will spare yourself; for, not yet are you sated with life; and know that, if you do not persuade her, I will catch you away out of this life which is desirable unto all men.” And Judas said, “This life has been given as a loan, and this time is one that changes, but that life whereof I teach is incorruptible; and beauty and youth that are seen shall in a little cease to be.” The king said to him, “I have counselled you for the best but you know your own affairs.”</w:t>
       </w:r>
     </w:p>
     <w:p>
@@ -11906,7 +13711,23 @@
           <w:rFonts w:ascii="Gentium" w:hAnsi="Gentium" w:cs="Gentium"/>
           <w:color w:val="auto"/>
         </w:rPr>
-        <w:t xml:space="preserve">And, as he so spoke, Judas saith to Mygdonia, “My daughter Mygdonia, obey that which your brother Charisius says.” And Mygdonia said, “If you were not able &lt;to name&gt; the deed in word, will you compel me to endure the act? For, I have heard of you that this life is of no profit, and this relief is for a time, and these possessions are transitory. And again, you said that who renounce this life shall receive the life eternal, and who hates the light of day and night shall behold a light that is not overtaken, that who despises this money shall find other and eternal money. But now &lt;you say these things&gt; because you are in fear. Who that has done somewhat and is praised for the work changes it? &lt;Who builds a tower and&gt; straight away overthrows it from the foundation? Who digs a spring water in a thirsty land and straight away fills it in? Who finds a treasure and does not use it?” And Charisius heard it and said, “I will not imitate you, neither will I hasten to destroy you; nor though I may </w:t>
+        <w:t xml:space="preserve">And, as he so spoke, Judas saith to Mygdonia, “My daughter Mygdonia, obey that which your brother Charisius says.” And Mygdonia said, “If you were not able &lt;to name&gt; the deed in word, will you compel me to endure the act? For, I have heard of you that this life is of no profit, and this relief is for a time, and these possessions are transitory. And again, you said that who renounce this life shall receive the life eternal, and who hates the light of day and night shall behold a light that is not overtaken, that who despises this money shall find other and eternal money. But now &lt;you say these things&gt; because you are in fear. Who </w:t>
+      </w:r>
+      <w:proofErr w:type="gramStart"/>
+      <w:r>
+        <w:rPr>
+          <w:rFonts w:ascii="Gentium" w:hAnsi="Gentium" w:cs="Gentium"/>
+          <w:color w:val="auto"/>
+        </w:rPr>
+        <w:t>that has</w:t>
+      </w:r>
+      <w:proofErr w:type="gramEnd"/>
+      <w:r>
+        <w:rPr>
+          <w:rFonts w:ascii="Gentium" w:hAnsi="Gentium" w:cs="Gentium"/>
+          <w:color w:val="auto"/>
+        </w:rPr>
+        <w:t xml:space="preserve"> done somewhat and is praised for the work changes it? &lt;Who builds a tower and&gt; straight away overthrows it from the foundation? Who digs a spring water in a thirsty land and straight away fills it in? Who finds a treasure and does not use it?” And Charisius heard it and said, “I will not imitate you, neither will I hasten to destroy you; nor though I may </w:t>
       </w:r>
       <w:r>
         <w:rPr>
@@ -11992,7 +13813,39 @@
           <w:rFonts w:ascii="Gentium" w:hAnsi="Gentium" w:cs="Gentium"/>
           <w:color w:val="auto"/>
         </w:rPr>
-        <w:t>And Judas went out of Charisius’ house and departed to the house of Siphor and lodged there with him. And Siphor said, “I will prepare for Judas a hall (triclinium) wherein he may teach. (</w:t>
+        <w:t xml:space="preserve">And Judas went out of Charisius’ house and departed to the house of </w:t>
+      </w:r>
+      <w:proofErr w:type="spellStart"/>
+      <w:r>
+        <w:rPr>
+          <w:rFonts w:ascii="Gentium" w:hAnsi="Gentium" w:cs="Gentium"/>
+          <w:color w:val="auto"/>
+        </w:rPr>
+        <w:t>Siphor</w:t>
+      </w:r>
+      <w:proofErr w:type="spellEnd"/>
+      <w:r>
+        <w:rPr>
+          <w:rFonts w:ascii="Gentium" w:hAnsi="Gentium" w:cs="Gentium"/>
+          <w:color w:val="auto"/>
+        </w:rPr>
+        <w:t xml:space="preserve"> and lodged there with him. And </w:t>
+      </w:r>
+      <w:proofErr w:type="spellStart"/>
+      <w:r>
+        <w:rPr>
+          <w:rFonts w:ascii="Gentium" w:hAnsi="Gentium" w:cs="Gentium"/>
+          <w:color w:val="auto"/>
+        </w:rPr>
+        <w:t>Siphor</w:t>
+      </w:r>
+      <w:proofErr w:type="spellEnd"/>
+      <w:r>
+        <w:rPr>
+          <w:rFonts w:ascii="Gentium" w:hAnsi="Gentium" w:cs="Gentium"/>
+          <w:color w:val="auto"/>
+        </w:rPr>
+        <w:t xml:space="preserve"> said, “I will prepare for Judas a hall (triclinium) wherein he may teach. (</w:t>
       </w:r>
       <w:r>
         <w:rPr>
@@ -12008,7 +13861,39 @@
           <w:rFonts w:ascii="Gentium" w:hAnsi="Gentium" w:cs="Gentium"/>
           <w:color w:val="auto"/>
         </w:rPr>
-        <w:t xml:space="preserve"> Siphor said to Judas, “Prepare yourself an apartment, &amp;c.”) And he did so; and Siphor said, “I and my wife and daughter will dwell henceforth in holiness, and in chastity, and in one affection. I beseech you that we may receive of you the seal and become worshippers of the true God and numbered among his sheep and lambs.” And Judas said, “I am afraid to speak that which I think: yet I know somewhat, and what I know it is not possible for me to utter.”</w:t>
+        <w:t xml:space="preserve"> </w:t>
+      </w:r>
+      <w:proofErr w:type="spellStart"/>
+      <w:r>
+        <w:rPr>
+          <w:rFonts w:ascii="Gentium" w:hAnsi="Gentium" w:cs="Gentium"/>
+          <w:color w:val="auto"/>
+        </w:rPr>
+        <w:t>Siphor</w:t>
+      </w:r>
+      <w:proofErr w:type="spellEnd"/>
+      <w:r>
+        <w:rPr>
+          <w:rFonts w:ascii="Gentium" w:hAnsi="Gentium" w:cs="Gentium"/>
+          <w:color w:val="auto"/>
+        </w:rPr>
+        <w:t xml:space="preserve"> said to Judas, “Prepare yourself an apartment, &amp;c.”) And he did so; and </w:t>
+      </w:r>
+      <w:proofErr w:type="spellStart"/>
+      <w:r>
+        <w:rPr>
+          <w:rFonts w:ascii="Gentium" w:hAnsi="Gentium" w:cs="Gentium"/>
+          <w:color w:val="auto"/>
+        </w:rPr>
+        <w:t>Siphor</w:t>
+      </w:r>
+      <w:proofErr w:type="spellEnd"/>
+      <w:r>
+        <w:rPr>
+          <w:rFonts w:ascii="Gentium" w:hAnsi="Gentium" w:cs="Gentium"/>
+          <w:color w:val="auto"/>
+        </w:rPr>
+        <w:t xml:space="preserve"> said, “I and my wife and daughter will dwell henceforth in holiness, and in chastity, and in one affection. I beseech you that we may receive of you the seal and become worshippers of the true God and numbered among his sheep and lambs.” And Judas said, “I am afraid to speak that which I think: yet I know somewhat, and what I know it is not possible for me to utter.”</w:t>
       </w:r>
     </w:p>
     <w:p>
@@ -12130,7 +14015,39 @@
           <w:rFonts w:ascii="Gentium" w:hAnsi="Gentium" w:cs="Gentium"/>
           <w:color w:val="auto"/>
         </w:rPr>
-        <w:t>And, when they were baptized and clad, he set bread on the table and blessed it, and said, “Bread of life, the which who eat abide incorruptible. Bread that fills the hungry souls with the blessing thereof; you are he that vouchsafe to receive a gift, that you may become to us remission of sins, and that they who eat you may become immortal; we invoke on you the name of the mother, of the unspeakable mystery of the hidden powers and authorities (? we name the name of the unspeakable mystery, that is hidden from all &amp;c.); we invoke on you the name of [your?] Jesus.” And he said, “Let the powers of blessing come, and be established in this bread, that all the souls which partake of it may be washed from their sins.” And he broke and gave to Siphor and his wife and daughter.</w:t>
+        <w:t xml:space="preserve">And, when they were baptized and clad, he set bread on the table and blessed it, and said, “Bread of life, the </w:t>
+      </w:r>
+      <w:proofErr w:type="spellStart"/>
+      <w:r>
+        <w:rPr>
+          <w:rFonts w:ascii="Gentium" w:hAnsi="Gentium" w:cs="Gentium"/>
+          <w:color w:val="auto"/>
+        </w:rPr>
+        <w:t>which</w:t>
+      </w:r>
+      <w:proofErr w:type="spellEnd"/>
+      <w:r>
+        <w:rPr>
+          <w:rFonts w:ascii="Gentium" w:hAnsi="Gentium" w:cs="Gentium"/>
+          <w:color w:val="auto"/>
+        </w:rPr>
+        <w:t xml:space="preserve"> who eat abide incorruptible. Bread that fills the hungry souls with the blessing thereof; you are he that vouchsafe to receive a gift, that you may become to us remission of sins, and that they who eat you may become immortal; we invoke on you the name of the mother, of the unspeakable mystery of the hidden powers and authorities (? we name the name of the unspeakable mystery, that is hidden from all &amp;c.); we invoke on you the name of [your?] Jesus.” And he said, “Let the powers of blessing come, and be established in this bread, that all the souls which partake of it may be washed from their sins.” And he broke and gave to </w:t>
+      </w:r>
+      <w:proofErr w:type="spellStart"/>
+      <w:r>
+        <w:rPr>
+          <w:rFonts w:ascii="Gentium" w:hAnsi="Gentium" w:cs="Gentium"/>
+          <w:color w:val="auto"/>
+        </w:rPr>
+        <w:t>Siphor</w:t>
+      </w:r>
+      <w:proofErr w:type="spellEnd"/>
+      <w:r>
+        <w:rPr>
+          <w:rFonts w:ascii="Gentium" w:hAnsi="Gentium" w:cs="Gentium"/>
+          <w:color w:val="auto"/>
+        </w:rPr>
+        <w:t xml:space="preserve"> and his wife and daughter.</w:t>
       </w:r>
     </w:p>
     <w:p>
@@ -12180,21 +14097,55 @@
           <w:smallCaps/>
           <w:color w:val="auto"/>
         </w:rPr>
-        <w:t>The Eleventh Act: Concerning the Wife of Misdaeus.</w:t>
-      </w:r>
-    </w:p>
-    <w:p>
-      <w:pPr>
-        <w:pStyle w:val="NormalWeb"/>
-        <w:spacing w:before="120" w:beforeAutospacing="0" w:afterAutospacing="0"/>
-        <w:jc w:val="both"/>
-      </w:pPr>
-      <w:r>
-        <w:rPr>
-          <w:rFonts w:ascii="Gentium" w:hAnsi="Gentium" w:cs="Gentium"/>
-          <w:color w:val="auto"/>
-        </w:rPr>
-        <w:t>Now, Misdaeus the king, when he had let Judas go, dined and went home, and told his wife what had befallen Charisius their kinsman, saying, “See what has come to pass to that unhappy man, and you yourself know, my sister Tertia, that a man has nothing better than his own wife on whom he rests; but it chanced that his wife went to that sorcerer of whom you have heard that he is come to the land of the Indians, and fell into his charms and is parted from her own husband; and he knows not what he should do. And, when I would have destroyed the malefactor, he would not have it. But go and counsel her to incline to her husband and forsake the vain words of the sorcerer.”</w:t>
+        <w:t xml:space="preserve">The Eleventh Act: Concerning the Wife of </w:t>
+      </w:r>
+      <w:proofErr w:type="spellStart"/>
+      <w:r>
+        <w:rPr>
+          <w:rFonts w:ascii="Gentium" w:hAnsi="Gentium" w:cs="Gentium"/>
+          <w:smallCaps/>
+          <w:color w:val="auto"/>
+        </w:rPr>
+        <w:t>Misdaeus</w:t>
+      </w:r>
+      <w:proofErr w:type="spellEnd"/>
+      <w:r>
+        <w:rPr>
+          <w:rFonts w:ascii="Gentium" w:hAnsi="Gentium" w:cs="Gentium"/>
+          <w:smallCaps/>
+          <w:color w:val="auto"/>
+        </w:rPr>
+        <w:t>.</w:t>
+      </w:r>
+    </w:p>
+    <w:p>
+      <w:pPr>
+        <w:pStyle w:val="NormalWeb"/>
+        <w:spacing w:before="120" w:beforeAutospacing="0" w:afterAutospacing="0"/>
+        <w:jc w:val="both"/>
+      </w:pPr>
+      <w:r>
+        <w:rPr>
+          <w:rFonts w:ascii="Gentium" w:hAnsi="Gentium" w:cs="Gentium"/>
+          <w:color w:val="auto"/>
+        </w:rPr>
+        <w:t xml:space="preserve">Now, </w:t>
+      </w:r>
+      <w:proofErr w:type="spellStart"/>
+      <w:r>
+        <w:rPr>
+          <w:rFonts w:ascii="Gentium" w:hAnsi="Gentium" w:cs="Gentium"/>
+          <w:color w:val="auto"/>
+        </w:rPr>
+        <w:t>Misdaeus</w:t>
+      </w:r>
+      <w:proofErr w:type="spellEnd"/>
+      <w:r>
+        <w:rPr>
+          <w:rFonts w:ascii="Gentium" w:hAnsi="Gentium" w:cs="Gentium"/>
+          <w:color w:val="auto"/>
+        </w:rPr>
+        <w:t xml:space="preserve"> the king, when he had let Judas go, dined and went home, and told his wife what had befallen Charisius their kinsman, saying, “See what has come to pass to that unhappy man, and you yourself know, my sister Tertia, that a man has nothing better than his own wife on whom he rests; but it chanced that his wife went to that sorcerer of whom you have heard that he is come to the land of the Indians, and fell into his charms and is parted from her own husband; and he knows not what he should do. And, when I would have destroyed the malefactor, he would not have it. But go and counsel her to incline to her husband and forsake the vain words of the sorcerer.”</w:t>
       </w:r>
     </w:p>
     <w:p>
@@ -12240,7 +14191,23 @@
           <w:rFonts w:ascii="Gentium" w:hAnsi="Gentium" w:cs="Gentium"/>
           <w:color w:val="auto"/>
         </w:rPr>
-        <w:t>And, as soon as she arose, Tertia went to the house of Charisius her husband’s &lt;kinsman&gt;, and found Mygdonia Lying on the earth in humiliation, and ashes and sackcloth were spread under her, and she was praying that the Lord would forgive her her former sins and she might soon depart out of life. And Tertia said to her, “Mygdonia, my dear sister and companion, what is this hand (</w:t>
+        <w:t xml:space="preserve">And, as soon as she arose, Tertia went to the house of Charisius her husband’s &lt;kinsman&gt;, and found Mygdonia Lying on the earth in humiliation, and ashes and sackcloth were spread under her, and she was praying that the Lord would forgive her </w:t>
+      </w:r>
+      <w:proofErr w:type="spellStart"/>
+      <w:r>
+        <w:rPr>
+          <w:rFonts w:ascii="Gentium" w:hAnsi="Gentium" w:cs="Gentium"/>
+          <w:color w:val="auto"/>
+        </w:rPr>
+        <w:t>her</w:t>
+      </w:r>
+      <w:proofErr w:type="spellEnd"/>
+      <w:r>
+        <w:rPr>
+          <w:rFonts w:ascii="Gentium" w:hAnsi="Gentium" w:cs="Gentium"/>
+          <w:color w:val="auto"/>
+        </w:rPr>
+        <w:t xml:space="preserve"> former sins and she might soon depart out of life. And Tertia said to her, “Mygdonia, my dear sister and companion, what is this hand (</w:t>
       </w:r>
       <w:r>
         <w:rPr>
@@ -12256,7 +14223,23 @@
           <w:rFonts w:ascii="Gentium" w:hAnsi="Gentium" w:cs="Gentium"/>
           <w:color w:val="auto"/>
         </w:rPr>
-        <w:t xml:space="preserve"> this folly)? What is the disease that has overtaken you? And why do you the deeds of madmen? Know yourself and come back to your own way, come near to your many kinsfolk, and spare your true husband Charisius, and do not do things unbefitting a free woman.” Mygdonia said to her, “O Tertia, you have not yet heard the preacher of life; not yet has he touched your ears, not yet have you tasted the medicine of life nor are freed from corruptible mourning. You stand in the life of time, and the everlasting life and salvation you know not, and perceive not the incorruptible fellowship. You stand clad in robes that grow old and desire not those that are eternal, and are proud of this beauty that vanishes and have no thought of the holiness of your soul; and are rich in a multitude of servants, (and have not freed your own soul from servitude, </w:t>
+        <w:t xml:space="preserve"> this folly)? What is the disease that has overtaken you? And why do you the deeds of madmen? Know yourself and come back to your own way, come near to your many </w:t>
+      </w:r>
+      <w:proofErr w:type="gramStart"/>
+      <w:r>
+        <w:rPr>
+          <w:rFonts w:ascii="Gentium" w:hAnsi="Gentium" w:cs="Gentium"/>
+          <w:color w:val="auto"/>
+        </w:rPr>
+        <w:t>kinsfolk</w:t>
+      </w:r>
+      <w:proofErr w:type="gramEnd"/>
+      <w:r>
+        <w:rPr>
+          <w:rFonts w:ascii="Gentium" w:hAnsi="Gentium" w:cs="Gentium"/>
+          <w:color w:val="auto"/>
+        </w:rPr>
+        <w:t xml:space="preserve">, and spare your true husband Charisius, and do not do things unbefitting a free woman.” Mygdonia said to her, “O Tertia, you have not yet heard the preacher of life; not yet has he touched your ears, not yet have you tasted the medicine of life nor are freed from corruptible mourning. You stand in the life of time, and the everlasting life and salvation you know not, and perceive not the incorruptible fellowship. You stand clad in robes that grow old and desire not those that are eternal, and are proud of this beauty that vanishes and have no thought of the holiness of your soul; and are rich in a multitude of servants, (and have not freed your own soul from servitude, </w:t>
       </w:r>
       <w:r>
         <w:rPr>
@@ -12318,7 +14301,55 @@
           <w:rFonts w:ascii="Gentium" w:hAnsi="Gentium" w:cs="Gentium"/>
           <w:color w:val="auto"/>
         </w:rPr>
-        <w:t xml:space="preserve">And, when Tertia heard this of Mygdonia, she said, “I pray you, sister, bring me to that stranger that teaches these great things, that I also may go and hear him, and be taught to worship the God whom he preaches, and become partaker of his prayers, and a sharer in all that you have told me of.” And Mygdonia said to her, “He is in the house of Siphor the captain; for, he is become the occasion of life to all them that are being saved in India.” And, hearing that, Tertia went quickly to Siphor’s house, that she might see the new apostle that was come thither. And, when she entered in, Judas said to her, “What have you come to see? A man that is a stranger and poor and contemptible and needy, having neither riches nor substance; yet one thing I possess that neither kings nor rulers can take away, that neither perishes nor ceases, which is Jesus the Saviour of all mankind, the Son of the living God, who has given life to all that believe in him and take refuge with him and are known to be of the number of his servants (sheep, </w:t>
+        <w:t xml:space="preserve">And, when Tertia heard this of Mygdonia, she said, “I pray you, sister, bring me to that stranger that teaches these great things, that I also may go and hear him, and be taught to worship the God whom he preaches, and become partaker of his prayers, and a sharer in all that you have told me of.” And Mygdonia said to her, “He is in the house of </w:t>
+      </w:r>
+      <w:proofErr w:type="spellStart"/>
+      <w:r>
+        <w:rPr>
+          <w:rFonts w:ascii="Gentium" w:hAnsi="Gentium" w:cs="Gentium"/>
+          <w:color w:val="auto"/>
+        </w:rPr>
+        <w:t>Siphor</w:t>
+      </w:r>
+      <w:proofErr w:type="spellEnd"/>
+      <w:r>
+        <w:rPr>
+          <w:rFonts w:ascii="Gentium" w:hAnsi="Gentium" w:cs="Gentium"/>
+          <w:color w:val="auto"/>
+        </w:rPr>
+        <w:t xml:space="preserve"> the captain; for, he is become the occasion of life to </w:t>
+      </w:r>
+      <w:proofErr w:type="gramStart"/>
+      <w:r>
+        <w:rPr>
+          <w:rFonts w:ascii="Gentium" w:hAnsi="Gentium" w:cs="Gentium"/>
+          <w:color w:val="auto"/>
+        </w:rPr>
+        <w:t>all</w:t>
+      </w:r>
+      <w:proofErr w:type="gramEnd"/>
+      <w:r>
+        <w:rPr>
+          <w:rFonts w:ascii="Gentium" w:hAnsi="Gentium" w:cs="Gentium"/>
+          <w:color w:val="auto"/>
+        </w:rPr>
+        <w:t xml:space="preserve"> them that are being saved in India.” And, hearing that, Tertia went quickly to </w:t>
+      </w:r>
+      <w:proofErr w:type="spellStart"/>
+      <w:r>
+        <w:rPr>
+          <w:rFonts w:ascii="Gentium" w:hAnsi="Gentium" w:cs="Gentium"/>
+          <w:color w:val="auto"/>
+        </w:rPr>
+        <w:t>Siphor’s</w:t>
+      </w:r>
+      <w:proofErr w:type="spellEnd"/>
+      <w:r>
+        <w:rPr>
+          <w:rFonts w:ascii="Gentium" w:hAnsi="Gentium" w:cs="Gentium"/>
+          <w:color w:val="auto"/>
+        </w:rPr>
+        <w:t xml:space="preserve"> house, that she might see the new apostle that was come thither. And, when she entered in, Judas said to her, “What have you come to see? A man that is a stranger and poor and contemptible and needy, having neither riches nor substance; yet one thing I possess that neither kings nor rulers can take away, that neither perishes nor ceases, which is Jesus the Saviour of all mankind, the Son of the living God, who has given life to all that believe in him and take refuge with him and are known to be of the number of his servants (sheep, </w:t>
       </w:r>
       <w:r>
         <w:rPr>
@@ -12388,7 +14419,39 @@
           <w:rFonts w:ascii="Gentium" w:hAnsi="Gentium" w:cs="Gentium"/>
           <w:color w:val="auto"/>
         </w:rPr>
-        <w:t>And Tertia, having heard this, returned home rejoicing, and found her husband awaiting her, not having dined; and, when Misdaeus saw her, he said, “Whence is it that your entering in today is more beautiful? And why have you come walking, which beseems not free-born women like you?” And Tertia said to him, “I owe you the greatest of thanks; for, you sent me to Mygdonia; for, I went and heard of a new life, and I saw the new apostle of the God that gives life to them that believe in him and fulfil his commandments; I ought, therefore, myself to recompense you for this favour and admonition with good advice; for, you shall be a great king in heaven if you obey me and fear the God that is preached by the stranger, and keep yourself holy to the living God. For, this kingdom passes away, and your comfort will be turned into affliction; but go to that man, and believe him, and you shall live to the end.” And, when Misdaeus heard these things of his wife, he smote his face with his hands and rent his clothes and said, “May the soul of Charisius find no rest; for, he has hurt me to the soul. And may he have no hope; for, he has taken away my hope.” And he went out greatly vexed.</w:t>
+        <w:t xml:space="preserve">And Tertia, having heard this, returned home rejoicing, and found her husband awaiting her, not having dined; and, when </w:t>
+      </w:r>
+      <w:proofErr w:type="spellStart"/>
+      <w:r>
+        <w:rPr>
+          <w:rFonts w:ascii="Gentium" w:hAnsi="Gentium" w:cs="Gentium"/>
+          <w:color w:val="auto"/>
+        </w:rPr>
+        <w:t>Misdaeus</w:t>
+      </w:r>
+      <w:proofErr w:type="spellEnd"/>
+      <w:r>
+        <w:rPr>
+          <w:rFonts w:ascii="Gentium" w:hAnsi="Gentium" w:cs="Gentium"/>
+          <w:color w:val="auto"/>
+        </w:rPr>
+        <w:t xml:space="preserve"> saw her, he said, “Whence is it that your entering in today is more beautiful? And why have you come walking, which beseems not free-born women like you?” And Tertia said to him, “I owe you the greatest of thanks; for, you sent me to Mygdonia; for, I went and heard of a new life, and I saw the new apostle of the God that gives life to them that believe in him and fulfil his commandments; I ought, therefore, myself to recompense you for this favour and admonition with good advice; for, you shall be a great king in heaven if you obey me and fear the God that is preached by the stranger, and keep yourself holy to the living God. For, this kingdom passes away, and your comfort will be turned into affliction; but go to that man, and believe him, and you shall live to the end.” And, when </w:t>
+      </w:r>
+      <w:proofErr w:type="spellStart"/>
+      <w:r>
+        <w:rPr>
+          <w:rFonts w:ascii="Gentium" w:hAnsi="Gentium" w:cs="Gentium"/>
+          <w:color w:val="auto"/>
+        </w:rPr>
+        <w:t>Misdaeus</w:t>
+      </w:r>
+      <w:proofErr w:type="spellEnd"/>
+      <w:r>
+        <w:rPr>
+          <w:rFonts w:ascii="Gentium" w:hAnsi="Gentium" w:cs="Gentium"/>
+          <w:color w:val="auto"/>
+        </w:rPr>
+        <w:t xml:space="preserve"> heard these things of his wife, he smote his face with his hands and rent his clothes and said, “May the soul of Charisius find no rest; for, he has hurt me to the soul. And may he have no hope; for, he has taken away my hope.” And he went out greatly vexed.</w:t>
       </w:r>
     </w:p>
     <w:p>
@@ -12450,7 +14513,39 @@
           <w:rFonts w:ascii="Gentium" w:hAnsi="Gentium" w:cs="Gentium"/>
           <w:color w:val="auto"/>
         </w:rPr>
-        <w:t xml:space="preserve"> to yourself? Why have you emptied and defrauded me to gain nought? Why have you hurt me and profited yourself not at all? Why have you slain me and yourself not lived? Why have you wronged me and yourself not got justice? Why did you not suffer me to destroy that sorcerer before he corrupted my house with his wickedness?” And he kept hold of (was upbraiding, </w:t>
+        <w:t xml:space="preserve"> to yourself? Why have you emptied and defrauded me to gain nought? Why have you hurt me and profited yourself not at all? Why have you slain me and </w:t>
+      </w:r>
+      <w:proofErr w:type="gramStart"/>
+      <w:r>
+        <w:rPr>
+          <w:rFonts w:ascii="Gentium" w:hAnsi="Gentium" w:cs="Gentium"/>
+          <w:color w:val="auto"/>
+        </w:rPr>
+        <w:t>yourself</w:t>
+      </w:r>
+      <w:proofErr w:type="gramEnd"/>
+      <w:r>
+        <w:rPr>
+          <w:rFonts w:ascii="Gentium" w:hAnsi="Gentium" w:cs="Gentium"/>
+          <w:color w:val="auto"/>
+        </w:rPr>
+        <w:t xml:space="preserve"> not lived? Why have you wronged me and </w:t>
+      </w:r>
+      <w:proofErr w:type="gramStart"/>
+      <w:r>
+        <w:rPr>
+          <w:rFonts w:ascii="Gentium" w:hAnsi="Gentium" w:cs="Gentium"/>
+          <w:color w:val="auto"/>
+        </w:rPr>
+        <w:t>yourself</w:t>
+      </w:r>
+      <w:proofErr w:type="gramEnd"/>
+      <w:r>
+        <w:rPr>
+          <w:rFonts w:ascii="Gentium" w:hAnsi="Gentium" w:cs="Gentium"/>
+          <w:color w:val="auto"/>
+        </w:rPr>
+        <w:t xml:space="preserve"> not got justice? Why did you not suffer me to destroy that sorcerer before he corrupted my house with his wickedness?” And he kept hold of (was upbraiding, </w:t>
       </w:r>
       <w:r>
         <w:rPr>
@@ -12466,7 +14561,103 @@
           <w:rFonts w:ascii="Gentium" w:hAnsi="Gentium" w:cs="Gentium"/>
           <w:color w:val="auto"/>
         </w:rPr>
-        <w:t>) Charisius. And Charisius said, “Why, what has befallen you?” Misdaeus said, “He has bewitched Tertia.” And they went, both of them, to the house of Siphor the captain, and found Judas sitting and teaching. And all they that were there rose up before the king, but he did not arise. And Misdaeus perceived that it was he, and took hold of the seat and overset it, and took up the seat with both his hands and smote his head so that he wounded it, and delivered him to his soldiers, saying, “Take him away, and hale him with violence and not gently, that his shame may be manifest to all men.” And they haled him and took him to the place where Misdaeus judged, and he stood there, held of the soldiers of Misdaeus.</w:t>
+        <w:t xml:space="preserve">) Charisius. And Charisius said, “Why, what has befallen you?” </w:t>
+      </w:r>
+      <w:proofErr w:type="spellStart"/>
+      <w:r>
+        <w:rPr>
+          <w:rFonts w:ascii="Gentium" w:hAnsi="Gentium" w:cs="Gentium"/>
+          <w:color w:val="auto"/>
+        </w:rPr>
+        <w:t>Misdaeus</w:t>
+      </w:r>
+      <w:proofErr w:type="spellEnd"/>
+      <w:r>
+        <w:rPr>
+          <w:rFonts w:ascii="Gentium" w:hAnsi="Gentium" w:cs="Gentium"/>
+          <w:color w:val="auto"/>
+        </w:rPr>
+        <w:t xml:space="preserve"> said, “He has bewitched Tertia.” And they went, both of them, to the house of </w:t>
+      </w:r>
+      <w:proofErr w:type="spellStart"/>
+      <w:r>
+        <w:rPr>
+          <w:rFonts w:ascii="Gentium" w:hAnsi="Gentium" w:cs="Gentium"/>
+          <w:color w:val="auto"/>
+        </w:rPr>
+        <w:t>Siphor</w:t>
+      </w:r>
+      <w:proofErr w:type="spellEnd"/>
+      <w:r>
+        <w:rPr>
+          <w:rFonts w:ascii="Gentium" w:hAnsi="Gentium" w:cs="Gentium"/>
+          <w:color w:val="auto"/>
+        </w:rPr>
+        <w:t xml:space="preserve"> the captain, and found Judas sitting and teaching. And all they that were there rose up before the king, but he did not arise. And </w:t>
+      </w:r>
+      <w:proofErr w:type="spellStart"/>
+      <w:r>
+        <w:rPr>
+          <w:rFonts w:ascii="Gentium" w:hAnsi="Gentium" w:cs="Gentium"/>
+          <w:color w:val="auto"/>
+        </w:rPr>
+        <w:t>Misdaeus</w:t>
+      </w:r>
+      <w:proofErr w:type="spellEnd"/>
+      <w:r>
+        <w:rPr>
+          <w:rFonts w:ascii="Gentium" w:hAnsi="Gentium" w:cs="Gentium"/>
+          <w:color w:val="auto"/>
+        </w:rPr>
+        <w:t xml:space="preserve"> perceived that it was he, and took hold of the seat and overset it, and took up the seat with both his hands and smote his head so that he wounded it, and delivered him to his soldiers, saying, “Take him away, and hale him with violence and not gently, that his shame may be manifest to all men.” And they </w:t>
+      </w:r>
+      <w:proofErr w:type="spellStart"/>
+      <w:r>
+        <w:rPr>
+          <w:rFonts w:ascii="Gentium" w:hAnsi="Gentium" w:cs="Gentium"/>
+          <w:color w:val="auto"/>
+        </w:rPr>
+        <w:t>haled</w:t>
+      </w:r>
+      <w:proofErr w:type="spellEnd"/>
+      <w:r>
+        <w:rPr>
+          <w:rFonts w:ascii="Gentium" w:hAnsi="Gentium" w:cs="Gentium"/>
+          <w:color w:val="auto"/>
+        </w:rPr>
+        <w:t xml:space="preserve"> him and took him to the place where </w:t>
+      </w:r>
+      <w:proofErr w:type="spellStart"/>
+      <w:r>
+        <w:rPr>
+          <w:rFonts w:ascii="Gentium" w:hAnsi="Gentium" w:cs="Gentium"/>
+          <w:color w:val="auto"/>
+        </w:rPr>
+        <w:t>Misdaeus</w:t>
+      </w:r>
+      <w:proofErr w:type="spellEnd"/>
+      <w:r>
+        <w:rPr>
+          <w:rFonts w:ascii="Gentium" w:hAnsi="Gentium" w:cs="Gentium"/>
+          <w:color w:val="auto"/>
+        </w:rPr>
+        <w:t xml:space="preserve"> judged, and he stood there, held of the soldiers of </w:t>
+      </w:r>
+      <w:proofErr w:type="spellStart"/>
+      <w:r>
+        <w:rPr>
+          <w:rFonts w:ascii="Gentium" w:hAnsi="Gentium" w:cs="Gentium"/>
+          <w:color w:val="auto"/>
+        </w:rPr>
+        <w:t>Misdaeus</w:t>
+      </w:r>
+      <w:proofErr w:type="spellEnd"/>
+      <w:r>
+        <w:rPr>
+          <w:rFonts w:ascii="Gentium" w:hAnsi="Gentium" w:cs="Gentium"/>
+          <w:color w:val="auto"/>
+        </w:rPr>
+        <w:t>.</w:t>
       </w:r>
     </w:p>
     <w:p>
@@ -12516,37 +14707,155 @@
           <w:smallCaps/>
           <w:color w:val="auto"/>
         </w:rPr>
-        <w:t>The Twelfth Act: Concerning Ouazanes (Iuzanes) the Son of Misdaeus.</w:t>
-      </w:r>
-    </w:p>
-    <w:p>
-      <w:pPr>
-        <w:pStyle w:val="NormalWeb"/>
-        <w:spacing w:before="120" w:beforeAutospacing="0" w:afterAutospacing="0"/>
-        <w:jc w:val="both"/>
-      </w:pPr>
-      <w:r>
-        <w:rPr>
-          <w:rFonts w:ascii="Gentium" w:hAnsi="Gentium" w:cs="Gentium"/>
-          <w:color w:val="auto"/>
-        </w:rPr>
-        <w:t xml:space="preserve">And Ouazanes (Iuzanes, </w:t>
-      </w:r>
-      <w:r>
-        <w:rPr>
-          <w:rFonts w:ascii="Gentium" w:hAnsi="Gentium" w:cs="Gentium"/>
-          <w:i/>
-          <w:iCs/>
-          <w:color w:val="auto"/>
-        </w:rPr>
-        <w:t>P; Vizan, Syr.</w:t>
-      </w:r>
-      <w:r>
-        <w:rPr>
-          <w:rFonts w:ascii="Gentium" w:hAnsi="Gentium" w:cs="Gentium"/>
-          <w:color w:val="auto"/>
-        </w:rPr>
-        <w:t xml:space="preserve">) the son of Misdaeus came to the soldiers and said, “Give me him that I may speak with him until the king comes.” And they gave him up, and he brought him in where the king gave judgement. And Iuzanes said, “Do you not know that I am the son of Misdaeus the king, and I have power to say to the king what I will, and he will suffer you to live? Tell me, then, who is your God, and what power do you claim and glory in it? For, if it is some power or art of magic, tell it me and teach me, and I will let you go.” Judas said to him, “You are the son of Misdaeus the king who is king for a time, but I am the servant of Jesus Christ the eternal king, and you have power to say to your father to save whom you will in the temporal life wherein men continue not, which you and your father grant, but I beseech my Lord and intercede for men, and he gives them a new life which is altogether enduring. And you boast yourself of possessions and servants and robes and luxury and unclean chamberings, but I boast myself of poverty and philosophy and humility and lasting and prayer and the fellowship of the Holy Ghost and of my brothers that are worthy of God; and I boast myself of eternal life. And you rely on (have taken refuge with) a man like yourself and not able to save his own soul from judgement and death, but I rely on the living God, on the saviour of kings and princes, who is the judge of all men. And you, indeed, today perchance are, and tomorrow are no more, but I have taken refuge with him that abides for ever and knows all our seasons and times. And, if you will become the servant of this God, you shall soon do so; but show that you will be a servant worthy of him hereby: first by holiness (purity), which is the head of all good things, and then by fellowship with this God whom I preach, and philosophy and simplicity and love and faith and &lt;good hope&gt; in him, and unity of pure food (simplicity of pure life, </w:t>
+        <w:t>The Twelfth Act: Concerning Ouazanes (</w:t>
+      </w:r>
+      <w:proofErr w:type="spellStart"/>
+      <w:r>
+        <w:rPr>
+          <w:rFonts w:ascii="Gentium" w:hAnsi="Gentium" w:cs="Gentium"/>
+          <w:smallCaps/>
+          <w:color w:val="auto"/>
+        </w:rPr>
+        <w:t>Iuzanes</w:t>
+      </w:r>
+      <w:proofErr w:type="spellEnd"/>
+      <w:r>
+        <w:rPr>
+          <w:rFonts w:ascii="Gentium" w:hAnsi="Gentium" w:cs="Gentium"/>
+          <w:smallCaps/>
+          <w:color w:val="auto"/>
+        </w:rPr>
+        <w:t>) the Son of Misdaeus.</w:t>
+      </w:r>
+    </w:p>
+    <w:p>
+      <w:pPr>
+        <w:pStyle w:val="NormalWeb"/>
+        <w:spacing w:before="120" w:beforeAutospacing="0" w:afterAutospacing="0"/>
+        <w:jc w:val="both"/>
+      </w:pPr>
+      <w:r>
+        <w:rPr>
+          <w:rFonts w:ascii="Gentium" w:hAnsi="Gentium" w:cs="Gentium"/>
+          <w:color w:val="auto"/>
+        </w:rPr>
+        <w:t>And Ouazanes (</w:t>
+      </w:r>
+      <w:proofErr w:type="spellStart"/>
+      <w:r>
+        <w:rPr>
+          <w:rFonts w:ascii="Gentium" w:hAnsi="Gentium" w:cs="Gentium"/>
+          <w:color w:val="auto"/>
+        </w:rPr>
+        <w:t>Iuzanes</w:t>
+      </w:r>
+      <w:proofErr w:type="spellEnd"/>
+      <w:r>
+        <w:rPr>
+          <w:rFonts w:ascii="Gentium" w:hAnsi="Gentium" w:cs="Gentium"/>
+          <w:color w:val="auto"/>
+        </w:rPr>
+        <w:t xml:space="preserve">, </w:t>
+      </w:r>
+      <w:r>
+        <w:rPr>
+          <w:rFonts w:ascii="Gentium" w:hAnsi="Gentium" w:cs="Gentium"/>
+          <w:i/>
+          <w:iCs/>
+          <w:color w:val="auto"/>
+        </w:rPr>
+        <w:t xml:space="preserve">P; </w:t>
+      </w:r>
+      <w:proofErr w:type="spellStart"/>
+      <w:r>
+        <w:rPr>
+          <w:rFonts w:ascii="Gentium" w:hAnsi="Gentium" w:cs="Gentium"/>
+          <w:i/>
+          <w:iCs/>
+          <w:color w:val="auto"/>
+        </w:rPr>
+        <w:t>Vizan</w:t>
+      </w:r>
+      <w:proofErr w:type="spellEnd"/>
+      <w:r>
+        <w:rPr>
+          <w:rFonts w:ascii="Gentium" w:hAnsi="Gentium" w:cs="Gentium"/>
+          <w:i/>
+          <w:iCs/>
+          <w:color w:val="auto"/>
+        </w:rPr>
+        <w:t>, Syr.</w:t>
+      </w:r>
+      <w:r>
+        <w:rPr>
+          <w:rFonts w:ascii="Gentium" w:hAnsi="Gentium" w:cs="Gentium"/>
+          <w:color w:val="auto"/>
+        </w:rPr>
+        <w:t xml:space="preserve">) the son of </w:t>
+      </w:r>
+      <w:proofErr w:type="spellStart"/>
+      <w:r>
+        <w:rPr>
+          <w:rFonts w:ascii="Gentium" w:hAnsi="Gentium" w:cs="Gentium"/>
+          <w:color w:val="auto"/>
+        </w:rPr>
+        <w:t>Misdaeus</w:t>
+      </w:r>
+      <w:proofErr w:type="spellEnd"/>
+      <w:r>
+        <w:rPr>
+          <w:rFonts w:ascii="Gentium" w:hAnsi="Gentium" w:cs="Gentium"/>
+          <w:color w:val="auto"/>
+        </w:rPr>
+        <w:t xml:space="preserve"> came to the soldiers and said, “Give me him that I may speak with him until the king comes.” And they gave him up, and he brought him in where the king gave judgement. And </w:t>
+      </w:r>
+      <w:proofErr w:type="spellStart"/>
+      <w:r>
+        <w:rPr>
+          <w:rFonts w:ascii="Gentium" w:hAnsi="Gentium" w:cs="Gentium"/>
+          <w:color w:val="auto"/>
+        </w:rPr>
+        <w:t>Iuzanes</w:t>
+      </w:r>
+      <w:proofErr w:type="spellEnd"/>
+      <w:r>
+        <w:rPr>
+          <w:rFonts w:ascii="Gentium" w:hAnsi="Gentium" w:cs="Gentium"/>
+          <w:color w:val="auto"/>
+        </w:rPr>
+        <w:t xml:space="preserve"> said, “Do you not know that I am the son of </w:t>
+      </w:r>
+      <w:proofErr w:type="spellStart"/>
+      <w:r>
+        <w:rPr>
+          <w:rFonts w:ascii="Gentium" w:hAnsi="Gentium" w:cs="Gentium"/>
+          <w:color w:val="auto"/>
+        </w:rPr>
+        <w:t>Misdaeus</w:t>
+      </w:r>
+      <w:proofErr w:type="spellEnd"/>
+      <w:r>
+        <w:rPr>
+          <w:rFonts w:ascii="Gentium" w:hAnsi="Gentium" w:cs="Gentium"/>
+          <w:color w:val="auto"/>
+        </w:rPr>
+        <w:t xml:space="preserve"> the king, and I have power to say to the king what I will, and he will suffer you to live? Tell me, then, who is your God, and what power do you claim and glory in it? For, if it is some power or art of magic, tell it me and teach me, and I will let you go.” Judas said to him, “You are the son of </w:t>
+      </w:r>
+      <w:proofErr w:type="spellStart"/>
+      <w:r>
+        <w:rPr>
+          <w:rFonts w:ascii="Gentium" w:hAnsi="Gentium" w:cs="Gentium"/>
+          <w:color w:val="auto"/>
+        </w:rPr>
+        <w:t>Misdaeus</w:t>
+      </w:r>
+      <w:proofErr w:type="spellEnd"/>
+      <w:r>
+        <w:rPr>
+          <w:rFonts w:ascii="Gentium" w:hAnsi="Gentium" w:cs="Gentium"/>
+          <w:color w:val="auto"/>
+        </w:rPr>
+        <w:t xml:space="preserve"> the king who is king for a time, but I am the servant of Jesus Christ the eternal king, and you have power to say to your father to save whom you will in the temporal life wherein men continue not, which you and your father grant, but I beseech my Lord and intercede for men, and he gives them a new life which is altogether enduring. And you boast yourself of possessions and servants and robes and luxury and unclean chamberings, but I boast myself of poverty and philosophy and humility and lasting and prayer and the fellowship of the Holy Ghost and of my brothers that are worthy of God; and I boast myself of eternal life. And you rely on (have taken refuge with) a man like yourself and not able to save his own soul from judgement and death, but I rely on the living God, on the saviour of kings and princes, who is the judge of all men. And you, indeed, today perchance are, and tomorrow are no more, but I have taken refuge with him that abides for ever and knows all our seasons and times. And, if you will become the servant of this God, you shall soon do so; but show that you will be a servant worthy of him hereby: first by holiness (purity), which is the head of all good things, and then by fellowship with this God whom I preach, and philosophy and simplicity and love and faith and &lt;good hope&gt; in him, and unity of pure food (simplicity of pure life, </w:t>
       </w:r>
       <w:r>
         <w:rPr>
@@ -12608,7 +14917,39 @@
           <w:rFonts w:ascii="Gentium" w:hAnsi="Gentium" w:cs="Gentium"/>
           <w:color w:val="auto"/>
         </w:rPr>
-        <w:t xml:space="preserve">And the young man was persuaded by the Lord and sought occasion how he might let Judas escape; but, while he thought thereon, the king came, and the soldiers took Judas and led him forth. And Iuzanes went forth with him and stood beside him. And, when the king was set, he bade Judas be brought in, with his hands bound behind him; and he was brought into the midst and stood there. And the king said, “Tell me who you are and by what power you do these things.” And Judas said to him, “I am a man like you, and by the power of Jesus Christ I do these things.” And Misdaeus said, “Tell me the truth before I destroy you.” And Judas said, “You have no power against me, as you suppose, and you will not hurt me at all.” And the king was angry at his words and commanded to heat iron plates and set him on them barefoot; and, as the soldiers took off his shoes, he said, “The wisdom of God is better than the wisdom of men. †You, Lord and King† (take counsel against them, </w:t>
+        <w:t xml:space="preserve">And the young man was persuaded by the Lord and sought occasion how he might let Judas escape; but, while he thought thereon, the king came, and the soldiers took Judas and led him forth. And </w:t>
+      </w:r>
+      <w:proofErr w:type="spellStart"/>
+      <w:r>
+        <w:rPr>
+          <w:rFonts w:ascii="Gentium" w:hAnsi="Gentium" w:cs="Gentium"/>
+          <w:color w:val="auto"/>
+        </w:rPr>
+        <w:t>Iuzanes</w:t>
+      </w:r>
+      <w:proofErr w:type="spellEnd"/>
+      <w:r>
+        <w:rPr>
+          <w:rFonts w:ascii="Gentium" w:hAnsi="Gentium" w:cs="Gentium"/>
+          <w:color w:val="auto"/>
+        </w:rPr>
+        <w:t xml:space="preserve"> went forth with him and stood beside him. And, when the king was set, he bade Judas be brought in, with his hands bound behind him; and he was brought into the midst and stood there. And the king said, “Tell me who you are and by what power you do these things.” And Judas said to him, “I am a man like you, and by the power of Jesus Christ I do these things.” And </w:t>
+      </w:r>
+      <w:proofErr w:type="spellStart"/>
+      <w:r>
+        <w:rPr>
+          <w:rFonts w:ascii="Gentium" w:hAnsi="Gentium" w:cs="Gentium"/>
+          <w:color w:val="auto"/>
+        </w:rPr>
+        <w:t>Misdaeus</w:t>
+      </w:r>
+      <w:proofErr w:type="spellEnd"/>
+      <w:r>
+        <w:rPr>
+          <w:rFonts w:ascii="Gentium" w:hAnsi="Gentium" w:cs="Gentium"/>
+          <w:color w:val="auto"/>
+        </w:rPr>
+        <w:t xml:space="preserve"> said, “Tell me the truth before I destroy you.” And Judas said, “You have no power against me, as you suppose, and you will not hurt me at all.” And the king was angry at his words and commanded to heat iron plates and set him on them barefoot; and, as the soldiers took off his shoes, he said, “The wisdom of God is better than the wisdom of men. †You, Lord and King† (take counsel against them, </w:t>
       </w:r>
       <w:r>
         <w:rPr>
@@ -12687,7 +15028,23 @@
           <w:rFonts w:ascii="Gentium" w:hAnsi="Gentium" w:cs="Gentium"/>
           <w:color w:val="auto"/>
         </w:rPr>
-        <w:t>And the king, seeing the abundance of water, said to Judas, “Ask your God that he should deliver me from this death, that I do not perish in the flood.” And the apostle prayed and said, “You that bound this element (nature) and gather it into one place and send it forth into divers lands; that brought disorder into order, that grants mighty works and great wonders by the hands of Judas your servant; that has mercy on my soul, that I may always receive your brightness; that gives wages to them that have laboured; you saviour of my soul, restoring it to its own nature that it may have no fellowship with hurtful things; that has always been the occasion of life: restrain this element that it does not lift up itself to destroy; for, there are some of them that stand here who shall believe in you and live.” And, when he had prayed, the water was swallowed up little by little, and the place became dry. And, when Misdaeus saw it, he commanded him to be taken to the prison, “Until I shall consider how he must be used.”</w:t>
+        <w:t xml:space="preserve">And the king, seeing the abundance of water, said to Judas, “Ask your God that he should deliver me from this death, that I do not perish in the flood.” And the apostle prayed and said, “You that bound this element (nature) and gather it into one place and send it forth into divers lands; that brought disorder into order, that grants mighty works and great wonders by the hands of Judas your servant; that has mercy on my soul, that I may always receive your brightness; that gives wages to them that have laboured; you saviour of my soul, restoring it to its own nature that it may have no fellowship with hurtful things; that has always been the occasion of life: restrain this element that it does not lift up itself to destroy; for, there are some of them that stand here who shall believe in you and live.” And, when he had prayed, the water was swallowed up little by little, and the place became dry. And, when </w:t>
+      </w:r>
+      <w:proofErr w:type="spellStart"/>
+      <w:r>
+        <w:rPr>
+          <w:rFonts w:ascii="Gentium" w:hAnsi="Gentium" w:cs="Gentium"/>
+          <w:color w:val="auto"/>
+        </w:rPr>
+        <w:t>Misdaeus</w:t>
+      </w:r>
+      <w:proofErr w:type="spellEnd"/>
+      <w:r>
+        <w:rPr>
+          <w:rFonts w:ascii="Gentium" w:hAnsi="Gentium" w:cs="Gentium"/>
+          <w:color w:val="auto"/>
+        </w:rPr>
+        <w:t xml:space="preserve"> saw it, he commanded him to be taken to the prison, “Until I shall consider how he must be used.”</w:t>
       </w:r>
     </w:p>
     <w:p>
@@ -12733,7 +15090,87 @@
           <w:rFonts w:ascii="Gentium" w:hAnsi="Gentium" w:cs="Gentium"/>
           <w:color w:val="auto"/>
         </w:rPr>
-        <w:t xml:space="preserve">And, as Judas was led away to the prison, they all followed him, and Iuzanes the king’s son walked at his right hand, and Siphor at the left. And he entered the prison and sat down, and Iuzanes and Siphor, and he persuaded his wife and his daughter to sit down; for, they also were come in to hear the word of life. For, they knew that Misdaeus would slay him because of the excess of his anger. And Judas began to say, “O liberator of my soul from the bondage of the many, because I gave myself to be sold &lt;to one, </w:t>
+        <w:t xml:space="preserve">And, as Judas was led away to the prison, they all followed him, and </w:t>
+      </w:r>
+      <w:proofErr w:type="spellStart"/>
+      <w:r>
+        <w:rPr>
+          <w:rFonts w:ascii="Gentium" w:hAnsi="Gentium" w:cs="Gentium"/>
+          <w:color w:val="auto"/>
+        </w:rPr>
+        <w:t>Iuzanes</w:t>
+      </w:r>
+      <w:proofErr w:type="spellEnd"/>
+      <w:r>
+        <w:rPr>
+          <w:rFonts w:ascii="Gentium" w:hAnsi="Gentium" w:cs="Gentium"/>
+          <w:color w:val="auto"/>
+        </w:rPr>
+        <w:t xml:space="preserve"> the king’s son walked at his right hand, and </w:t>
+      </w:r>
+      <w:proofErr w:type="spellStart"/>
+      <w:r>
+        <w:rPr>
+          <w:rFonts w:ascii="Gentium" w:hAnsi="Gentium" w:cs="Gentium"/>
+          <w:color w:val="auto"/>
+        </w:rPr>
+        <w:t>Siphor</w:t>
+      </w:r>
+      <w:proofErr w:type="spellEnd"/>
+      <w:r>
+        <w:rPr>
+          <w:rFonts w:ascii="Gentium" w:hAnsi="Gentium" w:cs="Gentium"/>
+          <w:color w:val="auto"/>
+        </w:rPr>
+        <w:t xml:space="preserve"> at the left. And he entered the prison and sat down, and </w:t>
+      </w:r>
+      <w:proofErr w:type="spellStart"/>
+      <w:r>
+        <w:rPr>
+          <w:rFonts w:ascii="Gentium" w:hAnsi="Gentium" w:cs="Gentium"/>
+          <w:color w:val="auto"/>
+        </w:rPr>
+        <w:t>Iuzanes</w:t>
+      </w:r>
+      <w:proofErr w:type="spellEnd"/>
+      <w:r>
+        <w:rPr>
+          <w:rFonts w:ascii="Gentium" w:hAnsi="Gentium" w:cs="Gentium"/>
+          <w:color w:val="auto"/>
+        </w:rPr>
+        <w:t xml:space="preserve"> and </w:t>
+      </w:r>
+      <w:proofErr w:type="spellStart"/>
+      <w:r>
+        <w:rPr>
+          <w:rFonts w:ascii="Gentium" w:hAnsi="Gentium" w:cs="Gentium"/>
+          <w:color w:val="auto"/>
+        </w:rPr>
+        <w:t>Siphor</w:t>
+      </w:r>
+      <w:proofErr w:type="spellEnd"/>
+      <w:r>
+        <w:rPr>
+          <w:rFonts w:ascii="Gentium" w:hAnsi="Gentium" w:cs="Gentium"/>
+          <w:color w:val="auto"/>
+        </w:rPr>
+        <w:t xml:space="preserve">, and he persuaded his wife and his daughter to sit down; for, they also were come in to hear the word of life. For, they knew that </w:t>
+      </w:r>
+      <w:proofErr w:type="spellStart"/>
+      <w:r>
+        <w:rPr>
+          <w:rFonts w:ascii="Gentium" w:hAnsi="Gentium" w:cs="Gentium"/>
+          <w:color w:val="auto"/>
+        </w:rPr>
+        <w:t>Misdaeus</w:t>
+      </w:r>
+      <w:proofErr w:type="spellEnd"/>
+      <w:r>
+        <w:rPr>
+          <w:rFonts w:ascii="Gentium" w:hAnsi="Gentium" w:cs="Gentium"/>
+          <w:color w:val="auto"/>
+        </w:rPr>
+        <w:t xml:space="preserve"> would slay him because of the excess of his anger. And Judas began to say, “O liberator of my soul from the bondage of the many, because I gave myself to be sold &lt;to one, </w:t>
       </w:r>
       <w:r>
         <w:rPr>
@@ -12841,7 +15278,23 @@
           <w:rFonts w:ascii="Gentium" w:hAnsi="Gentium" w:cs="Gentium"/>
           <w:color w:val="auto"/>
         </w:rPr>
-        <w:t xml:space="preserve"> &lt;son&gt; of kings, this the physician of his creatures; this is he that was reproached of his own slaves; this is the Father of the height and the Lord of nature and the Judge (? Father of nature and Lord of the height and supreme Judge, </w:t>
+        <w:t xml:space="preserve"> &lt;son&gt; of kings, this the physician of his creatures; this is he that was reproached of his own slaves; this is the </w:t>
+      </w:r>
+      <w:proofErr w:type="gramStart"/>
+      <w:r>
+        <w:rPr>
+          <w:rFonts w:ascii="Gentium" w:hAnsi="Gentium" w:cs="Gentium"/>
+          <w:color w:val="auto"/>
+        </w:rPr>
+        <w:t>Father</w:t>
+      </w:r>
+      <w:proofErr w:type="gramEnd"/>
+      <w:r>
+        <w:rPr>
+          <w:rFonts w:ascii="Gentium" w:hAnsi="Gentium" w:cs="Gentium"/>
+          <w:color w:val="auto"/>
+        </w:rPr>
+        <w:t xml:space="preserve"> of the height and the Lord of nature and the Judge (? Father of nature and Lord of the height and supreme Judge, </w:t>
       </w:r>
       <w:r>
         <w:rPr>
@@ -13213,7 +15666,23 @@
           <w:rFonts w:ascii="Gentium" w:hAnsi="Gentium" w:cs="Gentium"/>
           <w:color w:val="auto"/>
         </w:rPr>
-        <w:t>) and left them desolate on earth, that I may be filled full from your treasures (</w:t>
+        <w:t xml:space="preserve">) and left them desolate on earth, that I may be filled </w:t>
+      </w:r>
+      <w:proofErr w:type="gramStart"/>
+      <w:r>
+        <w:rPr>
+          <w:rFonts w:ascii="Gentium" w:hAnsi="Gentium" w:cs="Gentium"/>
+          <w:color w:val="auto"/>
+        </w:rPr>
+        <w:t>full from</w:t>
+      </w:r>
+      <w:proofErr w:type="gramEnd"/>
+      <w:r>
+        <w:rPr>
+          <w:rFonts w:ascii="Gentium" w:hAnsi="Gentium" w:cs="Gentium"/>
+          <w:color w:val="auto"/>
+        </w:rPr>
+        <w:t xml:space="preserve"> your treasures (</w:t>
       </w:r>
       <w:r>
         <w:rPr>
@@ -13261,7 +15730,23 @@
           <w:rFonts w:ascii="Gentium" w:hAnsi="Gentium" w:cs="Gentium"/>
           <w:color w:val="auto"/>
         </w:rPr>
-        <w:t xml:space="preserve"> rest beside your living spring). The captive whom you committed to me I have slain, that he which is set free in me may not fall from his confidence. Him that was inward have I made outward and the outward &lt;inward&gt;, and all your fullness has been fulfilled in me. I have not returned to the things that are behind, but have gone forward to the things that are before, that I do not become a reproach. The dead man have I quickened, and the living one have I overcome, and that which was lacking have I filled up (</w:t>
+        <w:t xml:space="preserve"> rest beside your living spring). The captive whom you committed to me I have slain, that he which is set free in me may not fall from his confidence. Him that was inward have I made outward and the outward &lt;inward&gt;, and all your fullness has been fulfilled in me. I have not returned to the things that are </w:t>
+      </w:r>
+      <w:proofErr w:type="gramStart"/>
+      <w:r>
+        <w:rPr>
+          <w:rFonts w:ascii="Gentium" w:hAnsi="Gentium" w:cs="Gentium"/>
+          <w:color w:val="auto"/>
+        </w:rPr>
+        <w:t>behind, but</w:t>
+      </w:r>
+      <w:proofErr w:type="gramEnd"/>
+      <w:r>
+        <w:rPr>
+          <w:rFonts w:ascii="Gentium" w:hAnsi="Gentium" w:cs="Gentium"/>
+          <w:color w:val="auto"/>
+        </w:rPr>
+        <w:t xml:space="preserve"> have gone forward to the things that are before, that I do not become a reproach. The dead man have I quickened, and the living one have I overcome, and that which was lacking have I filled up (</w:t>
       </w:r>
       <w:r>
         <w:rPr>
@@ -13483,21 +15968,71 @@
           <w:smallCaps/>
           <w:color w:val="auto"/>
         </w:rPr>
-        <w:t>The Thirteenth Act: Wherein Iuzanes Receives Baptism with the Rest.</w:t>
-      </w:r>
-    </w:p>
-    <w:p>
-      <w:pPr>
-        <w:pStyle w:val="NormalWeb"/>
-        <w:spacing w:before="120" w:beforeAutospacing="0" w:afterAutospacing="0"/>
-        <w:jc w:val="both"/>
-      </w:pPr>
-      <w:r>
-        <w:rPr>
-          <w:rFonts w:ascii="Gentium" w:hAnsi="Gentium" w:cs="Gentium"/>
-          <w:color w:val="auto"/>
-        </w:rPr>
-        <w:t>And Iuzanes the youth besought the apostle, saying, “I pray you, O man, apostle of God, suffer me to go, and I will persuade the gaoler to permit you to come home with me, that by you I may receive the seal, and become your minister and a keeper of the commandments of the God whom you preach. For, indeed, formerly I walked in those things which you teach, until my father compelled me and joined me to a wife by name Mnesara; for. I am in my twenty-first year, and have now been seven years married; and, before I was joined in marriage I knew no other woman, whereby also I was accounted useless by my father, nor have I ever had son or daughter of this wife and also my wife herself has lived with me in chastity all this time; and today, if she had been in health, and had listened to you, I know well that both I should have been at rest and she would have received eternal life; but she is in peril and afflicted with much illness; I will, therefore, persuade the keeper that he promise to come with me; for, I live by myself. And you shall also heal that unhappy one.” And Judas the apostle of the Most High, hearing this, said to Iuzanes, “If you believe, you shall see the marvels of God, and how he saves his servants.”</w:t>
+        <w:t xml:space="preserve">The Thirteenth Act: Wherein </w:t>
+      </w:r>
+      <w:proofErr w:type="spellStart"/>
+      <w:r>
+        <w:rPr>
+          <w:rFonts w:ascii="Gentium" w:hAnsi="Gentium" w:cs="Gentium"/>
+          <w:smallCaps/>
+          <w:color w:val="auto"/>
+        </w:rPr>
+        <w:t>Iuzanes</w:t>
+      </w:r>
+      <w:proofErr w:type="spellEnd"/>
+      <w:r>
+        <w:rPr>
+          <w:rFonts w:ascii="Gentium" w:hAnsi="Gentium" w:cs="Gentium"/>
+          <w:smallCaps/>
+          <w:color w:val="auto"/>
+        </w:rPr>
+        <w:t xml:space="preserve"> Receives Baptism with the Rest.</w:t>
+      </w:r>
+    </w:p>
+    <w:p>
+      <w:pPr>
+        <w:pStyle w:val="NormalWeb"/>
+        <w:spacing w:before="120" w:beforeAutospacing="0" w:afterAutospacing="0"/>
+        <w:jc w:val="both"/>
+      </w:pPr>
+      <w:r>
+        <w:rPr>
+          <w:rFonts w:ascii="Gentium" w:hAnsi="Gentium" w:cs="Gentium"/>
+          <w:color w:val="auto"/>
+        </w:rPr>
+        <w:t xml:space="preserve">And </w:t>
+      </w:r>
+      <w:proofErr w:type="spellStart"/>
+      <w:r>
+        <w:rPr>
+          <w:rFonts w:ascii="Gentium" w:hAnsi="Gentium" w:cs="Gentium"/>
+          <w:color w:val="auto"/>
+        </w:rPr>
+        <w:t>Iuzanes</w:t>
+      </w:r>
+      <w:proofErr w:type="spellEnd"/>
+      <w:r>
+        <w:rPr>
+          <w:rFonts w:ascii="Gentium" w:hAnsi="Gentium" w:cs="Gentium"/>
+          <w:color w:val="auto"/>
+        </w:rPr>
+        <w:t xml:space="preserve"> the youth besought the apostle, saying, “I pray you, O man, apostle of God, suffer me to go, and I will persuade the gaoler to permit you to come home with me, that by you I may receive the seal, and become your minister and a keeper of the commandments of the God whom you preach. For, indeed, formerly I walked in those things which you teach, until my father compelled me and joined me to a wife by name Mnesara; for. I am in my twenty-first year, and have now been seven years married; and, before I was joined in marriage I knew no other woman, whereby also I was accounted useless by my father, nor have I ever had son or daughter of this wife and also my wife herself has lived with me in chastity all this time; and today, if she had been in health, and had listened to you, I know well that both I should have been at rest and she would have received eternal life; but she is in peril and afflicted with much illness; I will, therefore, persuade the keeper that he promise to come with me; for, I live by myself. And you shall also heal that unhappy one.” And Judas the apostle of the Most High, hearing this, said to </w:t>
+      </w:r>
+      <w:proofErr w:type="spellStart"/>
+      <w:r>
+        <w:rPr>
+          <w:rFonts w:ascii="Gentium" w:hAnsi="Gentium" w:cs="Gentium"/>
+          <w:color w:val="auto"/>
+        </w:rPr>
+        <w:t>Iuzanes</w:t>
+      </w:r>
+      <w:proofErr w:type="spellEnd"/>
+      <w:r>
+        <w:rPr>
+          <w:rFonts w:ascii="Gentium" w:hAnsi="Gentium" w:cs="Gentium"/>
+          <w:color w:val="auto"/>
+        </w:rPr>
+        <w:t>, “If you believe, you shall see the marvels of God, and how he saves his servants.”</w:t>
       </w:r>
     </w:p>
     <w:p>
@@ -13558,7 +16093,71 @@
           <w:rFonts w:ascii="Gentium" w:hAnsi="Gentium" w:cs="Gentium"/>
           <w:color w:val="auto"/>
         </w:rPr>
-        <w:t>gdonia and Narcia stood at the door of the prison, and they gave the gaoler 363 staters of silver and entered in to Judas, and found Iuzanes and Siphor and his wife and daughter, and all the prisoners sitting and hearing the word. And, when they stood by him he said to them, “Who has suffered you to come unto us? And who opened to you the sealed door that you came forth?” Tertia said to him, “Did you not open the door for us and tell us to come into the prison that we might take our brothers that were there, and then should the Lord show forth his glory in us? And when we came near the door, I know not how, you were parted from us and hid yourself and came hither before us, where also we heard the noise of the door, when you shut us out. We gave money, therefore, to the keepers and came in and lo, we are here praying you that we may persuade you and let you escape until the king’s wrath against you shall cease.” To whom Judas said, “Tell us first of all how you were shut up.”</w:t>
+        <w:t xml:space="preserve">gdonia and Narcia stood at the door of the prison, and they gave the gaoler 363 staters of silver and entered </w:t>
+      </w:r>
+      <w:proofErr w:type="gramStart"/>
+      <w:r>
+        <w:rPr>
+          <w:rFonts w:ascii="Gentium" w:hAnsi="Gentium" w:cs="Gentium"/>
+          <w:color w:val="auto"/>
+        </w:rPr>
+        <w:t>in to</w:t>
+      </w:r>
+      <w:proofErr w:type="gramEnd"/>
+      <w:r>
+        <w:rPr>
+          <w:rFonts w:ascii="Gentium" w:hAnsi="Gentium" w:cs="Gentium"/>
+          <w:color w:val="auto"/>
+        </w:rPr>
+        <w:t xml:space="preserve"> Judas, and found </w:t>
+      </w:r>
+      <w:proofErr w:type="spellStart"/>
+      <w:r>
+        <w:rPr>
+          <w:rFonts w:ascii="Gentium" w:hAnsi="Gentium" w:cs="Gentium"/>
+          <w:color w:val="auto"/>
+        </w:rPr>
+        <w:t>Iuzanes</w:t>
+      </w:r>
+      <w:proofErr w:type="spellEnd"/>
+      <w:r>
+        <w:rPr>
+          <w:rFonts w:ascii="Gentium" w:hAnsi="Gentium" w:cs="Gentium"/>
+          <w:color w:val="auto"/>
+        </w:rPr>
+        <w:t xml:space="preserve"> and </w:t>
+      </w:r>
+      <w:proofErr w:type="spellStart"/>
+      <w:r>
+        <w:rPr>
+          <w:rFonts w:ascii="Gentium" w:hAnsi="Gentium" w:cs="Gentium"/>
+          <w:color w:val="auto"/>
+        </w:rPr>
+        <w:t>Siphor</w:t>
+      </w:r>
+      <w:proofErr w:type="spellEnd"/>
+      <w:r>
+        <w:rPr>
+          <w:rFonts w:ascii="Gentium" w:hAnsi="Gentium" w:cs="Gentium"/>
+          <w:color w:val="auto"/>
+        </w:rPr>
+        <w:t xml:space="preserve"> and his wife and daughter, and all the prisoners sitting and hearing the word. And, when they stood by </w:t>
+      </w:r>
+      <w:proofErr w:type="gramStart"/>
+      <w:r>
+        <w:rPr>
+          <w:rFonts w:ascii="Gentium" w:hAnsi="Gentium" w:cs="Gentium"/>
+          <w:color w:val="auto"/>
+        </w:rPr>
+        <w:t>him</w:t>
+      </w:r>
+      <w:proofErr w:type="gramEnd"/>
+      <w:r>
+        <w:rPr>
+          <w:rFonts w:ascii="Gentium" w:hAnsi="Gentium" w:cs="Gentium"/>
+          <w:color w:val="auto"/>
+        </w:rPr>
+        <w:t xml:space="preserve"> he said to them, “Who has suffered you to come unto us? And who opened to you the sealed door that you came forth?” Tertia said to him, “Did you not open the door for us and tell us to come into the prison that we might take our brothers that were there, and then should the Lord show forth his glory in us? And when we came near the door, I know not how, you were parted from us and hid yourself and came hither before us, where also we heard the noise of the door, when you shut us out. We gave money, therefore, to the keepers and came in and lo, we are here praying you that we may persuade you and let you escape until the king’s wrath against you shall cease.” To whom Judas said, “Tell us first of all how you were shut up.”</w:t>
       </w:r>
     </w:p>
     <w:p>
@@ -13604,7 +16203,23 @@
           <w:rFonts w:ascii="Gentium" w:hAnsi="Gentium" w:cs="Gentium"/>
           <w:color w:val="auto"/>
         </w:rPr>
-        <w:t xml:space="preserve">And she said to him, “You were with us, and never left us for one hour, and you ask how we were shut up? But if you desire to hear, listen. The king Misdaeus sent for me and said to me, “Not yet has that sorcerer prevailed over you; for, as I hear, he bewitches men with oil and water and bread, and has not yet bewitched you; but obey me; for, if not, I will imprison you and wear you out, and him I will destroy; for, I know that if he has not yet given you oil and water and bread, he has not prevailed to get power over you.” And I said to him, “Over my body you have authority, and do all that you will; but my soul I will not let perish with you.” And, hearing that, he shut me up in a chamber (beneath his dining-hall, </w:t>
+        <w:t xml:space="preserve">And she said to him, “You were with us, and never left us for one hour, and you ask how we were shut up? But if you desire to hear, listen. The king </w:t>
+      </w:r>
+      <w:proofErr w:type="spellStart"/>
+      <w:r>
+        <w:rPr>
+          <w:rFonts w:ascii="Gentium" w:hAnsi="Gentium" w:cs="Gentium"/>
+          <w:color w:val="auto"/>
+        </w:rPr>
+        <w:t>Misdaeus</w:t>
+      </w:r>
+      <w:proofErr w:type="spellEnd"/>
+      <w:r>
+        <w:rPr>
+          <w:rFonts w:ascii="Gentium" w:hAnsi="Gentium" w:cs="Gentium"/>
+          <w:color w:val="auto"/>
+        </w:rPr>
+        <w:t xml:space="preserve"> sent for me and said to me, “Not yet has that sorcerer prevailed over you; for, as I hear, he bewitches men with oil and water and bread, and has not yet bewitched you; but obey me; for, if not, I will imprison you and wear you out, and him I will destroy; for, I know that if he has not yet given you oil and water and bread, he has not prevailed to get power over you.” And I said to him, “Over my body you have authority, and do all that you will; but my soul I will not let perish with you.” And, hearing that, he shut me up in a chamber (beneath his dining-hall, </w:t>
       </w:r>
       <w:r>
         <w:rPr>
@@ -13620,7 +16235,15 @@
           <w:rFonts w:ascii="Gentium" w:hAnsi="Gentium" w:cs="Gentium"/>
           <w:color w:val="auto"/>
         </w:rPr>
-        <w:t>); and Charisius brought Mygdonia and shut her up with me; and you brought us out and brought us even hither; but give us the seal quickly, that the hope of Misda</w:t>
+        <w:t xml:space="preserve">); and Charisius brought Mygdonia and shut her up with me; and you brought us out and brought us even hither; but give us the seal quickly, that the hope of </w:t>
+      </w:r>
+      <w:proofErr w:type="spellStart"/>
+      <w:r>
+        <w:rPr>
+          <w:rFonts w:ascii="Gentium" w:hAnsi="Gentium" w:cs="Gentium"/>
+          <w:color w:val="auto"/>
+        </w:rPr>
+        <w:t>Misda</w:t>
       </w:r>
       <w:r>
         <w:rPr>
@@ -13634,7 +16257,15 @@
           <w:rFonts w:ascii="Gentium" w:hAnsi="Gentium" w:cs="Gentium"/>
           <w:color w:val="auto"/>
         </w:rPr>
-        <w:t>us who counsels thus may be cut off.”</w:t>
+        <w:t>us</w:t>
+      </w:r>
+      <w:proofErr w:type="spellEnd"/>
+      <w:r>
+        <w:rPr>
+          <w:rFonts w:ascii="Gentium" w:hAnsi="Gentium" w:cs="Gentium"/>
+          <w:color w:val="auto"/>
+        </w:rPr>
+        <w:t xml:space="preserve"> who counsels thus may be cut off.”</w:t>
       </w:r>
     </w:p>
     <w:p>
@@ -13696,7 +16327,23 @@
           <w:rFonts w:ascii="Gentium" w:hAnsi="Gentium" w:cs="Gentium"/>
           <w:color w:val="auto"/>
         </w:rPr>
-        <w:t>) in their own darkness; therefore, enlighten us with the light of your nature.” And, on a sudden, the whole prison was light as the day; and, while all they that were in the prison slept a deep sleep, they only that had believed in the Lord continued waking.”</w:t>
+        <w:t xml:space="preserve">) in their own darkness; therefore, enlighten us with the light of your nature.” And, on a sudden, the whole prison was light as the day; and, while all they that were in </w:t>
+      </w:r>
+      <w:proofErr w:type="gramStart"/>
+      <w:r>
+        <w:rPr>
+          <w:rFonts w:ascii="Gentium" w:hAnsi="Gentium" w:cs="Gentium"/>
+          <w:color w:val="auto"/>
+        </w:rPr>
+        <w:t>the prison</w:t>
+      </w:r>
+      <w:proofErr w:type="gramEnd"/>
+      <w:r>
+        <w:rPr>
+          <w:rFonts w:ascii="Gentium" w:hAnsi="Gentium" w:cs="Gentium"/>
+          <w:color w:val="auto"/>
+        </w:rPr>
+        <w:t xml:space="preserve"> slept a deep sleep, they only that had believed in the Lord continued waking.”</w:t>
       </w:r>
     </w:p>
     <w:p>
@@ -13742,7 +16389,39 @@
           <w:rFonts w:ascii="Gentium" w:hAnsi="Gentium" w:cs="Gentium"/>
           <w:color w:val="auto"/>
         </w:rPr>
-        <w:t xml:space="preserve">Judas, therefore, said to Iuzanes, “Go before and make ready the things for our need.” Iuzanes, therefore, said, “And who will open me the doors of the prison? For, the gaolers shut them and are gone to sleep.” And Judas said, “Believe in Jesus, and you shala find the doors open.” And, </w:t>
+        <w:t xml:space="preserve">Judas, therefore, said to </w:t>
+      </w:r>
+      <w:proofErr w:type="spellStart"/>
+      <w:r>
+        <w:rPr>
+          <w:rFonts w:ascii="Gentium" w:hAnsi="Gentium" w:cs="Gentium"/>
+          <w:color w:val="auto"/>
+        </w:rPr>
+        <w:t>Iuzanes</w:t>
+      </w:r>
+      <w:proofErr w:type="spellEnd"/>
+      <w:r>
+        <w:rPr>
+          <w:rFonts w:ascii="Gentium" w:hAnsi="Gentium" w:cs="Gentium"/>
+          <w:color w:val="auto"/>
+        </w:rPr>
+        <w:t xml:space="preserve">, “Go before and make ready the things for our need.” </w:t>
+      </w:r>
+      <w:proofErr w:type="spellStart"/>
+      <w:r>
+        <w:rPr>
+          <w:rFonts w:ascii="Gentium" w:hAnsi="Gentium" w:cs="Gentium"/>
+          <w:color w:val="auto"/>
+        </w:rPr>
+        <w:t>Iuzanes</w:t>
+      </w:r>
+      <w:proofErr w:type="spellEnd"/>
+      <w:r>
+        <w:rPr>
+          <w:rFonts w:ascii="Gentium" w:hAnsi="Gentium" w:cs="Gentium"/>
+          <w:color w:val="auto"/>
+        </w:rPr>
+        <w:t xml:space="preserve">, therefore, said, “And who will open me the doors of the prison? For, the gaolers shut them and are gone to sleep.” And Judas said, “Believe in Jesus, and you shala find the doors open.” And, </w:t>
       </w:r>
       <w:r>
         <w:rPr>
@@ -13750,7 +16429,103 @@
           <w:color w:val="auto"/>
         </w:rPr>
         <w:lastRenderedPageBreak/>
-        <w:t>when he went forth and departed from them, all the rest followed after him. And, as Iuzanes was gone on before, Mnesara his wife met him coming to the prison. And she knew him and said, “My brother Iuzanes, is it you?” And he said, “Yes, and are you Mnesara?” And she said, “Yes.” Iuzanes said to her, “Whither do you walk, especially at so untimely an hour? And how were you able to rise up?” And she said, “This youth laid his hand on me and raised me up; and, in a dream, I saw that I should go where the stranger sits and become perfectly whole.” Iuzanes said to her, “What youth is with you?” And she said, “Do you not see him that is on my right hand, leading me by the hand?”</w:t>
+        <w:t xml:space="preserve">when he went forth and departed from them, all the rest followed after him. And, as </w:t>
+      </w:r>
+      <w:proofErr w:type="spellStart"/>
+      <w:r>
+        <w:rPr>
+          <w:rFonts w:ascii="Gentium" w:hAnsi="Gentium" w:cs="Gentium"/>
+          <w:color w:val="auto"/>
+        </w:rPr>
+        <w:t>Iuzanes</w:t>
+      </w:r>
+      <w:proofErr w:type="spellEnd"/>
+      <w:r>
+        <w:rPr>
+          <w:rFonts w:ascii="Gentium" w:hAnsi="Gentium" w:cs="Gentium"/>
+          <w:color w:val="auto"/>
+        </w:rPr>
+        <w:t xml:space="preserve"> was gone on before, </w:t>
+      </w:r>
+      <w:proofErr w:type="spellStart"/>
+      <w:r>
+        <w:rPr>
+          <w:rFonts w:ascii="Gentium" w:hAnsi="Gentium" w:cs="Gentium"/>
+          <w:color w:val="auto"/>
+        </w:rPr>
+        <w:t>Mnesara</w:t>
+      </w:r>
+      <w:proofErr w:type="spellEnd"/>
+      <w:r>
+        <w:rPr>
+          <w:rFonts w:ascii="Gentium" w:hAnsi="Gentium" w:cs="Gentium"/>
+          <w:color w:val="auto"/>
+        </w:rPr>
+        <w:t xml:space="preserve"> his wife met him coming to the prison. And she knew him and said, “My brother </w:t>
+      </w:r>
+      <w:proofErr w:type="spellStart"/>
+      <w:r>
+        <w:rPr>
+          <w:rFonts w:ascii="Gentium" w:hAnsi="Gentium" w:cs="Gentium"/>
+          <w:color w:val="auto"/>
+        </w:rPr>
+        <w:t>Iuzanes</w:t>
+      </w:r>
+      <w:proofErr w:type="spellEnd"/>
+      <w:r>
+        <w:rPr>
+          <w:rFonts w:ascii="Gentium" w:hAnsi="Gentium" w:cs="Gentium"/>
+          <w:color w:val="auto"/>
+        </w:rPr>
+        <w:t xml:space="preserve">, is it you?” And he said, “Yes, and are you </w:t>
+      </w:r>
+      <w:proofErr w:type="spellStart"/>
+      <w:r>
+        <w:rPr>
+          <w:rFonts w:ascii="Gentium" w:hAnsi="Gentium" w:cs="Gentium"/>
+          <w:color w:val="auto"/>
+        </w:rPr>
+        <w:t>Mnesara</w:t>
+      </w:r>
+      <w:proofErr w:type="spellEnd"/>
+      <w:r>
+        <w:rPr>
+          <w:rFonts w:ascii="Gentium" w:hAnsi="Gentium" w:cs="Gentium"/>
+          <w:color w:val="auto"/>
+        </w:rPr>
+        <w:t xml:space="preserve">?” And she said, “Yes.” </w:t>
+      </w:r>
+      <w:proofErr w:type="spellStart"/>
+      <w:r>
+        <w:rPr>
+          <w:rFonts w:ascii="Gentium" w:hAnsi="Gentium" w:cs="Gentium"/>
+          <w:color w:val="auto"/>
+        </w:rPr>
+        <w:t>Iuzanes</w:t>
+      </w:r>
+      <w:proofErr w:type="spellEnd"/>
+      <w:r>
+        <w:rPr>
+          <w:rFonts w:ascii="Gentium" w:hAnsi="Gentium" w:cs="Gentium"/>
+          <w:color w:val="auto"/>
+        </w:rPr>
+        <w:t xml:space="preserve"> said to her, “Whither do you walk, especially at so untimely an hour? And how were you able to rise up?” And she said, “This youth laid his hand on me and raised me up; and, in a dream, I saw that I should go where the stranger sits and become perfectly whole.” </w:t>
+      </w:r>
+      <w:proofErr w:type="spellStart"/>
+      <w:r>
+        <w:rPr>
+          <w:rFonts w:ascii="Gentium" w:hAnsi="Gentium" w:cs="Gentium"/>
+          <w:color w:val="auto"/>
+        </w:rPr>
+        <w:t>Iuzanes</w:t>
+      </w:r>
+      <w:proofErr w:type="spellEnd"/>
+      <w:r>
+        <w:rPr>
+          <w:rFonts w:ascii="Gentium" w:hAnsi="Gentium" w:cs="Gentium"/>
+          <w:color w:val="auto"/>
+        </w:rPr>
+        <w:t xml:space="preserve"> said to her, “What youth is with you?” And she said, “Do you not see him that is on my right hand, leading me by the hand?”</w:t>
       </w:r>
     </w:p>
     <w:p>
@@ -13796,7 +16571,71 @@
           <w:rFonts w:ascii="Gentium" w:hAnsi="Gentium" w:cs="Gentium"/>
           <w:color w:val="auto"/>
         </w:rPr>
-        <w:t xml:space="preserve">And, while they spoke together thus, Judas, with Siphor and his wife and daughter and Tertia and Mygdonia and Narcia, came unto Iuzanes’ house. And Mnesara the wife of Iuzanes, seeing him, did reverence and said, “Are you come that saved us from the sore disease? You are he whom I saw in the night delivering to me this youth to bring me to the prison. But your goodness suffered me not to grow weary, but you yourself are come to me.” And, so saying, she turned about and saw the youth no more; and finding him not, she said to the apostle, “I am not able to walk alone; for, the youth whom you gave me is not here.” And Judas said, “Jesus will henceforth lead you.” </w:t>
+        <w:t xml:space="preserve">And, while they spoke together thus, Judas, with </w:t>
+      </w:r>
+      <w:proofErr w:type="spellStart"/>
+      <w:r>
+        <w:rPr>
+          <w:rFonts w:ascii="Gentium" w:hAnsi="Gentium" w:cs="Gentium"/>
+          <w:color w:val="auto"/>
+        </w:rPr>
+        <w:t>Siphor</w:t>
+      </w:r>
+      <w:proofErr w:type="spellEnd"/>
+      <w:r>
+        <w:rPr>
+          <w:rFonts w:ascii="Gentium" w:hAnsi="Gentium" w:cs="Gentium"/>
+          <w:color w:val="auto"/>
+        </w:rPr>
+        <w:t xml:space="preserve"> and his wife and daughter and Tertia and Mygdonia and Narcia, came unto </w:t>
+      </w:r>
+      <w:proofErr w:type="spellStart"/>
+      <w:r>
+        <w:rPr>
+          <w:rFonts w:ascii="Gentium" w:hAnsi="Gentium" w:cs="Gentium"/>
+          <w:color w:val="auto"/>
+        </w:rPr>
+        <w:t>Iuzanes</w:t>
+      </w:r>
+      <w:proofErr w:type="spellEnd"/>
+      <w:r>
+        <w:rPr>
+          <w:rFonts w:ascii="Gentium" w:hAnsi="Gentium" w:cs="Gentium"/>
+          <w:color w:val="auto"/>
+        </w:rPr>
+        <w:t xml:space="preserve">’ house. And </w:t>
+      </w:r>
+      <w:proofErr w:type="spellStart"/>
+      <w:r>
+        <w:rPr>
+          <w:rFonts w:ascii="Gentium" w:hAnsi="Gentium" w:cs="Gentium"/>
+          <w:color w:val="auto"/>
+        </w:rPr>
+        <w:t>Mnesara</w:t>
+      </w:r>
+      <w:proofErr w:type="spellEnd"/>
+      <w:r>
+        <w:rPr>
+          <w:rFonts w:ascii="Gentium" w:hAnsi="Gentium" w:cs="Gentium"/>
+          <w:color w:val="auto"/>
+        </w:rPr>
+        <w:t xml:space="preserve"> the wife of </w:t>
+      </w:r>
+      <w:proofErr w:type="spellStart"/>
+      <w:r>
+        <w:rPr>
+          <w:rFonts w:ascii="Gentium" w:hAnsi="Gentium" w:cs="Gentium"/>
+          <w:color w:val="auto"/>
+        </w:rPr>
+        <w:t>Iuzanes</w:t>
+      </w:r>
+      <w:proofErr w:type="spellEnd"/>
+      <w:r>
+        <w:rPr>
+          <w:rFonts w:ascii="Gentium" w:hAnsi="Gentium" w:cs="Gentium"/>
+          <w:color w:val="auto"/>
+        </w:rPr>
+        <w:t xml:space="preserve">, seeing him, did reverence and said, “Are you come that saved us from the sore disease? You are he whom I saw in the night delivering to me this youth to bring me to the prison. But your goodness suffered me not to grow weary, but you yourself are come to me.” And, so saying, she turned about and saw the youth no more; and finding him not, she said to the apostle, “I am not able to walk alone; for, the youth whom you gave me is not here.” And Judas said, “Jesus will henceforth lead you.” </w:t>
       </w:r>
       <w:r>
         <w:rPr>
@@ -13812,7 +16651,39 @@
           <w:rFonts w:ascii="Gentium" w:hAnsi="Gentium" w:cs="Gentium"/>
           <w:color w:val="auto"/>
         </w:rPr>
-        <w:t xml:space="preserve"> thereafter, she came running to him. And, when they entered into the house of Iuzanes the son of Misdaeus the king, though it was yet night, a great light shone and was shed about them.</w:t>
+        <w:t xml:space="preserve"> thereafter, she came running to him. And, when they entered into the house of </w:t>
+      </w:r>
+      <w:proofErr w:type="spellStart"/>
+      <w:r>
+        <w:rPr>
+          <w:rFonts w:ascii="Gentium" w:hAnsi="Gentium" w:cs="Gentium"/>
+          <w:color w:val="auto"/>
+        </w:rPr>
+        <w:t>Iuzanes</w:t>
+      </w:r>
+      <w:proofErr w:type="spellEnd"/>
+      <w:r>
+        <w:rPr>
+          <w:rFonts w:ascii="Gentium" w:hAnsi="Gentium" w:cs="Gentium"/>
+          <w:color w:val="auto"/>
+        </w:rPr>
+        <w:t xml:space="preserve"> the son of </w:t>
+      </w:r>
+      <w:proofErr w:type="spellStart"/>
+      <w:r>
+        <w:rPr>
+          <w:rFonts w:ascii="Gentium" w:hAnsi="Gentium" w:cs="Gentium"/>
+          <w:color w:val="auto"/>
+        </w:rPr>
+        <w:t>Misdaeus</w:t>
+      </w:r>
+      <w:proofErr w:type="spellEnd"/>
+      <w:r>
+        <w:rPr>
+          <w:rFonts w:ascii="Gentium" w:hAnsi="Gentium" w:cs="Gentium"/>
+          <w:color w:val="auto"/>
+        </w:rPr>
+        <w:t xml:space="preserve"> the king, though it was yet night, a great light shone and was shed about them.</w:t>
       </w:r>
     </w:p>
     <w:p>
@@ -13890,7 +16761,71 @@
           <w:rFonts w:ascii="Gentium" w:hAnsi="Gentium" w:cs="Gentium"/>
           <w:color w:val="auto"/>
         </w:rPr>
-        <w:t>); that serves your servants that they may live; that fills creation with your own riches; the poor, that was in need and hungered forty days; that satisfies thirsty souls with your own good things: Be with Iuzanes the son of Misdaeus and with Tertia and Mnesara, and gather them into your fold and mingle them with your number. Be to them a guide in the land of error; be to them a physician in the land of sickness; be to them a rest in the land of the weary; sanctify them in a polluted land; be their physician both of bodies and souls; make them holy temples of you, and let your holy spirit dwell in them.”</w:t>
+        <w:t xml:space="preserve">); that serves your servants that they may live; that fills creation with your own riches; the poor, that was in need and hungered forty days; that satisfies thirsty souls with your own good things: Be with </w:t>
+      </w:r>
+      <w:proofErr w:type="spellStart"/>
+      <w:r>
+        <w:rPr>
+          <w:rFonts w:ascii="Gentium" w:hAnsi="Gentium" w:cs="Gentium"/>
+          <w:color w:val="auto"/>
+        </w:rPr>
+        <w:t>Iuzanes</w:t>
+      </w:r>
+      <w:proofErr w:type="spellEnd"/>
+      <w:r>
+        <w:rPr>
+          <w:rFonts w:ascii="Gentium" w:hAnsi="Gentium" w:cs="Gentium"/>
+          <w:color w:val="auto"/>
+        </w:rPr>
+        <w:t xml:space="preserve"> the son of </w:t>
+      </w:r>
+      <w:proofErr w:type="spellStart"/>
+      <w:r>
+        <w:rPr>
+          <w:rFonts w:ascii="Gentium" w:hAnsi="Gentium" w:cs="Gentium"/>
+          <w:color w:val="auto"/>
+        </w:rPr>
+        <w:t>Misdaeus</w:t>
+      </w:r>
+      <w:proofErr w:type="spellEnd"/>
+      <w:r>
+        <w:rPr>
+          <w:rFonts w:ascii="Gentium" w:hAnsi="Gentium" w:cs="Gentium"/>
+          <w:color w:val="auto"/>
+        </w:rPr>
+        <w:t xml:space="preserve"> and with Tertia and </w:t>
+      </w:r>
+      <w:proofErr w:type="spellStart"/>
+      <w:r>
+        <w:rPr>
+          <w:rFonts w:ascii="Gentium" w:hAnsi="Gentium" w:cs="Gentium"/>
+          <w:color w:val="auto"/>
+        </w:rPr>
+        <w:t>Mnesara</w:t>
+      </w:r>
+      <w:proofErr w:type="spellEnd"/>
+      <w:r>
+        <w:rPr>
+          <w:rFonts w:ascii="Gentium" w:hAnsi="Gentium" w:cs="Gentium"/>
+          <w:color w:val="auto"/>
+        </w:rPr>
+        <w:t xml:space="preserve">, and gather them into your fold and mingle them with your number. Be to them a guide in the land of error; be to them a physician in the land of sickness; be to them a rest in the land of the weary; sanctify them in a polluted land; be their physician both of bodies and souls; make them holy temples of </w:t>
+      </w:r>
+      <w:proofErr w:type="gramStart"/>
+      <w:r>
+        <w:rPr>
+          <w:rFonts w:ascii="Gentium" w:hAnsi="Gentium" w:cs="Gentium"/>
+          <w:color w:val="auto"/>
+        </w:rPr>
+        <w:t>you, and</w:t>
+      </w:r>
+      <w:proofErr w:type="gramEnd"/>
+      <w:r>
+        <w:rPr>
+          <w:rFonts w:ascii="Gentium" w:hAnsi="Gentium" w:cs="Gentium"/>
+          <w:color w:val="auto"/>
+        </w:rPr>
+        <w:t xml:space="preserve"> let your holy spirit dwell in them.”</w:t>
       </w:r>
     </w:p>
     <w:p>
@@ -13936,7 +16871,23 @@
           <w:rFonts w:ascii="Gentium" w:hAnsi="Gentium" w:cs="Gentium"/>
           <w:color w:val="auto"/>
         </w:rPr>
-        <w:t xml:space="preserve">Having thus prayed over them, the apostle said to Mygdonia, “Unclothe your sisters.” And she took off their clothes and girded them with girdles and brought them; but Iuzanes had first gone before, and they came after him; and the apostle took oil in a cup of silver and spoke thus </w:t>
+        <w:t xml:space="preserve">Having thus prayed over them, the apostle said to Mygdonia, “Unclothe your sisters.” And she took off their clothes and girded them with girdles and brought them; but </w:t>
+      </w:r>
+      <w:proofErr w:type="spellStart"/>
+      <w:r>
+        <w:rPr>
+          <w:rFonts w:ascii="Gentium" w:hAnsi="Gentium" w:cs="Gentium"/>
+          <w:color w:val="auto"/>
+        </w:rPr>
+        <w:t>Iuzanes</w:t>
+      </w:r>
+      <w:proofErr w:type="spellEnd"/>
+      <w:r>
+        <w:rPr>
+          <w:rFonts w:ascii="Gentium" w:hAnsi="Gentium" w:cs="Gentium"/>
+          <w:color w:val="auto"/>
+        </w:rPr>
+        <w:t xml:space="preserve"> had first gone before, and they came after him; and the apostle took oil in a cup of silver and spoke thus </w:t>
       </w:r>
       <w:r>
         <w:rPr>
@@ -13944,7 +16895,39 @@
           <w:color w:val="auto"/>
         </w:rPr>
         <w:lastRenderedPageBreak/>
-        <w:t>over it, “Fruit more beautiful than all other fruits, to which none other whatsoever may be compared; altogether merciful, fervent with the force of the word; power of the tree that men, putting on them, overcome their adversaries; crowner of the conquerors; help (symbol) and joy of the sick; that announced to men their salvation that shows light to them that are in darkness; whose leaf is bitter, but in your most sweet fruit you are fair, that are rough to the sight but soft to the taste; seeming to be weak, but in the greatness of your strength able to bear the power that beholds all things.” Having thus said [a corrupt word follows], Jesus let his victorious might come and be established in this oil, like as it was established in the tree (wood) that was its kin, even his might at that time, whereof they that crucified you could not endure the word; let the gift also come whereby breathing on his (your) enemies you caused them to go backward and fall headlong and let it rest on this oil, whereupon we invoke your holy name.” And, having thus said, he poured it first on the head of Iuzanes and then on the women’s heads, saying, “In your name, O Jesus Christ, let it be to these souls for remission of sins and for turning back of the adversary and for salvation of their souls.” And he commanded Mygdonia to anoint them but he himself anointed Iuzanes. And, having anointed them, he led them down into the water in the name of the Father and the Son and the Holy Ghost.</w:t>
+        <w:t xml:space="preserve">over it, “Fruit more beautiful than all other fruits, to which none other whatsoever may be compared; altogether merciful, fervent with the force of the word; power of the tree that men, putting on them, overcome their adversaries; crowner of the conquerors; help (symbol) and joy of the sick; that announced to men their salvation that shows light to them that are in darkness; whose leaf is bitter, but in your most sweet fruit you are fair, that are rough to the sight but soft to the taste; seeming to be weak, but in the greatness of your strength able to bear the power that beholds all things.” Having thus said [a corrupt word follows], Jesus let his victorious might come and be established in this oil, like as it was established in the tree (wood) that was its kin, even his might at that time, whereof they that crucified you could not endure the word; let the gift also come whereby breathing on his (your) enemies you caused them to go backward and fall headlong and let it rest on this oil, whereupon we invoke your holy name.” And, having thus said, he poured it first on the head of </w:t>
+      </w:r>
+      <w:proofErr w:type="spellStart"/>
+      <w:r>
+        <w:rPr>
+          <w:rFonts w:ascii="Gentium" w:hAnsi="Gentium" w:cs="Gentium"/>
+          <w:color w:val="auto"/>
+        </w:rPr>
+        <w:t>Iuzanes</w:t>
+      </w:r>
+      <w:proofErr w:type="spellEnd"/>
+      <w:r>
+        <w:rPr>
+          <w:rFonts w:ascii="Gentium" w:hAnsi="Gentium" w:cs="Gentium"/>
+          <w:color w:val="auto"/>
+        </w:rPr>
+        <w:t xml:space="preserve"> and then on the women’s heads, saying, “In your name, O Jesus Christ, let it be to these souls for remission of sins and for turning back of the adversary and for salvation of their souls.” And he commanded Mygdonia to anoint them but he himself anointed </w:t>
+      </w:r>
+      <w:proofErr w:type="spellStart"/>
+      <w:r>
+        <w:rPr>
+          <w:rFonts w:ascii="Gentium" w:hAnsi="Gentium" w:cs="Gentium"/>
+          <w:color w:val="auto"/>
+        </w:rPr>
+        <w:t>Iuzanes</w:t>
+      </w:r>
+      <w:proofErr w:type="spellEnd"/>
+      <w:r>
+        <w:rPr>
+          <w:rFonts w:ascii="Gentium" w:hAnsi="Gentium" w:cs="Gentium"/>
+          <w:color w:val="auto"/>
+        </w:rPr>
+        <w:t>. And, having anointed them, he led them down into the water in the name of the Father and the Son and the Holy Ghost.</w:t>
       </w:r>
     </w:p>
     <w:p>
@@ -14006,7 +16989,55 @@
           <w:rFonts w:ascii="Gentium" w:hAnsi="Gentium" w:cs="Gentium"/>
           <w:color w:val="auto"/>
         </w:rPr>
-        <w:t xml:space="preserve"> for) the reed wherewith they smote you for us, let us receive the perfect house; and, whereas you received a crown of thorns for our sake, let us that have loved you put on a crown that does not fade away; and, for the linen cloth wherein you were wrapped, let us also be girt about with your power that is not vanquished; and, for the new tomb and the burial, let us receive renewing of soul and body; and, as you did rise up and revive, let us revive and live and stand before you in righteous judgement.” And he broke and gave the Eucharist to Iuzanes and Tertia and Mnesara and the wife and daughter of Siphor and said, “Let this Eucharist be to you for salvation and joy and health of your souls.” And they said, “Amen.” And a voice was heard, saying, “Amen! Do not fer but only believe.”</w:t>
+        <w:t xml:space="preserve"> for) the reed wherewith they smote you for us, let us receive the perfect house; and, whereas you received a crown of thorns for our sake, let us that have loved you put on a crown that does not fade away; and, for the linen cloth wherein you were wrapped, let us also be girt about with your power that is not vanquished; and, for the new tomb and the burial, let us receive renewing of soul and body; and, as you did rise up and revive, let us revive and live and stand before you in righteous judgement.” And he broke and gave the Eucharist to </w:t>
+      </w:r>
+      <w:proofErr w:type="spellStart"/>
+      <w:r>
+        <w:rPr>
+          <w:rFonts w:ascii="Gentium" w:hAnsi="Gentium" w:cs="Gentium"/>
+          <w:color w:val="auto"/>
+        </w:rPr>
+        <w:t>Iuzanes</w:t>
+      </w:r>
+      <w:proofErr w:type="spellEnd"/>
+      <w:r>
+        <w:rPr>
+          <w:rFonts w:ascii="Gentium" w:hAnsi="Gentium" w:cs="Gentium"/>
+          <w:color w:val="auto"/>
+        </w:rPr>
+        <w:t xml:space="preserve"> and Tertia and </w:t>
+      </w:r>
+      <w:proofErr w:type="spellStart"/>
+      <w:r>
+        <w:rPr>
+          <w:rFonts w:ascii="Gentium" w:hAnsi="Gentium" w:cs="Gentium"/>
+          <w:color w:val="auto"/>
+        </w:rPr>
+        <w:t>Mnesara</w:t>
+      </w:r>
+      <w:proofErr w:type="spellEnd"/>
+      <w:r>
+        <w:rPr>
+          <w:rFonts w:ascii="Gentium" w:hAnsi="Gentium" w:cs="Gentium"/>
+          <w:color w:val="auto"/>
+        </w:rPr>
+        <w:t xml:space="preserve"> and the wife and daughter of </w:t>
+      </w:r>
+      <w:proofErr w:type="spellStart"/>
+      <w:r>
+        <w:rPr>
+          <w:rFonts w:ascii="Gentium" w:hAnsi="Gentium" w:cs="Gentium"/>
+          <w:color w:val="auto"/>
+        </w:rPr>
+        <w:t>Siphor</w:t>
+      </w:r>
+      <w:proofErr w:type="spellEnd"/>
+      <w:r>
+        <w:rPr>
+          <w:rFonts w:ascii="Gentium" w:hAnsi="Gentium" w:cs="Gentium"/>
+          <w:color w:val="auto"/>
+        </w:rPr>
+        <w:t xml:space="preserve"> and said, “Let this Eucharist be to you for salvation and joy and health of your souls.” And they said, “Amen.” And a voice was heard, saying, “Amen! Do not fer but only believe.”</w:t>
       </w:r>
     </w:p>
     <w:p>
@@ -14250,7 +17281,39 @@
           <w:rFonts w:ascii="Gentium" w:hAnsi="Gentium" w:cs="Gentium"/>
           <w:color w:val="auto"/>
         </w:rPr>
-        <w:t xml:space="preserve">When the apostle had ended these sayings, they went into the house, and the apostle Thomas said, “Saviour that suffered many things for us, let these doors be as they were and let seals be set on them.” And he left them and went to be imprisoned; and they wept and were in heaviness; for, they knew that Misdaeus would slay him (not knowing that, </w:t>
+        <w:t xml:space="preserve">When the apostle had ended these sayings, they went into the house, and the apostle Thomas said, “Saviour that suffered many things for us, let these doors be as they were and let seals be set on them.” And he left them and went to be imprisoned; and they wept and were in heaviness; for, they knew that </w:t>
+      </w:r>
+      <w:proofErr w:type="spellStart"/>
+      <w:r>
+        <w:rPr>
+          <w:rFonts w:ascii="Gentium" w:hAnsi="Gentium" w:cs="Gentium"/>
+          <w:color w:val="auto"/>
+        </w:rPr>
+        <w:t>Misdaeus</w:t>
+      </w:r>
+      <w:proofErr w:type="spellEnd"/>
+      <w:r>
+        <w:rPr>
+          <w:rFonts w:ascii="Gentium" w:hAnsi="Gentium" w:cs="Gentium"/>
+          <w:color w:val="auto"/>
+        </w:rPr>
+        <w:t xml:space="preserve"> would slay him (not knowing </w:t>
+      </w:r>
+      <w:proofErr w:type="gramStart"/>
+      <w:r>
+        <w:rPr>
+          <w:rFonts w:ascii="Gentium" w:hAnsi="Gentium" w:cs="Gentium"/>
+          <w:color w:val="auto"/>
+        </w:rPr>
+        <w:t>that,</w:t>
+      </w:r>
+      <w:proofErr w:type="gramEnd"/>
+      <w:r>
+        <w:rPr>
+          <w:rFonts w:ascii="Gentium" w:hAnsi="Gentium" w:cs="Gentium"/>
+          <w:color w:val="auto"/>
+        </w:rPr>
+        <w:t xml:space="preserve"> </w:t>
       </w:r>
       <w:r>
         <w:rPr>
@@ -14328,7 +17391,23 @@
           <w:rFonts w:ascii="Gentium" w:hAnsi="Gentium" w:cs="Gentium"/>
           <w:color w:val="auto"/>
         </w:rPr>
-        <w:t xml:space="preserve">And the apostle found the keepers wrangling and saying, “Wherein have we sinned against this wizard? For, by his art magic he has opened the doors and would have had all the prisoners escape; but let us go and report it to the king, and tell him concerning his wife and his son.” And, as they disputed thus, Thomas held his peace. They rose up early, therefore, and went to the king and said to him, “Our lord and king, take away that sorcerer and cause him to be shut up elsewhere; for, we are not able to keep him; for, except your good fortune had kept the prison, all the condemned persons would have escaped – for, now this second time have we found the doors open; and also your wife, O king, and your son and the rest do not depart from him.” And the king, hearing that, went, and found the seals that were set </w:t>
+        <w:t xml:space="preserve">And the apostle found the keepers wrangling and saying, “Wherein have we sinned against this wizard? For, by his art magic he has opened the doors and would have had all the prisoners escape; but let us go and report it to the </w:t>
+      </w:r>
+      <w:proofErr w:type="gramStart"/>
+      <w:r>
+        <w:rPr>
+          <w:rFonts w:ascii="Gentium" w:hAnsi="Gentium" w:cs="Gentium"/>
+          <w:color w:val="auto"/>
+        </w:rPr>
+        <w:t>king, and</w:t>
+      </w:r>
+      <w:proofErr w:type="gramEnd"/>
+      <w:r>
+        <w:rPr>
+          <w:rFonts w:ascii="Gentium" w:hAnsi="Gentium" w:cs="Gentium"/>
+          <w:color w:val="auto"/>
+        </w:rPr>
+        <w:t xml:space="preserve"> tell him concerning his wife and his son.” And, as they disputed thus, Thomas held his peace. They rose up early, therefore, and went to the king and said to him, “Our lord and king, take away that sorcerer and cause him to be shut up elsewhere; for, we are not able to keep him; for, except your good fortune had kept the prison, all the condemned persons would have escaped – for, now this second time have we found the doors open; and also your wife, O king, and your son and the rest do not depart from him.” And the king, hearing that, went, and found the seals that were set </w:t>
       </w:r>
       <w:r>
         <w:rPr>
@@ -14391,7 +17470,87 @@
           <w:rFonts w:ascii="Gentium" w:hAnsi="Gentium" w:cs="Gentium"/>
           <w:color w:val="auto"/>
         </w:rPr>
-        <w:t xml:space="preserve">And Misdaeus went to the prison and took his seat, and sent for the apostle Thomas and stripped him (and girded him with a girdle) and set him before him and said to him, “Are you bond or free?” Thomas said, “I am the bondsman of one only, over whom you have no authority.” And Misdaeus said to him, “How did you run away and come into this country?” And Thomas said, “I was sold hither by my master, that I might save many and, by your hands, depart out of this world.” And Misdaeus said, “Who is your lord? And what is his name? And of what country is he?” And Thomas said, “My Lord is your master and he is Lord of heaven and earth.” And Misdaeus said, “What is his name?” Thomas said, “You cannot hear his true name at this time; but the name that was given to him is Jesus Christ.” And Misdaeus said to him, “I have not made haste to destroy you, but have had long patience with you; but you have added to your evil deeds, and your sorceries are dispersed abroad and heard of throughout all the country; but this I do that your sorceries may depart with you, and our land be cleansed from them.” Thomas said to him, “These sorceries &lt;do not, </w:t>
+        <w:t xml:space="preserve">And </w:t>
+      </w:r>
+      <w:proofErr w:type="spellStart"/>
+      <w:r>
+        <w:rPr>
+          <w:rFonts w:ascii="Gentium" w:hAnsi="Gentium" w:cs="Gentium"/>
+          <w:color w:val="auto"/>
+        </w:rPr>
+        <w:t>Misdaeus</w:t>
+      </w:r>
+      <w:proofErr w:type="spellEnd"/>
+      <w:r>
+        <w:rPr>
+          <w:rFonts w:ascii="Gentium" w:hAnsi="Gentium" w:cs="Gentium"/>
+          <w:color w:val="auto"/>
+        </w:rPr>
+        <w:t xml:space="preserve"> went to the prison and took his seat, and sent for the apostle Thomas and stripped him (and girded him with a girdle) and set him before him and said to him, “Are you bond or free?” Thomas said, “I am the bondsman of one only, over whom you have no authority.” And </w:t>
+      </w:r>
+      <w:proofErr w:type="spellStart"/>
+      <w:r>
+        <w:rPr>
+          <w:rFonts w:ascii="Gentium" w:hAnsi="Gentium" w:cs="Gentium"/>
+          <w:color w:val="auto"/>
+        </w:rPr>
+        <w:t>Misdaeus</w:t>
+      </w:r>
+      <w:proofErr w:type="spellEnd"/>
+      <w:r>
+        <w:rPr>
+          <w:rFonts w:ascii="Gentium" w:hAnsi="Gentium" w:cs="Gentium"/>
+          <w:color w:val="auto"/>
+        </w:rPr>
+        <w:t xml:space="preserve"> said to him, “How did you run away and come into this country?” And Thomas said, “I was sold hither by my master, that I might save many and, by your hands, depart out of this world.” And </w:t>
+      </w:r>
+      <w:proofErr w:type="spellStart"/>
+      <w:r>
+        <w:rPr>
+          <w:rFonts w:ascii="Gentium" w:hAnsi="Gentium" w:cs="Gentium"/>
+          <w:color w:val="auto"/>
+        </w:rPr>
+        <w:t>Misdaeus</w:t>
+      </w:r>
+      <w:proofErr w:type="spellEnd"/>
+      <w:r>
+        <w:rPr>
+          <w:rFonts w:ascii="Gentium" w:hAnsi="Gentium" w:cs="Gentium"/>
+          <w:color w:val="auto"/>
+        </w:rPr>
+        <w:t xml:space="preserve"> said, “Who is your lord? And what is his name? And of what country is he?” And Thomas said, “My Lord is your master and he is Lord of heaven and earth.” And </w:t>
+      </w:r>
+      <w:proofErr w:type="spellStart"/>
+      <w:r>
+        <w:rPr>
+          <w:rFonts w:ascii="Gentium" w:hAnsi="Gentium" w:cs="Gentium"/>
+          <w:color w:val="auto"/>
+        </w:rPr>
+        <w:t>Misdaeus</w:t>
+      </w:r>
+      <w:proofErr w:type="spellEnd"/>
+      <w:r>
+        <w:rPr>
+          <w:rFonts w:ascii="Gentium" w:hAnsi="Gentium" w:cs="Gentium"/>
+          <w:color w:val="auto"/>
+        </w:rPr>
+        <w:t xml:space="preserve"> said, “What is his name?” Thomas said, “You cannot hear his true name at this time; but the name that was given to him is Jesus Christ.” And </w:t>
+      </w:r>
+      <w:proofErr w:type="spellStart"/>
+      <w:r>
+        <w:rPr>
+          <w:rFonts w:ascii="Gentium" w:hAnsi="Gentium" w:cs="Gentium"/>
+          <w:color w:val="auto"/>
+        </w:rPr>
+        <w:t>Misdaeus</w:t>
+      </w:r>
+      <w:proofErr w:type="spellEnd"/>
+      <w:r>
+        <w:rPr>
+          <w:rFonts w:ascii="Gentium" w:hAnsi="Gentium" w:cs="Gentium"/>
+          <w:color w:val="auto"/>
+        </w:rPr>
+        <w:t xml:space="preserve"> said to him, “I have not made haste to destroy you, but have had long patience with you; but you have added to your evil deeds, and your sorceries are dispersed abroad and heard of throughout all the country; but this I do that your sorceries may depart with you, and our land be cleansed from them.” Thomas said to him, “These sorceries &lt;do not, </w:t>
       </w:r>
       <w:r>
         <w:rPr>
@@ -14469,7 +17628,39 @@
           <w:rFonts w:ascii="Gentium" w:hAnsi="Gentium" w:cs="Gentium"/>
           <w:color w:val="auto"/>
         </w:rPr>
-        <w:t>When the apostle had said these things, Misdaeus considered how he should put him to death; for, he was afraid because of the many people that were subject to him; for, many also of the nobles and of them that were in authority believed in him. He took him, therefore, and went forth out of the city; and armed soldiers also went with him. And the people supposed that the king desired to learn somewhat of him, and they stood still and gave heed. And, when they had walked one mile, he delivered him to four soldiers and an officer, and commanded them to take him into the mountain and there pierce him with spears and put an end to him, and return again to the city. And saying thus unto the soldiers, he himself also returned unto the city.</w:t>
+        <w:t xml:space="preserve">When the apostle had said these things, </w:t>
+      </w:r>
+      <w:proofErr w:type="spellStart"/>
+      <w:r>
+        <w:rPr>
+          <w:rFonts w:ascii="Gentium" w:hAnsi="Gentium" w:cs="Gentium"/>
+          <w:color w:val="auto"/>
+        </w:rPr>
+        <w:t>Misdaeus</w:t>
+      </w:r>
+      <w:proofErr w:type="spellEnd"/>
+      <w:r>
+        <w:rPr>
+          <w:rFonts w:ascii="Gentium" w:hAnsi="Gentium" w:cs="Gentium"/>
+          <w:color w:val="auto"/>
+        </w:rPr>
+        <w:t xml:space="preserve"> considered how he should put him to death; for, he was afraid because of the many people that were subject to him; for, many also of the nobles and of them that were in authority believed in him. He took him, therefore, and went forth out of the city; and armed soldiers also went with him. And the people supposed that the king desired to learn somewhat of him, and they stood still and gave heed. And, when they had walked one mile, he delivered him to four soldiers and an </w:t>
+      </w:r>
+      <w:proofErr w:type="gramStart"/>
+      <w:r>
+        <w:rPr>
+          <w:rFonts w:ascii="Gentium" w:hAnsi="Gentium" w:cs="Gentium"/>
+          <w:color w:val="auto"/>
+        </w:rPr>
+        <w:t>officer, and</w:t>
+      </w:r>
+      <w:proofErr w:type="gramEnd"/>
+      <w:r>
+        <w:rPr>
+          <w:rFonts w:ascii="Gentium" w:hAnsi="Gentium" w:cs="Gentium"/>
+          <w:color w:val="auto"/>
+        </w:rPr>
+        <w:t xml:space="preserve"> commanded them to take him into the mountain and there pierce him with spears and put an end to him, and return again to the city. And saying thus unto the soldiers, he himself also returned unto the city.</w:t>
       </w:r>
     </w:p>
     <w:p>
@@ -14531,7 +17722,23 @@
           <w:rFonts w:ascii="Gentium" w:hAnsi="Gentium" w:cs="Gentium"/>
           <w:color w:val="auto"/>
         </w:rPr>
-        <w:t xml:space="preserve"> went at the right hand of the apostle and two on his left, holding spears, and the officer held his hand and supported him. And the apostle Thomas said, “O the hidden mysteries which even until our departure is accomplished in us! O riches of his glory, who will not suffer us to be swallowed up in this passion of the body! Four are they that cast me down; for, of four am I made. And one is he that draws me; for, of one I am, and to him I go. And this I now understand, that my Lord and God Jesus Christ being of one was pierced by one, but I, which am of four, am pierced by four.”</w:t>
+        <w:t xml:space="preserve"> went at the right hand of the apostle and two on his left, holding spears, and the officer held his hand and supported him. And the apostle Thomas said, “O the hidden mysteries which even until our departure is accomplished in us! O riches of his glory, who will not suffer us to be swallowed up in this passion of the body! Four are they that cast me down; for, of four am I made. And one is he that draws me; for, of one I am, and to him I go. And this I </w:t>
+      </w:r>
+      <w:proofErr w:type="gramStart"/>
+      <w:r>
+        <w:rPr>
+          <w:rFonts w:ascii="Gentium" w:hAnsi="Gentium" w:cs="Gentium"/>
+          <w:color w:val="auto"/>
+        </w:rPr>
+        <w:t>now understand,</w:t>
+      </w:r>
+      <w:proofErr w:type="gramEnd"/>
+      <w:r>
+        <w:rPr>
+          <w:rFonts w:ascii="Gentium" w:hAnsi="Gentium" w:cs="Gentium"/>
+          <w:color w:val="auto"/>
+        </w:rPr>
+        <w:t xml:space="preserve"> that my Lord and God Jesus Christ being of one was pierced by one, but I, which am of four, am pierced by four.”</w:t>
       </w:r>
     </w:p>
     <w:p>
@@ -14631,7 +17838,23 @@
           <w:rFonts w:ascii="Gentium" w:hAnsi="Gentium" w:cs="Gentium"/>
           <w:color w:val="auto"/>
         </w:rPr>
-        <w:t xml:space="preserve">And he said to Iuzanes, “You son (to the son, </w:t>
+        <w:t xml:space="preserve">And he said to </w:t>
+      </w:r>
+      <w:proofErr w:type="spellStart"/>
+      <w:r>
+        <w:rPr>
+          <w:rFonts w:ascii="Gentium" w:hAnsi="Gentium" w:cs="Gentium"/>
+          <w:color w:val="auto"/>
+        </w:rPr>
+        <w:t>Iuzanes</w:t>
+      </w:r>
+      <w:proofErr w:type="spellEnd"/>
+      <w:r>
+        <w:rPr>
+          <w:rFonts w:ascii="Gentium" w:hAnsi="Gentium" w:cs="Gentium"/>
+          <w:color w:val="auto"/>
+        </w:rPr>
+        <w:t xml:space="preserve">, “You son (to the son, </w:t>
       </w:r>
       <w:r>
         <w:rPr>
@@ -14647,7 +17870,39 @@
           <w:rFonts w:ascii="Gentium" w:hAnsi="Gentium" w:cs="Gentium"/>
           <w:color w:val="auto"/>
         </w:rPr>
-        <w:t>) of the (earthly) king Misdaeus and minister (to the minister) of our Lord Jesus Christ: give to the servants of Misdaeus their price that they may suffer me to go and pray.” And Iuzanes persuaded the soldiers to let him pray. And the blessed Thomas went to pray, and knelt down, and rose up and stretched forth his hands to heaven, and spoke thus:</w:t>
+        <w:t xml:space="preserve">) of the (earthly) king Misdaeus and minister (to the minister) of our Lord Jesus Christ: give to the servants of </w:t>
+      </w:r>
+      <w:proofErr w:type="spellStart"/>
+      <w:r>
+        <w:rPr>
+          <w:rFonts w:ascii="Gentium" w:hAnsi="Gentium" w:cs="Gentium"/>
+          <w:color w:val="auto"/>
+        </w:rPr>
+        <w:t>Misdaeus</w:t>
+      </w:r>
+      <w:proofErr w:type="spellEnd"/>
+      <w:r>
+        <w:rPr>
+          <w:rFonts w:ascii="Gentium" w:hAnsi="Gentium" w:cs="Gentium"/>
+          <w:color w:val="auto"/>
+        </w:rPr>
+        <w:t xml:space="preserve"> their price that they may suffer me to go and pray.” And </w:t>
+      </w:r>
+      <w:proofErr w:type="spellStart"/>
+      <w:r>
+        <w:rPr>
+          <w:rFonts w:ascii="Gentium" w:hAnsi="Gentium" w:cs="Gentium"/>
+          <w:color w:val="auto"/>
+        </w:rPr>
+        <w:t>Iuzanes</w:t>
+      </w:r>
+      <w:proofErr w:type="spellEnd"/>
+      <w:r>
+        <w:rPr>
+          <w:rFonts w:ascii="Gentium" w:hAnsi="Gentium" w:cs="Gentium"/>
+          <w:color w:val="auto"/>
+        </w:rPr>
+        <w:t xml:space="preserve"> persuaded the soldiers to let him pray. And the blessed Thomas went to pray, and knelt down, and rose up and stretched forth his hands to heaven, and spoke thus:</w:t>
       </w:r>
     </w:p>
     <w:p>
@@ -14670,7 +17925,23 @@
           <w:rFonts w:ascii="Gentium" w:hAnsi="Gentium" w:cs="Gentium"/>
           <w:color w:val="auto"/>
         </w:rPr>
-        <w:t xml:space="preserve"> He turned to his prayer; and it was this, “My Lord and my God, and hope and redeemer and leader and guide in all countries, be with all them that serve you, and guide me this day as I come to you. Do not let any take my soul, which I have committed to you; do not let the publicans see me, and do not let the exactors accuse me falsely (play the sycophant with me). Do not let the serpent see me, and do not let the children of the dragon hiss at me. Behold, Lord, I have accomplished your work and perfected your commandment. I have become a bondman; therefore, today do I receive freedom. Therefore, give me this and perfect me; and this I say, not because I doubt, but that they may hear for whom it is needful to hear.”</w:t>
+        <w:t xml:space="preserve"> He turned to his prayer; and it was this, “My Lord and my God, and hope and redeemer and leader and guide in all countries, be with </w:t>
+      </w:r>
+      <w:proofErr w:type="gramStart"/>
+      <w:r>
+        <w:rPr>
+          <w:rFonts w:ascii="Gentium" w:hAnsi="Gentium" w:cs="Gentium"/>
+          <w:color w:val="auto"/>
+        </w:rPr>
+        <w:t>all</w:t>
+      </w:r>
+      <w:proofErr w:type="gramEnd"/>
+      <w:r>
+        <w:rPr>
+          <w:rFonts w:ascii="Gentium" w:hAnsi="Gentium" w:cs="Gentium"/>
+          <w:color w:val="auto"/>
+        </w:rPr>
+        <w:t xml:space="preserve"> them that serve you, and guide me this day as I come to you. Do not let any take my soul, which I have committed to you; do not let the publicans see me, and do not let the exactors accuse me falsely (play the sycophant with me). Do not let the serpent see me, and do not let the children of the dragon hiss at me. Behold, Lord, I have accomplished your work and perfected your commandment. I have become a bondman; therefore, today do I receive freedom. Therefore, give me this and perfect me; and this I say, not because I doubt, but that they may hear for whom it is needful to hear.”</w:t>
       </w:r>
       <w:r>
         <w:rPr>
@@ -14739,7 +18010,23 @@
           <w:rFonts w:ascii="Gentium" w:hAnsi="Gentium" w:cs="Gentium"/>
           <w:color w:val="auto"/>
         </w:rPr>
-        <w:t>And all the brothers wept; and they brought beautiful robes and much and fair linen, and buried him in a royal sepulchre wherein the former (first) kings were laid.</w:t>
+        <w:t xml:space="preserve">And all the brothers wept; and they brought beautiful robes and much and fair </w:t>
+      </w:r>
+      <w:proofErr w:type="gramStart"/>
+      <w:r>
+        <w:rPr>
+          <w:rFonts w:ascii="Gentium" w:hAnsi="Gentium" w:cs="Gentium"/>
+          <w:color w:val="auto"/>
+        </w:rPr>
+        <w:t>linen, and</w:t>
+      </w:r>
+      <w:proofErr w:type="gramEnd"/>
+      <w:r>
+        <w:rPr>
+          <w:rFonts w:ascii="Gentium" w:hAnsi="Gentium" w:cs="Gentium"/>
+          <w:color w:val="auto"/>
+        </w:rPr>
+        <w:t xml:space="preserve"> buried him in a royal sepulchre wherein the former (first) kings were laid.</w:t>
       </w:r>
     </w:p>
     <w:p>
@@ -14785,21 +18072,85 @@
           <w:rFonts w:ascii="Gentium" w:hAnsi="Gentium" w:cs="Gentium"/>
           <w:color w:val="auto"/>
         </w:rPr>
-        <w:t>But Siphor and Iuzanes would not go down to the city but continued sitting by him all day. And the apostle Thomas appeared to them and said, “Why do you sit here and keep watch over me? I am not here, but I have gone up and received all that I was promised. But rise up and go down hence; for, after a little time, you also shall be gathered to me.”</w:t>
-      </w:r>
-    </w:p>
-    <w:p>
-      <w:pPr>
-        <w:pStyle w:val="NormalWeb"/>
-        <w:spacing w:before="120" w:beforeAutospacing="0" w:afterAutospacing="0"/>
-        <w:jc w:val="both"/>
-      </w:pPr>
-      <w:r>
-        <w:rPr>
-          <w:rFonts w:ascii="Gentium" w:hAnsi="Gentium" w:cs="Gentium"/>
-          <w:color w:val="auto"/>
-        </w:rPr>
-        <w:t>But Misdaeus and Charisius took away Mygdonia and Tertia and afflicted them sorely, because they did not consent to their will. And the apostle appeared to them and said, “Do not be deceived: Jesus the holy, the living one, shall quickly send help to you.” And Misdaeus and Charisius, when they perceived that Mygdonia and Tertia did not obey them, suffered them to live according to their own desire.</w:t>
+        <w:t xml:space="preserve">But </w:t>
+      </w:r>
+      <w:proofErr w:type="spellStart"/>
+      <w:r>
+        <w:rPr>
+          <w:rFonts w:ascii="Gentium" w:hAnsi="Gentium" w:cs="Gentium"/>
+          <w:color w:val="auto"/>
+        </w:rPr>
+        <w:t>Siphor</w:t>
+      </w:r>
+      <w:proofErr w:type="spellEnd"/>
+      <w:r>
+        <w:rPr>
+          <w:rFonts w:ascii="Gentium" w:hAnsi="Gentium" w:cs="Gentium"/>
+          <w:color w:val="auto"/>
+        </w:rPr>
+        <w:t xml:space="preserve"> and </w:t>
+      </w:r>
+      <w:proofErr w:type="spellStart"/>
+      <w:r>
+        <w:rPr>
+          <w:rFonts w:ascii="Gentium" w:hAnsi="Gentium" w:cs="Gentium"/>
+          <w:color w:val="auto"/>
+        </w:rPr>
+        <w:t>Iuzanes</w:t>
+      </w:r>
+      <w:proofErr w:type="spellEnd"/>
+      <w:r>
+        <w:rPr>
+          <w:rFonts w:ascii="Gentium" w:hAnsi="Gentium" w:cs="Gentium"/>
+          <w:color w:val="auto"/>
+        </w:rPr>
+        <w:t xml:space="preserve"> would not go down to the city but continued sitting by him all day. And the apostle Thomas appeared to them and said, “Why do you sit here and keep watch over me? I am not here, but I have gone up and received all that I was promised. But rise up and go down hence; for, after a little time, you also shall be gathered to me.”</w:t>
+      </w:r>
+    </w:p>
+    <w:p>
+      <w:pPr>
+        <w:pStyle w:val="NormalWeb"/>
+        <w:spacing w:before="120" w:beforeAutospacing="0" w:afterAutospacing="0"/>
+        <w:jc w:val="both"/>
+      </w:pPr>
+      <w:r>
+        <w:rPr>
+          <w:rFonts w:ascii="Gentium" w:hAnsi="Gentium" w:cs="Gentium"/>
+          <w:color w:val="auto"/>
+        </w:rPr>
+        <w:t xml:space="preserve">But </w:t>
+      </w:r>
+      <w:proofErr w:type="spellStart"/>
+      <w:r>
+        <w:rPr>
+          <w:rFonts w:ascii="Gentium" w:hAnsi="Gentium" w:cs="Gentium"/>
+          <w:color w:val="auto"/>
+        </w:rPr>
+        <w:t>Misdaeus</w:t>
+      </w:r>
+      <w:proofErr w:type="spellEnd"/>
+      <w:r>
+        <w:rPr>
+          <w:rFonts w:ascii="Gentium" w:hAnsi="Gentium" w:cs="Gentium"/>
+          <w:color w:val="auto"/>
+        </w:rPr>
+        <w:t xml:space="preserve"> and Charisius took away Mygdonia and Tertia and afflicted them sorely, because they did not consent to their will. And the apostle appeared to them and said, “Do not be deceived: Jesus the holy, the living one, shall quickly send help to you.” And </w:t>
+      </w:r>
+      <w:proofErr w:type="spellStart"/>
+      <w:r>
+        <w:rPr>
+          <w:rFonts w:ascii="Gentium" w:hAnsi="Gentium" w:cs="Gentium"/>
+          <w:color w:val="auto"/>
+        </w:rPr>
+        <w:t>Misdaeus</w:t>
+      </w:r>
+      <w:proofErr w:type="spellEnd"/>
+      <w:r>
+        <w:rPr>
+          <w:rFonts w:ascii="Gentium" w:hAnsi="Gentium" w:cs="Gentium"/>
+          <w:color w:val="auto"/>
+        </w:rPr>
+        <w:t xml:space="preserve"> and Charisius, when they perceived that Mygdonia and Tertia did not obey them, suffered them to live according to their own desire.</w:t>
       </w:r>
     </w:p>
     <w:p>
@@ -14814,7 +18165,39 @@
           <w:color w:val="auto"/>
         </w:rPr>
         <w:lastRenderedPageBreak/>
-        <w:t>And the brothers gathered together and rejoiced in the grace of the Holy Ghost. Now, the apostle Thomas, when he departed out of the world, made Siphor a presbyter and Iuzanes a deacon, when he went up into the mountain to die. And the Lord wrought with them, and many were added to the faith.</w:t>
+        <w:t xml:space="preserve">And the brothers gathered together and rejoiced in the grace of the Holy Ghost. Now, the apostle Thomas, when he departed out of the world, made </w:t>
+      </w:r>
+      <w:proofErr w:type="spellStart"/>
+      <w:r>
+        <w:rPr>
+          <w:rFonts w:ascii="Gentium" w:hAnsi="Gentium" w:cs="Gentium"/>
+          <w:color w:val="auto"/>
+        </w:rPr>
+        <w:t>Siphor</w:t>
+      </w:r>
+      <w:proofErr w:type="spellEnd"/>
+      <w:r>
+        <w:rPr>
+          <w:rFonts w:ascii="Gentium" w:hAnsi="Gentium" w:cs="Gentium"/>
+          <w:color w:val="auto"/>
+        </w:rPr>
+        <w:t xml:space="preserve"> a presbyter and </w:t>
+      </w:r>
+      <w:proofErr w:type="spellStart"/>
+      <w:r>
+        <w:rPr>
+          <w:rFonts w:ascii="Gentium" w:hAnsi="Gentium" w:cs="Gentium"/>
+          <w:color w:val="auto"/>
+        </w:rPr>
+        <w:t>Iuzanes</w:t>
+      </w:r>
+      <w:proofErr w:type="spellEnd"/>
+      <w:r>
+        <w:rPr>
+          <w:rFonts w:ascii="Gentium" w:hAnsi="Gentium" w:cs="Gentium"/>
+          <w:color w:val="auto"/>
+        </w:rPr>
+        <w:t xml:space="preserve"> a deacon, when he went up into the mountain to die. And the Lord wrought with them, and many were added to the faith.</w:t>
       </w:r>
     </w:p>
     <w:p>
@@ -14860,7 +18243,55 @@
           <w:rFonts w:ascii="Gentium" w:hAnsi="Gentium" w:cs="Gentium"/>
           <w:color w:val="auto"/>
         </w:rPr>
-        <w:t>Now, it came to pass after a long time that one of the children of Misdaeus the king was smitten by a devil, and no man could cure him; for, the devil was exceedingly fierce. And Misdaeus the king took thought and said, “I will go and open the sepulchre, and take a bone of the apostle of God and hang it on my son and he shall be healed.” But, while Misdaeus thought on this, the apostle Thomas appeared to him and said to him, “You do not believe in a living man, and will you believe in the dead? Yet fear not! For, my Lord Jesus Christ has compassion on you and pities you of his goodness.”</w:t>
+        <w:t xml:space="preserve">Now, it came to pass after a long time that one of the children of </w:t>
+      </w:r>
+      <w:proofErr w:type="spellStart"/>
+      <w:r>
+        <w:rPr>
+          <w:rFonts w:ascii="Gentium" w:hAnsi="Gentium" w:cs="Gentium"/>
+          <w:color w:val="auto"/>
+        </w:rPr>
+        <w:t>Misdaeus</w:t>
+      </w:r>
+      <w:proofErr w:type="spellEnd"/>
+      <w:r>
+        <w:rPr>
+          <w:rFonts w:ascii="Gentium" w:hAnsi="Gentium" w:cs="Gentium"/>
+          <w:color w:val="auto"/>
+        </w:rPr>
+        <w:t xml:space="preserve"> the king was smitten by a devil, and no man could cure him; for, the devil was exceedingly fierce. And </w:t>
+      </w:r>
+      <w:proofErr w:type="spellStart"/>
+      <w:r>
+        <w:rPr>
+          <w:rFonts w:ascii="Gentium" w:hAnsi="Gentium" w:cs="Gentium"/>
+          <w:color w:val="auto"/>
+        </w:rPr>
+        <w:t>Misdaeus</w:t>
+      </w:r>
+      <w:proofErr w:type="spellEnd"/>
+      <w:r>
+        <w:rPr>
+          <w:rFonts w:ascii="Gentium" w:hAnsi="Gentium" w:cs="Gentium"/>
+          <w:color w:val="auto"/>
+        </w:rPr>
+        <w:t xml:space="preserve"> the king took thought and said, “I will go and open the sepulchre, and take a bone of the apostle of God and hang it on my son and he shall be healed.” But, while </w:t>
+      </w:r>
+      <w:proofErr w:type="spellStart"/>
+      <w:r>
+        <w:rPr>
+          <w:rFonts w:ascii="Gentium" w:hAnsi="Gentium" w:cs="Gentium"/>
+          <w:color w:val="auto"/>
+        </w:rPr>
+        <w:t>Misdaeus</w:t>
+      </w:r>
+      <w:proofErr w:type="spellEnd"/>
+      <w:r>
+        <w:rPr>
+          <w:rFonts w:ascii="Gentium" w:hAnsi="Gentium" w:cs="Gentium"/>
+          <w:color w:val="auto"/>
+        </w:rPr>
+        <w:t xml:space="preserve"> thought on this, the apostle Thomas appeared to him and said to him, “You do not believe in a living man, and will you believe in the dead? Yet fear not! For, my Lord Jesus Christ has compassion on you and pities you of his goodness.”</w:t>
       </w:r>
     </w:p>
     <w:p>
@@ -14890,7 +18321,23 @@
           <w:rFonts w:ascii="Gentium" w:hAnsi="Gentium" w:cs="Gentium"/>
           <w:color w:val="auto"/>
         </w:rPr>
-        <w:t xml:space="preserve">, but did not find the apostle there; for, one of the brothers had stolen him away and taken him to Mesopotamia; but, from that place where the bones of the apostle had lain, Misdaeus took dust and put it about his son’s </w:t>
+        <w:t xml:space="preserve">, but did not find the apostle there; for, one of the brothers had stolen him away and taken him to Mesopotamia; but, from that place where the bones of the apostle had lain, </w:t>
+      </w:r>
+      <w:proofErr w:type="spellStart"/>
+      <w:r>
+        <w:rPr>
+          <w:rFonts w:ascii="Gentium" w:hAnsi="Gentium" w:cs="Gentium"/>
+          <w:color w:val="auto"/>
+        </w:rPr>
+        <w:t>Misdaeus</w:t>
+      </w:r>
+      <w:proofErr w:type="spellEnd"/>
+      <w:r>
+        <w:rPr>
+          <w:rFonts w:ascii="Gentium" w:hAnsi="Gentium" w:cs="Gentium"/>
+          <w:color w:val="auto"/>
+        </w:rPr>
+        <w:t xml:space="preserve"> took dust and put it about his son’s </w:t>
       </w:r>
       <w:r>
         <w:rPr>
@@ -14915,12 +18362,85 @@
         <w:spacing w:before="120" w:beforeAutospacing="0" w:afterAutospacing="0"/>
         <w:jc w:val="both"/>
       </w:pPr>
-      <w:r>
-        <w:rPr>
-          <w:rFonts w:ascii="Gentium" w:hAnsi="Gentium" w:cs="Gentium"/>
-          <w:color w:val="auto"/>
-        </w:rPr>
-        <w:t>Misdaeus the king, therefore, was also gathered among the brothers, and bowed his head under the hands of Siphor the priest; and Siphor said to the brothers, “Pray for Misdaeus the king, that he may obtain mercy of Jesus Christ, and that he may no more remember evil against him.” They all, therefore, with one accord rejoicing, made prayer for him; and the Lord that loves men, the King of kings and Lord of lords, granted Misdaeus also to have hope in him; and he was gathered with the multitude of them that had believed in Christ, glorifying the Father and the Son and the Holy Ghost, whose is power and adoration, now and for ever and world without end. Amen.</w:t>
+      <w:proofErr w:type="spellStart"/>
+      <w:r>
+        <w:rPr>
+          <w:rFonts w:ascii="Gentium" w:hAnsi="Gentium" w:cs="Gentium"/>
+          <w:color w:val="auto"/>
+        </w:rPr>
+        <w:t>Misdaeus</w:t>
+      </w:r>
+      <w:proofErr w:type="spellEnd"/>
+      <w:r>
+        <w:rPr>
+          <w:rFonts w:ascii="Gentium" w:hAnsi="Gentium" w:cs="Gentium"/>
+          <w:color w:val="auto"/>
+        </w:rPr>
+        <w:t xml:space="preserve"> the king, therefore, was also gathered among the brothers, and bowed his head under the hands of </w:t>
+      </w:r>
+      <w:proofErr w:type="spellStart"/>
+      <w:r>
+        <w:rPr>
+          <w:rFonts w:ascii="Gentium" w:hAnsi="Gentium" w:cs="Gentium"/>
+          <w:color w:val="auto"/>
+        </w:rPr>
+        <w:t>Siphor</w:t>
+      </w:r>
+      <w:proofErr w:type="spellEnd"/>
+      <w:r>
+        <w:rPr>
+          <w:rFonts w:ascii="Gentium" w:hAnsi="Gentium" w:cs="Gentium"/>
+          <w:color w:val="auto"/>
+        </w:rPr>
+        <w:t xml:space="preserve"> the priest; and </w:t>
+      </w:r>
+      <w:proofErr w:type="spellStart"/>
+      <w:r>
+        <w:rPr>
+          <w:rFonts w:ascii="Gentium" w:hAnsi="Gentium" w:cs="Gentium"/>
+          <w:color w:val="auto"/>
+        </w:rPr>
+        <w:t>Siphor</w:t>
+      </w:r>
+      <w:proofErr w:type="spellEnd"/>
+      <w:r>
+        <w:rPr>
+          <w:rFonts w:ascii="Gentium" w:hAnsi="Gentium" w:cs="Gentium"/>
+          <w:color w:val="auto"/>
+        </w:rPr>
+        <w:t xml:space="preserve"> said to the brothers, “Pray for </w:t>
+      </w:r>
+      <w:proofErr w:type="spellStart"/>
+      <w:r>
+        <w:rPr>
+          <w:rFonts w:ascii="Gentium" w:hAnsi="Gentium" w:cs="Gentium"/>
+          <w:color w:val="auto"/>
+        </w:rPr>
+        <w:t>Misdaeus</w:t>
+      </w:r>
+      <w:proofErr w:type="spellEnd"/>
+      <w:r>
+        <w:rPr>
+          <w:rFonts w:ascii="Gentium" w:hAnsi="Gentium" w:cs="Gentium"/>
+          <w:color w:val="auto"/>
+        </w:rPr>
+        <w:t xml:space="preserve"> the king, that he may obtain mercy of Jesus Christ, and that he may no more remember evil against him.” They all, therefore, with one accord rejoicing, made prayer for him; and the Lord that loves men, the King of kings and Lord of lords, granted </w:t>
+      </w:r>
+      <w:proofErr w:type="spellStart"/>
+      <w:r>
+        <w:rPr>
+          <w:rFonts w:ascii="Gentium" w:hAnsi="Gentium" w:cs="Gentium"/>
+          <w:color w:val="auto"/>
+        </w:rPr>
+        <w:t>Misdaeus</w:t>
+      </w:r>
+      <w:proofErr w:type="spellEnd"/>
+      <w:r>
+        <w:rPr>
+          <w:rFonts w:ascii="Gentium" w:hAnsi="Gentium" w:cs="Gentium"/>
+          <w:color w:val="auto"/>
+        </w:rPr>
+        <w:t xml:space="preserve"> also to have hope in him; and he was gathered with the multitude of them that had believed in Christ, glorifying the Father and the Son and the Holy Ghost, whose is power and adoration, now and for ever and world without end. Amen.</w:t>
       </w:r>
     </w:p>
     <w:p>
@@ -14965,6 +18485,44 @@
     </w:sectPr>
   </w:body>
 </w:document>
+</file>
+
+<file path=word/endnotes.xml><?xml version="1.0" encoding="utf-8"?>
+<w:endnotes xmlns:wpc="http://schemas.microsoft.com/office/word/2010/wordprocessingCanvas" xmlns:cx="http://schemas.microsoft.com/office/drawing/2014/chartex" xmlns:cx1="http://schemas.microsoft.com/office/drawing/2015/9/8/chartex" xmlns:cx2="http://schemas.microsoft.com/office/drawing/2015/10/21/chartex" xmlns:cx3="http://schemas.microsoft.com/office/drawing/2016/5/9/chartex" xmlns:cx4="http://schemas.microsoft.com/office/drawing/2016/5/10/chartex" xmlns:cx5="http://schemas.microsoft.com/office/drawing/2016/5/11/chartex" xmlns:cx6="http://schemas.microsoft.com/office/drawing/2016/5/12/chartex" xmlns:cx7="http://schemas.microsoft.com/office/drawing/2016/5/13/chartex" xmlns:cx8="http://schemas.microsoft.com/office/drawing/2016/5/14/chartex" xmlns:mc="http://schemas.openxmlformats.org/markup-compatibility/2006" xmlns:aink="http://schemas.microsoft.com/office/drawing/2016/ink" xmlns:am3d="http://schemas.microsoft.com/office/drawing/2017/model3d" xmlns:o="urn:schemas-microsoft-com:office:office" xmlns:oel="http://schemas.microsoft.com/office/2019/extlst" xmlns:r="http://schemas.openxmlformats.org/officeDocument/2006/relationships" xmlns:m="http://schemas.openxmlformats.org/officeDocument/2006/math" xmlns:v="urn:schemas-microsoft-com:vml" xmlns:wp14="http://schemas.microsoft.com/office/word/2010/wordprocessingDrawing" xmlns:wp="http://schemas.openxmlformats.org/drawingml/2006/wordprocessingDrawing" xmlns:w10="urn:schemas-microsoft-com:office:word" xmlns:w="http://schemas.openxmlformats.org/wordprocessingml/2006/main" xmlns:w14="http://schemas.microsoft.com/office/word/2010/wordml" xmlns:w15="http://schemas.microsoft.com/office/word/2012/wordml" xmlns:w16cex="http://schemas.microsoft.com/office/word/2018/wordml/cex" xmlns:w16cid="http://schemas.microsoft.com/office/word/2016/wordml/cid" xmlns:w16="http://schemas.microsoft.com/office/word/2018/wordml" xmlns:w16du="http://schemas.microsoft.com/office/word/2023/wordml/word16du" xmlns:w16sdtdh="http://schemas.microsoft.com/office/word/2020/wordml/sdtdatahash" xmlns:w16sdtfl="http://schemas.microsoft.com/office/word/2024/wordml/sdtformatlock" xmlns:w16se="http://schemas.microsoft.com/office/word/2015/wordml/symex" xmlns:wpg="http://schemas.microsoft.com/office/word/2010/wordprocessingGroup" xmlns:wpi="http://schemas.microsoft.com/office/word/2010/wordprocessingInk" xmlns:wne="http://schemas.microsoft.com/office/word/2006/wordml" xmlns:wps="http://schemas.microsoft.com/office/word/2010/wordprocessingShape" mc:Ignorable="w14 w15 w16se w16cid w16 w16cex w16sdtdh w16sdtfl w16du wp14">
+  <w:endnote w:type="separator" w:id="-1">
+    <w:p>
+      <w:r>
+        <w:separator/>
+      </w:r>
+    </w:p>
+  </w:endnote>
+  <w:endnote w:type="continuationSeparator" w:id="0">
+    <w:p>
+      <w:r>
+        <w:continuationSeparator/>
+      </w:r>
+    </w:p>
+  </w:endnote>
+</w:endnotes>
+</file>
+
+<file path=word/footnotes.xml><?xml version="1.0" encoding="utf-8"?>
+<w:footnotes xmlns:wpc="http://schemas.microsoft.com/office/word/2010/wordprocessingCanvas" xmlns:cx="http://schemas.microsoft.com/office/drawing/2014/chartex" xmlns:cx1="http://schemas.microsoft.com/office/drawing/2015/9/8/chartex" xmlns:cx2="http://schemas.microsoft.com/office/drawing/2015/10/21/chartex" xmlns:cx3="http://schemas.microsoft.com/office/drawing/2016/5/9/chartex" xmlns:cx4="http://schemas.microsoft.com/office/drawing/2016/5/10/chartex" xmlns:cx5="http://schemas.microsoft.com/office/drawing/2016/5/11/chartex" xmlns:cx6="http://schemas.microsoft.com/office/drawing/2016/5/12/chartex" xmlns:cx7="http://schemas.microsoft.com/office/drawing/2016/5/13/chartex" xmlns:cx8="http://schemas.microsoft.com/office/drawing/2016/5/14/chartex" xmlns:mc="http://schemas.openxmlformats.org/markup-compatibility/2006" xmlns:aink="http://schemas.microsoft.com/office/drawing/2016/ink" xmlns:am3d="http://schemas.microsoft.com/office/drawing/2017/model3d" xmlns:o="urn:schemas-microsoft-com:office:office" xmlns:oel="http://schemas.microsoft.com/office/2019/extlst" xmlns:r="http://schemas.openxmlformats.org/officeDocument/2006/relationships" xmlns:m="http://schemas.openxmlformats.org/officeDocument/2006/math" xmlns:v="urn:schemas-microsoft-com:vml" xmlns:wp14="http://schemas.microsoft.com/office/word/2010/wordprocessingDrawing" xmlns:wp="http://schemas.openxmlformats.org/drawingml/2006/wordprocessingDrawing" xmlns:w10="urn:schemas-microsoft-com:office:word" xmlns:w="http://schemas.openxmlformats.org/wordprocessingml/2006/main" xmlns:w14="http://schemas.microsoft.com/office/word/2010/wordml" xmlns:w15="http://schemas.microsoft.com/office/word/2012/wordml" xmlns:w16cex="http://schemas.microsoft.com/office/word/2018/wordml/cex" xmlns:w16cid="http://schemas.microsoft.com/office/word/2016/wordml/cid" xmlns:w16="http://schemas.microsoft.com/office/word/2018/wordml" xmlns:w16du="http://schemas.microsoft.com/office/word/2023/wordml/word16du" xmlns:w16sdtdh="http://schemas.microsoft.com/office/word/2020/wordml/sdtdatahash" xmlns:w16sdtfl="http://schemas.microsoft.com/office/word/2024/wordml/sdtformatlock" xmlns:w16se="http://schemas.microsoft.com/office/word/2015/wordml/symex" xmlns:wpg="http://schemas.microsoft.com/office/word/2010/wordprocessingGroup" xmlns:wpi="http://schemas.microsoft.com/office/word/2010/wordprocessingInk" xmlns:wne="http://schemas.microsoft.com/office/word/2006/wordml" xmlns:wps="http://schemas.microsoft.com/office/word/2010/wordprocessingShape" mc:Ignorable="w14 w15 w16se w16cid w16 w16cex w16sdtdh w16sdtfl w16du wp14">
+  <w:footnote w:type="separator" w:id="-1">
+    <w:p>
+      <w:r>
+        <w:separator/>
+      </w:r>
+    </w:p>
+  </w:footnote>
+  <w:footnote w:type="continuationSeparator" w:id="0">
+    <w:p>
+      <w:r>
+        <w:continuationSeparator/>
+      </w:r>
+    </w:p>
+  </w:footnote>
+</w:footnotes>
 </file>
 
 <file path=word/styles.xml><?xml version="1.0" encoding="utf-8"?>
@@ -15436,6 +18994,52 @@
       <w:lang w:bidi="he-IL"/>
     </w:rPr>
   </w:style>
+  <w:style w:type="paragraph" w:styleId="Header">
+    <w:name w:val="header"/>
+    <w:basedOn w:val="Normal"/>
+    <w:link w:val="HeaderChar"/>
+    <w:rsid w:val="009037F2"/>
+    <w:pPr>
+      <w:tabs>
+        <w:tab w:val="center" w:pos="4513"/>
+        <w:tab w:val="right" w:pos="9026"/>
+      </w:tabs>
+    </w:pPr>
+  </w:style>
+  <w:style w:type="character" w:customStyle="1" w:styleId="HeaderChar">
+    <w:name w:val="Header Char"/>
+    <w:basedOn w:val="DefaultParagraphFont"/>
+    <w:link w:val="Header"/>
+    <w:rsid w:val="009037F2"/>
+    <w:rPr>
+      <w:sz w:val="24"/>
+      <w:szCs w:val="24"/>
+      <w:lang w:eastAsia="en-US" w:bidi="ar-SA"/>
+    </w:rPr>
+  </w:style>
+  <w:style w:type="paragraph" w:styleId="Footer">
+    <w:name w:val="footer"/>
+    <w:basedOn w:val="Normal"/>
+    <w:link w:val="FooterChar"/>
+    <w:rsid w:val="009037F2"/>
+    <w:pPr>
+      <w:tabs>
+        <w:tab w:val="center" w:pos="4513"/>
+        <w:tab w:val="right" w:pos="9026"/>
+      </w:tabs>
+    </w:pPr>
+  </w:style>
+  <w:style w:type="character" w:customStyle="1" w:styleId="FooterChar">
+    <w:name w:val="Footer Char"/>
+    <w:basedOn w:val="DefaultParagraphFont"/>
+    <w:link w:val="Footer"/>
+    <w:rsid w:val="009037F2"/>
+    <w:rPr>
+      <w:sz w:val="24"/>
+      <w:szCs w:val="24"/>
+      <w:lang w:eastAsia="en-US" w:bidi="ar-SA"/>
+    </w:rPr>
+  </w:style>
 </w:styles>
 </file>
 
